--- a/papers/Supp_cholera_outbreak_modeling_31Oct2025.docx
+++ b/papers/Supp_cholera_outbreak_modeling_31Oct2025.docx
@@ -4,16 +4,7 @@
   <w:body>
     <w:p>
       <w:r>
-        <w:t>Impact of cholera outbreak response immunization: Insights from modeling outbreaks in sub-Saharan Africa, 2010-202</w:t>
-      </w:r>
-      <w:r>
-        <w:rPr>
-          <w:rFonts w:hint="eastAsia"/>
-        </w:rPr>
-        <w:t>0</w:t>
-      </w:r>
-      <w:r>
-        <w:t>.</w:t>
+        <w:t>Impact of oral cholera vaccine outbreak response immunization in sub-Saharan Africa, 2010–2020: a modeling analysis</w:t>
       </w:r>
     </w:p>
     <w:p>
@@ -8303,12 +8294,32 @@
         <w:rPr>
           <w:rFonts w:ascii="Aptos" w:hAnsi="Aptos" w:cs="Cambria Math"/>
         </w:rPr>
-        <w:t>Impact of outbreak response immunization (ORI)</w:t>
+        <w:t>Impact</w:t>
       </w:r>
       <w:r>
         <w:rPr>
           <w:rFonts w:ascii="Aptos" w:hAnsi="Aptos" w:cs="Cambria Math" w:hint="eastAsia"/>
         </w:rPr>
+        <w:t xml:space="preserve"> and </w:t>
+      </w:r>
+      <w:proofErr w:type="spellStart"/>
+      <w:r>
+        <w:rPr>
+          <w:rFonts w:ascii="Aptos" w:hAnsi="Aptos" w:cs="Cambria Math" w:hint="eastAsia"/>
+        </w:rPr>
+        <w:t>efficency</w:t>
+      </w:r>
+      <w:proofErr w:type="spellEnd"/>
+      <w:r>
+        <w:rPr>
+          <w:rFonts w:ascii="Aptos" w:hAnsi="Aptos" w:cs="Cambria Math"/>
+        </w:rPr>
+        <w:t xml:space="preserve"> of outbreak response immunization (ORI)</w:t>
+      </w:r>
+      <w:r>
+        <w:rPr>
+          <w:rFonts w:ascii="Aptos" w:hAnsi="Aptos" w:cs="Cambria Math" w:hint="eastAsia"/>
+        </w:rPr>
         <w:t xml:space="preserve"> across implementation delays and subsets by attack rate, case fatality ratio, duration, and size</w:t>
       </w:r>
       <w:r>
@@ -8321,7 +8332,19 @@
         <w:rPr>
           <w:rFonts w:ascii="Aptos" w:hAnsi="Aptos" w:cs="Cambria Math" w:hint="eastAsia"/>
         </w:rPr>
-        <w:t xml:space="preserve">Case averted (B) percent case averted, (C) case averted per 1,000 OCV and (D) DALY averted per 1,000 OCVs. </w:t>
+        <w:t>Case averted (B) percent</w:t>
+      </w:r>
+      <w:r>
+        <w:rPr>
+          <w:rFonts w:ascii="Aptos" w:hAnsi="Aptos" w:cs="Cambria Math" w:hint="eastAsia"/>
+        </w:rPr>
+        <w:t>age</w:t>
+      </w:r>
+      <w:r>
+        <w:rPr>
+          <w:rFonts w:ascii="Aptos" w:hAnsi="Aptos" w:cs="Cambria Math" w:hint="eastAsia"/>
+        </w:rPr>
+        <w:t xml:space="preserve"> case averted, (C) case averted per 1,000 OCV and (D) DALY averted per 1,000 OCVs. </w:t>
       </w:r>
     </w:p>
     <w:p>
@@ -8337,11 +8360,17 @@
           <w:noProof/>
         </w:rPr>
         <w:lastRenderedPageBreak/>
+        <w:t xml:space="preserve"> </w:t>
+      </w:r>
+      <w:r>
+        <w:rPr>
+          <w:noProof/>
+        </w:rPr>
         <w:drawing>
-          <wp:inline distT="0" distB="0" distL="0" distR="0" wp14:anchorId="2FE151A4" wp14:editId="5872DE35">
-            <wp:extent cx="2908300" cy="8229600"/>
-            <wp:effectExtent l="0" t="0" r="6350" b="0"/>
-            <wp:docPr id="1018431998" name="Picture 1" descr="A screenshot of a graph&#10;&#10;AI-generated content may be incorrect."/>
+          <wp:inline distT="0" distB="0" distL="0" distR="0" wp14:anchorId="6F404D8D" wp14:editId="65FF2E49">
+            <wp:extent cx="2907665" cy="8229600"/>
+            <wp:effectExtent l="0" t="0" r="6985" b="0"/>
+            <wp:docPr id="1725659459" name="Picture 1" descr="A screenshot of a graph&#10;&#10;AI-generated content may be incorrect."/>
             <wp:cNvGraphicFramePr>
               <a:graphicFrameLocks xmlns:a="http://schemas.openxmlformats.org/drawingml/2006/main" noChangeAspect="1"/>
             </wp:cNvGraphicFramePr>
@@ -8349,7 +8378,7 @@
               <a:graphicData uri="http://schemas.openxmlformats.org/drawingml/2006/picture">
                 <pic:pic xmlns:pic="http://schemas.openxmlformats.org/drawingml/2006/picture">
                   <pic:nvPicPr>
-                    <pic:cNvPr id="1018431998" name="Picture 1" descr="A screenshot of a graph&#10;&#10;AI-generated content may be incorrect."/>
+                    <pic:cNvPr id="1725659459" name="Picture 1" descr="A screenshot of a graph&#10;&#10;AI-generated content may be incorrect."/>
                     <pic:cNvPicPr/>
                   </pic:nvPicPr>
                   <pic:blipFill>
@@ -8361,7 +8390,7 @@
                   <pic:spPr>
                     <a:xfrm>
                       <a:off x="0" y="0"/>
-                      <a:ext cx="2908300" cy="8229600"/>
+                      <a:ext cx="2907665" cy="8229600"/>
                     </a:xfrm>
                     <a:prstGeom prst="rect">
                       <a:avLst/>
@@ -8374,20 +8403,11 @@
         </w:drawing>
       </w:r>
       <w:r>
-        <w:rPr>
-          <w:noProof/>
-        </w:rPr>
-        <w:t xml:space="preserve"> </w:t>
-      </w:r>
-      <w:r>
-        <w:rPr>
-          <w:noProof/>
-        </w:rPr>
         <w:drawing>
-          <wp:inline distT="0" distB="0" distL="0" distR="0" wp14:anchorId="26521085" wp14:editId="0F4583C8">
+          <wp:inline distT="0" distB="0" distL="0" distR="0" wp14:anchorId="7EC04B4B" wp14:editId="0E3EDF52">
             <wp:extent cx="2908300" cy="8229600"/>
             <wp:effectExtent l="0" t="0" r="6350" b="0"/>
-            <wp:docPr id="444251668" name="Picture 1" descr="A chart of different colors&#10;&#10;AI-generated content may be incorrect."/>
+            <wp:docPr id="805911306" name="Picture 1" descr="A chart of different colors&#10;&#10;AI-generated content may be incorrect."/>
             <wp:cNvGraphicFramePr>
               <a:graphicFrameLocks xmlns:a="http://schemas.openxmlformats.org/drawingml/2006/main" noChangeAspect="1"/>
             </wp:cNvGraphicFramePr>
@@ -8395,7 +8415,7 @@
               <a:graphicData uri="http://schemas.openxmlformats.org/drawingml/2006/picture">
                 <pic:pic xmlns:pic="http://schemas.openxmlformats.org/drawingml/2006/picture">
                   <pic:nvPicPr>
-                    <pic:cNvPr id="444251668" name="Picture 1" descr="A chart of different colors&#10;&#10;AI-generated content may be incorrect."/>
+                    <pic:cNvPr id="805911306" name="Picture 1" descr="A chart of different colors&#10;&#10;AI-generated content may be incorrect."/>
                     <pic:cNvPicPr/>
                   </pic:nvPicPr>
                   <pic:blipFill>
@@ -8432,11 +8452,14 @@
         <w:rPr>
           <w:noProof/>
         </w:rPr>
+        <w:t xml:space="preserve"> </w:t>
+      </w:r>
+      <w:r>
         <w:drawing>
-          <wp:inline distT="0" distB="0" distL="0" distR="0" wp14:anchorId="1991B96D" wp14:editId="39BE427B">
+          <wp:inline distT="0" distB="0" distL="0" distR="0" wp14:anchorId="7A64AD33" wp14:editId="7E0A4D9B">
             <wp:extent cx="2908300" cy="8229600"/>
             <wp:effectExtent l="0" t="0" r="6350" b="0"/>
-            <wp:docPr id="2072809375" name="Picture 1" descr="A blue and grey color chart&#10;&#10;AI-generated content may be incorrect."/>
+            <wp:docPr id="1222807155" name="Picture 1" descr="A blue and grey color chart&#10;&#10;AI-generated content may be incorrect."/>
             <wp:cNvGraphicFramePr>
               <a:graphicFrameLocks xmlns:a="http://schemas.openxmlformats.org/drawingml/2006/main" noChangeAspect="1"/>
             </wp:cNvGraphicFramePr>
@@ -8444,7 +8467,7 @@
               <a:graphicData uri="http://schemas.openxmlformats.org/drawingml/2006/picture">
                 <pic:pic xmlns:pic="http://schemas.openxmlformats.org/drawingml/2006/picture">
                   <pic:nvPicPr>
-                    <pic:cNvPr id="2072809375" name="Picture 1" descr="A blue and grey color chart&#10;&#10;AI-generated content may be incorrect."/>
+                    <pic:cNvPr id="1222807155" name="Picture 1" descr="A blue and grey color chart&#10;&#10;AI-generated content may be incorrect."/>
                     <pic:cNvPicPr/>
                   </pic:nvPicPr>
                   <pic:blipFill>
@@ -8469,20 +8492,11 @@
         </w:drawing>
       </w:r>
       <w:r>
-        <w:rPr>
-          <w:noProof/>
-        </w:rPr>
-        <w:t xml:space="preserve"> </w:t>
-      </w:r>
-      <w:r>
-        <w:rPr>
-          <w:noProof/>
-        </w:rPr>
         <w:drawing>
-          <wp:inline distT="0" distB="0" distL="0" distR="0" wp14:anchorId="6A7F644F" wp14:editId="388362B4">
+          <wp:inline distT="0" distB="0" distL="0" distR="0" wp14:anchorId="0CD367EB" wp14:editId="7E01AA4A">
             <wp:extent cx="2908300" cy="8229600"/>
             <wp:effectExtent l="0" t="0" r="6350" b="0"/>
-            <wp:docPr id="1349123968" name="Picture 1" descr="A blue and green color chart&#10;&#10;AI-generated content may be incorrect."/>
+            <wp:docPr id="710254344" name="Picture 1" descr="A blue and green chart&#10;&#10;AI-generated content may be incorrect."/>
             <wp:cNvGraphicFramePr>
               <a:graphicFrameLocks xmlns:a="http://schemas.openxmlformats.org/drawingml/2006/main" noChangeAspect="1"/>
             </wp:cNvGraphicFramePr>
@@ -8490,7 +8504,7 @@
               <a:graphicData uri="http://schemas.openxmlformats.org/drawingml/2006/picture">
                 <pic:pic xmlns:pic="http://schemas.openxmlformats.org/drawingml/2006/picture">
                   <pic:nvPicPr>
-                    <pic:cNvPr id="1349123968" name="Picture 1" descr="A blue and green color chart&#10;&#10;AI-generated content may be incorrect."/>
+                    <pic:cNvPr id="710254344" name="Picture 1" descr="A blue and green chart&#10;&#10;AI-generated content may be incorrect."/>
                     <pic:cNvPicPr/>
                   </pic:nvPicPr>
                   <pic:blipFill>
@@ -12944,5928 +12958,6 @@
     <w:p/>
     <w:p>
       <w:pPr>
-        <w:pStyle w:val="Heading3"/>
-        <w:rPr>
-          <w:color w:val="auto"/>
-        </w:rPr>
-      </w:pPr>
-      <w:bookmarkStart w:id="27" w:name="_Toc208578234"/>
-      <w:bookmarkStart w:id="28" w:name="_Hlk201136398"/>
-      <w:r>
-        <w:rPr>
-          <w:color w:val="auto"/>
-        </w:rPr>
-        <w:lastRenderedPageBreak/>
-        <w:t>Table S</w:t>
-      </w:r>
-      <w:r>
-        <w:rPr>
-          <w:rFonts w:hint="eastAsia"/>
-          <w:color w:val="auto"/>
-        </w:rPr>
-        <w:t>2</w:t>
-      </w:r>
-      <w:bookmarkEnd w:id="27"/>
-    </w:p>
-    <w:p>
-      <w:pPr>
-        <w:rPr>
-          <w:rFonts w:ascii="Aptos" w:hAnsi="Aptos" w:cs="Cambria Math"/>
-        </w:rPr>
-      </w:pPr>
-      <w:r>
-        <w:rPr>
-          <w:rFonts w:ascii="Aptos" w:hAnsi="Aptos" w:cs="Aptos" w:hint="eastAsia"/>
-        </w:rPr>
-        <w:t xml:space="preserve">Impact of ORI with vaccine coverage 75% under </w:t>
-      </w:r>
-      <w:r>
-        <w:rPr>
-          <w:rFonts w:ascii="Aptos" w:hAnsi="Aptos" w:cs="Aptos"/>
-        </w:rPr>
-        <w:t>the</w:t>
-      </w:r>
-      <w:r>
-        <w:rPr>
-          <w:rFonts w:ascii="Aptos" w:hAnsi="Aptos" w:cs="Aptos" w:hint="eastAsia"/>
-        </w:rPr>
-        <w:t xml:space="preserve"> case-triggered scenario. </w:t>
-      </w:r>
-      <w:r>
-        <w:rPr>
-          <w:rFonts w:ascii="Aptos" w:hAnsi="Aptos" w:cs="Cambria Math"/>
-        </w:rPr>
-        <w:t xml:space="preserve">Values indicate the median with </w:t>
-      </w:r>
-      <w:r>
-        <w:rPr>
-          <w:rFonts w:ascii="Aptos" w:hAnsi="Aptos" w:cs="Cambria Math" w:hint="eastAsia"/>
-        </w:rPr>
-        <w:t>interquartile range</w:t>
-      </w:r>
-      <w:r>
-        <w:rPr>
-          <w:rFonts w:ascii="Aptos" w:hAnsi="Aptos" w:cs="Cambria Math"/>
-        </w:rPr>
-        <w:t>.</w:t>
-      </w:r>
-      <w:r>
-        <w:rPr>
-          <w:rFonts w:ascii="Aptos" w:hAnsi="Aptos" w:cs="Aptos" w:hint="eastAsia"/>
-        </w:rPr>
-        <w:t xml:space="preserve"> </w:t>
-      </w:r>
-    </w:p>
-    <w:tbl>
-      <w:tblPr>
-        <w:tblStyle w:val="TableGrid"/>
-        <w:tblW w:w="12870" w:type="dxa"/>
-        <w:tblInd w:w="-5" w:type="dxa"/>
-        <w:tblLayout w:type="fixed"/>
-        <w:tblLook w:val="04A0" w:firstRow="1" w:lastRow="0" w:firstColumn="1" w:lastColumn="0" w:noHBand="0" w:noVBand="1"/>
-      </w:tblPr>
-      <w:tblGrid>
-        <w:gridCol w:w="1020"/>
-        <w:gridCol w:w="1020"/>
-        <w:gridCol w:w="1020"/>
-        <w:gridCol w:w="1050"/>
-        <w:gridCol w:w="1050"/>
-        <w:gridCol w:w="1050"/>
-        <w:gridCol w:w="1332"/>
-        <w:gridCol w:w="1332"/>
-        <w:gridCol w:w="1332"/>
-        <w:gridCol w:w="1332"/>
-        <w:gridCol w:w="1332"/>
-      </w:tblGrid>
-      <w:tr>
-        <w:trPr>
-          <w:trHeight w:val="1295"/>
-        </w:trPr>
-        <w:tc>
-          <w:tcPr>
-            <w:tcW w:w="1020" w:type="dxa"/>
-            <w:vAlign w:val="center"/>
-          </w:tcPr>
-          <w:p>
-            <w:pPr>
-              <w:spacing w:line="240" w:lineRule="auto"/>
-              <w:jc w:val="center"/>
-              <w:rPr>
-                <w:sz w:val="18"/>
-                <w:szCs w:val="18"/>
-              </w:rPr>
-            </w:pPr>
-            <w:r>
-              <w:rPr>
-                <w:sz w:val="18"/>
-                <w:szCs w:val="18"/>
-              </w:rPr>
-              <w:t>Delay in ORI implementation (weeks)</w:t>
-            </w:r>
-          </w:p>
-        </w:tc>
-        <w:tc>
-          <w:tcPr>
-            <w:tcW w:w="1020" w:type="dxa"/>
-            <w:vAlign w:val="center"/>
-          </w:tcPr>
-          <w:p>
-            <w:pPr>
-              <w:spacing w:line="240" w:lineRule="auto"/>
-              <w:jc w:val="center"/>
-              <w:rPr>
-                <w:sz w:val="18"/>
-                <w:szCs w:val="18"/>
-              </w:rPr>
-            </w:pPr>
-            <w:r>
-              <w:rPr>
-                <w:sz w:val="18"/>
-                <w:szCs w:val="18"/>
-              </w:rPr>
-              <w:t>Case trigger thresholds (cumulative case)</w:t>
-            </w:r>
-          </w:p>
-        </w:tc>
-        <w:tc>
-          <w:tcPr>
-            <w:tcW w:w="1020" w:type="dxa"/>
-            <w:tcBorders>
-              <w:bottom w:val="single" w:sz="4" w:space="0" w:color="auto"/>
-            </w:tcBorders>
-            <w:vAlign w:val="center"/>
-          </w:tcPr>
-          <w:p>
-            <w:pPr>
-              <w:spacing w:line="240" w:lineRule="auto"/>
-              <w:jc w:val="center"/>
-              <w:rPr>
-                <w:sz w:val="18"/>
-                <w:szCs w:val="18"/>
-              </w:rPr>
-            </w:pPr>
-            <w:r>
-              <w:rPr>
-                <w:sz w:val="18"/>
-                <w:szCs w:val="18"/>
-              </w:rPr>
-              <w:t>Number of outbreaks included</w:t>
-            </w:r>
-          </w:p>
-        </w:tc>
-        <w:tc>
-          <w:tcPr>
-            <w:tcW w:w="1050" w:type="dxa"/>
-            <w:tcBorders>
-              <w:bottom w:val="single" w:sz="4" w:space="0" w:color="auto"/>
-            </w:tcBorders>
-            <w:vAlign w:val="center"/>
-          </w:tcPr>
-          <w:p>
-            <w:pPr>
-              <w:spacing w:line="240" w:lineRule="auto"/>
-              <w:jc w:val="center"/>
-              <w:rPr>
-                <w:sz w:val="18"/>
-                <w:szCs w:val="18"/>
-              </w:rPr>
-            </w:pPr>
-            <w:r>
-              <w:rPr>
-                <w:sz w:val="18"/>
-                <w:szCs w:val="18"/>
-              </w:rPr>
-              <w:t>% case reduction</w:t>
-            </w:r>
-          </w:p>
-        </w:tc>
-        <w:tc>
-          <w:tcPr>
-            <w:tcW w:w="1050" w:type="dxa"/>
-            <w:tcBorders>
-              <w:bottom w:val="single" w:sz="4" w:space="0" w:color="auto"/>
-            </w:tcBorders>
-            <w:noWrap/>
-            <w:vAlign w:val="center"/>
-            <w:hideMark/>
-          </w:tcPr>
-          <w:p>
-            <w:pPr>
-              <w:spacing w:line="240" w:lineRule="auto"/>
-              <w:jc w:val="center"/>
-              <w:rPr>
-                <w:sz w:val="18"/>
-                <w:szCs w:val="18"/>
-              </w:rPr>
-            </w:pPr>
-            <w:r>
-              <w:rPr>
-                <w:sz w:val="18"/>
-                <w:szCs w:val="18"/>
-              </w:rPr>
-              <w:t>Case averted</w:t>
-            </w:r>
-          </w:p>
-        </w:tc>
-        <w:tc>
-          <w:tcPr>
-            <w:tcW w:w="1050" w:type="dxa"/>
-            <w:tcBorders>
-              <w:bottom w:val="single" w:sz="4" w:space="0" w:color="auto"/>
-            </w:tcBorders>
-            <w:noWrap/>
-            <w:vAlign w:val="center"/>
-            <w:hideMark/>
-          </w:tcPr>
-          <w:p>
-            <w:pPr>
-              <w:spacing w:line="240" w:lineRule="auto"/>
-              <w:jc w:val="center"/>
-              <w:rPr>
-                <w:sz w:val="18"/>
-                <w:szCs w:val="18"/>
-              </w:rPr>
-            </w:pPr>
-            <w:r>
-              <w:rPr>
-                <w:sz w:val="18"/>
-                <w:szCs w:val="18"/>
-              </w:rPr>
-              <w:t>Death averted</w:t>
-            </w:r>
-          </w:p>
-        </w:tc>
-        <w:tc>
-          <w:tcPr>
-            <w:tcW w:w="1332" w:type="dxa"/>
-            <w:tcBorders>
-              <w:bottom w:val="single" w:sz="4" w:space="0" w:color="auto"/>
-            </w:tcBorders>
-            <w:noWrap/>
-            <w:vAlign w:val="center"/>
-            <w:hideMark/>
-          </w:tcPr>
-          <w:p>
-            <w:pPr>
-              <w:spacing w:line="240" w:lineRule="auto"/>
-              <w:jc w:val="center"/>
-              <w:rPr>
-                <w:sz w:val="18"/>
-                <w:szCs w:val="18"/>
-              </w:rPr>
-            </w:pPr>
-            <w:r>
-              <w:rPr>
-                <w:sz w:val="18"/>
-                <w:szCs w:val="18"/>
-              </w:rPr>
-              <w:t>Case averted per</w:t>
-            </w:r>
-          </w:p>
-          <w:p>
-            <w:pPr>
-              <w:spacing w:line="240" w:lineRule="auto"/>
-              <w:jc w:val="center"/>
-              <w:rPr>
-                <w:sz w:val="18"/>
-                <w:szCs w:val="18"/>
-              </w:rPr>
-            </w:pPr>
-            <w:r>
-              <w:rPr>
-                <w:sz w:val="18"/>
-                <w:szCs w:val="18"/>
-              </w:rPr>
-              <w:t>1,000 OCVs</w:t>
-            </w:r>
-          </w:p>
-        </w:tc>
-        <w:tc>
-          <w:tcPr>
-            <w:tcW w:w="1332" w:type="dxa"/>
-            <w:tcBorders>
-              <w:bottom w:val="single" w:sz="4" w:space="0" w:color="auto"/>
-            </w:tcBorders>
-            <w:noWrap/>
-            <w:vAlign w:val="center"/>
-            <w:hideMark/>
-          </w:tcPr>
-          <w:p>
-            <w:pPr>
-              <w:spacing w:line="240" w:lineRule="auto"/>
-              <w:jc w:val="center"/>
-              <w:rPr>
-                <w:sz w:val="18"/>
-                <w:szCs w:val="18"/>
-              </w:rPr>
-            </w:pPr>
-            <w:r>
-              <w:rPr>
-                <w:sz w:val="18"/>
-                <w:szCs w:val="18"/>
-              </w:rPr>
-              <w:t>Death averted per 1,000 OCVs</w:t>
-            </w:r>
-          </w:p>
-        </w:tc>
-        <w:tc>
-          <w:tcPr>
-            <w:tcW w:w="1332" w:type="dxa"/>
-            <w:tcBorders>
-              <w:bottom w:val="single" w:sz="4" w:space="0" w:color="auto"/>
-            </w:tcBorders>
-            <w:noWrap/>
-            <w:vAlign w:val="center"/>
-            <w:hideMark/>
-          </w:tcPr>
-          <w:p>
-            <w:pPr>
-              <w:spacing w:line="240" w:lineRule="auto"/>
-              <w:jc w:val="center"/>
-              <w:rPr>
-                <w:sz w:val="18"/>
-                <w:szCs w:val="18"/>
-              </w:rPr>
-            </w:pPr>
-            <w:r>
-              <w:rPr>
-                <w:sz w:val="18"/>
-                <w:szCs w:val="18"/>
-              </w:rPr>
-              <w:t>Cost</w:t>
-            </w:r>
-          </w:p>
-          <w:p>
-            <w:pPr>
-              <w:spacing w:line="240" w:lineRule="auto"/>
-              <w:jc w:val="center"/>
-              <w:rPr>
-                <w:sz w:val="18"/>
-                <w:szCs w:val="18"/>
-              </w:rPr>
-            </w:pPr>
-            <w:r>
-              <w:rPr>
-                <w:sz w:val="18"/>
-                <w:szCs w:val="18"/>
-              </w:rPr>
-              <w:t>per case averted</w:t>
-            </w:r>
-          </w:p>
-        </w:tc>
-        <w:tc>
-          <w:tcPr>
-            <w:tcW w:w="1332" w:type="dxa"/>
-            <w:tcBorders>
-              <w:bottom w:val="single" w:sz="4" w:space="0" w:color="auto"/>
-            </w:tcBorders>
-            <w:noWrap/>
-            <w:vAlign w:val="center"/>
-            <w:hideMark/>
-          </w:tcPr>
-          <w:p>
-            <w:pPr>
-              <w:spacing w:line="240" w:lineRule="auto"/>
-              <w:jc w:val="center"/>
-              <w:rPr>
-                <w:sz w:val="18"/>
-                <w:szCs w:val="18"/>
-              </w:rPr>
-            </w:pPr>
-            <w:r>
-              <w:rPr>
-                <w:sz w:val="18"/>
-                <w:szCs w:val="18"/>
-              </w:rPr>
-              <w:t>Cost</w:t>
-            </w:r>
-          </w:p>
-          <w:p>
-            <w:pPr>
-              <w:spacing w:line="240" w:lineRule="auto"/>
-              <w:jc w:val="center"/>
-              <w:rPr>
-                <w:sz w:val="18"/>
-                <w:szCs w:val="18"/>
-              </w:rPr>
-            </w:pPr>
-            <w:r>
-              <w:rPr>
-                <w:sz w:val="18"/>
-                <w:szCs w:val="18"/>
-              </w:rPr>
-              <w:t>per death averted</w:t>
-            </w:r>
-          </w:p>
-        </w:tc>
-        <w:tc>
-          <w:tcPr>
-            <w:tcW w:w="1332" w:type="dxa"/>
-            <w:tcBorders>
-              <w:bottom w:val="single" w:sz="4" w:space="0" w:color="auto"/>
-            </w:tcBorders>
-            <w:noWrap/>
-            <w:vAlign w:val="center"/>
-            <w:hideMark/>
-          </w:tcPr>
-          <w:p>
-            <w:pPr>
-              <w:spacing w:line="240" w:lineRule="auto"/>
-              <w:jc w:val="center"/>
-              <w:rPr>
-                <w:sz w:val="18"/>
-                <w:szCs w:val="18"/>
-              </w:rPr>
-            </w:pPr>
-            <w:r>
-              <w:rPr>
-                <w:sz w:val="18"/>
-                <w:szCs w:val="18"/>
-              </w:rPr>
-              <w:t>Cost</w:t>
-            </w:r>
-          </w:p>
-          <w:p>
-            <w:pPr>
-              <w:spacing w:line="240" w:lineRule="auto"/>
-              <w:jc w:val="center"/>
-              <w:rPr>
-                <w:sz w:val="18"/>
-                <w:szCs w:val="18"/>
-              </w:rPr>
-            </w:pPr>
-            <w:r>
-              <w:rPr>
-                <w:sz w:val="18"/>
-                <w:szCs w:val="18"/>
-              </w:rPr>
-              <w:t>per DALY averted</w:t>
-            </w:r>
-          </w:p>
-        </w:tc>
-      </w:tr>
-      <w:tr>
-        <w:trPr>
-          <w:trHeight w:val="746"/>
-        </w:trPr>
-        <w:tc>
-          <w:tcPr>
-            <w:tcW w:w="1020" w:type="dxa"/>
-            <w:vAlign w:val="center"/>
-          </w:tcPr>
-          <w:p>
-            <w:pPr>
-              <w:spacing w:line="240" w:lineRule="auto"/>
-              <w:jc w:val="center"/>
-              <w:rPr>
-                <w:color w:val="000000"/>
-                <w:sz w:val="18"/>
-                <w:szCs w:val="18"/>
-              </w:rPr>
-            </w:pPr>
-            <w:bookmarkStart w:id="29" w:name="_Hlk207111109"/>
-            <w:r>
-              <w:rPr>
-                <w:color w:val="000000"/>
-                <w:sz w:val="18"/>
-                <w:szCs w:val="18"/>
-              </w:rPr>
-              <w:t>1</w:t>
-            </w:r>
-          </w:p>
-        </w:tc>
-        <w:tc>
-          <w:tcPr>
-            <w:tcW w:w="1020" w:type="dxa"/>
-            <w:vAlign w:val="center"/>
-          </w:tcPr>
-          <w:p>
-            <w:pPr>
-              <w:spacing w:line="240" w:lineRule="auto"/>
-              <w:jc w:val="center"/>
-              <w:rPr>
-                <w:color w:val="000000"/>
-                <w:sz w:val="18"/>
-                <w:szCs w:val="18"/>
-              </w:rPr>
-            </w:pPr>
-            <w:r>
-              <w:rPr>
-                <w:color w:val="000000"/>
-                <w:sz w:val="18"/>
-                <w:szCs w:val="18"/>
-              </w:rPr>
-              <w:t>1</w:t>
-            </w:r>
-          </w:p>
-        </w:tc>
-        <w:tc>
-          <w:tcPr>
-            <w:tcW w:w="1020" w:type="dxa"/>
-            <w:tcBorders>
-              <w:top w:val="single" w:sz="4" w:space="0" w:color="auto"/>
-              <w:left w:val="nil"/>
-              <w:bottom w:val="single" w:sz="4" w:space="0" w:color="auto"/>
-              <w:right w:val="single" w:sz="4" w:space="0" w:color="auto"/>
-            </w:tcBorders>
-            <w:vAlign w:val="center"/>
-          </w:tcPr>
-          <w:p>
-            <w:pPr>
-              <w:spacing w:line="240" w:lineRule="auto"/>
-              <w:jc w:val="center"/>
-              <w:rPr>
-                <w:color w:val="000000"/>
-                <w:sz w:val="18"/>
-                <w:szCs w:val="18"/>
-              </w:rPr>
-            </w:pPr>
-            <w:r>
-              <w:rPr>
-                <w:color w:val="000000"/>
-                <w:sz w:val="18"/>
-                <w:szCs w:val="18"/>
-              </w:rPr>
-              <w:t>829 (69.5%)</w:t>
-            </w:r>
-          </w:p>
-        </w:tc>
-        <w:tc>
-          <w:tcPr>
-            <w:tcW w:w="1050" w:type="dxa"/>
-            <w:tcBorders>
-              <w:top w:val="single" w:sz="4" w:space="0" w:color="auto"/>
-              <w:left w:val="single" w:sz="4" w:space="0" w:color="auto"/>
-              <w:bottom w:val="single" w:sz="4" w:space="0" w:color="auto"/>
-              <w:right w:val="single" w:sz="4" w:space="0" w:color="auto"/>
-            </w:tcBorders>
-            <w:vAlign w:val="center"/>
-          </w:tcPr>
-          <w:p>
-            <w:pPr>
-              <w:spacing w:line="240" w:lineRule="auto"/>
-              <w:jc w:val="center"/>
-              <w:rPr>
-                <w:rFonts w:cs="Cambria Math"/>
-                <w:sz w:val="18"/>
-                <w:szCs w:val="18"/>
-              </w:rPr>
-            </w:pPr>
-            <w:r>
-              <w:rPr>
-                <w:color w:val="000000"/>
-                <w:sz w:val="18"/>
-                <w:szCs w:val="18"/>
-              </w:rPr>
-              <w:t>75.6 (59.5 - 85.8)</w:t>
-            </w:r>
-          </w:p>
-        </w:tc>
-        <w:tc>
-          <w:tcPr>
-            <w:tcW w:w="1050" w:type="dxa"/>
-            <w:tcBorders>
-              <w:top w:val="single" w:sz="4" w:space="0" w:color="auto"/>
-              <w:left w:val="single" w:sz="4" w:space="0" w:color="auto"/>
-              <w:bottom w:val="single" w:sz="4" w:space="0" w:color="auto"/>
-              <w:right w:val="single" w:sz="4" w:space="0" w:color="auto"/>
-            </w:tcBorders>
-            <w:noWrap/>
-            <w:vAlign w:val="center"/>
-            <w:hideMark/>
-          </w:tcPr>
-          <w:p>
-            <w:pPr>
-              <w:spacing w:line="240" w:lineRule="auto"/>
-              <w:jc w:val="center"/>
-              <w:rPr>
-                <w:rFonts w:cs="Cambria Math"/>
-                <w:sz w:val="18"/>
-                <w:szCs w:val="18"/>
-              </w:rPr>
-            </w:pPr>
-            <w:r>
-              <w:rPr>
-                <w:color w:val="000000"/>
-                <w:sz w:val="18"/>
-                <w:szCs w:val="18"/>
-              </w:rPr>
-              <w:t>246 (119 - 539)</w:t>
-            </w:r>
-          </w:p>
-        </w:tc>
-        <w:tc>
-          <w:tcPr>
-            <w:tcW w:w="1050" w:type="dxa"/>
-            <w:tcBorders>
-              <w:top w:val="single" w:sz="4" w:space="0" w:color="auto"/>
-              <w:left w:val="single" w:sz="4" w:space="0" w:color="auto"/>
-              <w:bottom w:val="single" w:sz="4" w:space="0" w:color="auto"/>
-              <w:right w:val="single" w:sz="4" w:space="0" w:color="auto"/>
-            </w:tcBorders>
-            <w:noWrap/>
-            <w:vAlign w:val="center"/>
-            <w:hideMark/>
-          </w:tcPr>
-          <w:p>
-            <w:pPr>
-              <w:spacing w:line="240" w:lineRule="auto"/>
-              <w:jc w:val="center"/>
-              <w:rPr>
-                <w:rFonts w:cs="Cambria Math"/>
-                <w:sz w:val="18"/>
-                <w:szCs w:val="18"/>
-              </w:rPr>
-            </w:pPr>
-            <w:r>
-              <w:rPr>
-                <w:color w:val="000000"/>
-                <w:sz w:val="18"/>
-                <w:szCs w:val="18"/>
-              </w:rPr>
-              <w:t>3 (0 - 9)</w:t>
-            </w:r>
-          </w:p>
-        </w:tc>
-        <w:tc>
-          <w:tcPr>
-            <w:tcW w:w="1332" w:type="dxa"/>
-            <w:tcBorders>
-              <w:top w:val="single" w:sz="4" w:space="0" w:color="auto"/>
-              <w:left w:val="single" w:sz="4" w:space="0" w:color="auto"/>
-              <w:bottom w:val="single" w:sz="4" w:space="0" w:color="auto"/>
-              <w:right w:val="single" w:sz="4" w:space="0" w:color="auto"/>
-            </w:tcBorders>
-            <w:noWrap/>
-            <w:vAlign w:val="center"/>
-            <w:hideMark/>
-          </w:tcPr>
-          <w:p>
-            <w:pPr>
-              <w:spacing w:line="240" w:lineRule="auto"/>
-              <w:jc w:val="center"/>
-              <w:rPr>
-                <w:rFonts w:cs="Cambria Math"/>
-                <w:sz w:val="18"/>
-                <w:szCs w:val="18"/>
-              </w:rPr>
-            </w:pPr>
-            <w:r>
-              <w:rPr>
-                <w:color w:val="000000"/>
-                <w:sz w:val="18"/>
-                <w:szCs w:val="18"/>
-              </w:rPr>
-              <w:t>1.34 (0.482 - 3.586)</w:t>
-            </w:r>
-          </w:p>
-        </w:tc>
-        <w:tc>
-          <w:tcPr>
-            <w:tcW w:w="1332" w:type="dxa"/>
-            <w:tcBorders>
-              <w:top w:val="single" w:sz="4" w:space="0" w:color="auto"/>
-              <w:left w:val="single" w:sz="4" w:space="0" w:color="auto"/>
-              <w:bottom w:val="single" w:sz="4" w:space="0" w:color="auto"/>
-              <w:right w:val="single" w:sz="4" w:space="0" w:color="auto"/>
-            </w:tcBorders>
-            <w:noWrap/>
-            <w:vAlign w:val="center"/>
-          </w:tcPr>
-          <w:p>
-            <w:pPr>
-              <w:spacing w:line="240" w:lineRule="auto"/>
-              <w:jc w:val="center"/>
-              <w:rPr>
-                <w:rFonts w:cs="Cambria Math"/>
-                <w:sz w:val="18"/>
-                <w:szCs w:val="18"/>
-              </w:rPr>
-            </w:pPr>
-            <w:r>
-              <w:rPr>
-                <w:color w:val="000000"/>
-                <w:sz w:val="18"/>
-                <w:szCs w:val="18"/>
-              </w:rPr>
-              <w:t>0.011 (0 - 0.043)</w:t>
-            </w:r>
-          </w:p>
-        </w:tc>
-        <w:tc>
-          <w:tcPr>
-            <w:tcW w:w="1332" w:type="dxa"/>
-            <w:tcBorders>
-              <w:top w:val="single" w:sz="4" w:space="0" w:color="auto"/>
-              <w:left w:val="single" w:sz="4" w:space="0" w:color="auto"/>
-              <w:bottom w:val="single" w:sz="4" w:space="0" w:color="auto"/>
-              <w:right w:val="single" w:sz="4" w:space="0" w:color="auto"/>
-            </w:tcBorders>
-            <w:noWrap/>
-            <w:vAlign w:val="center"/>
-            <w:hideMark/>
-          </w:tcPr>
-          <w:p>
-            <w:pPr>
-              <w:spacing w:line="240" w:lineRule="auto"/>
-              <w:jc w:val="center"/>
-              <w:rPr>
-                <w:rFonts w:cs="Cambria Math"/>
-                <w:sz w:val="18"/>
-                <w:szCs w:val="18"/>
-              </w:rPr>
-            </w:pPr>
-            <w:r>
-              <w:rPr>
-                <w:color w:val="000000"/>
-                <w:sz w:val="18"/>
-                <w:szCs w:val="18"/>
-              </w:rPr>
-              <w:t>2,258 (541.9 - 7,273.8)</w:t>
-            </w:r>
-          </w:p>
-        </w:tc>
-        <w:tc>
-          <w:tcPr>
-            <w:tcW w:w="1332" w:type="dxa"/>
-            <w:tcBorders>
-              <w:top w:val="single" w:sz="4" w:space="0" w:color="auto"/>
-              <w:left w:val="single" w:sz="4" w:space="0" w:color="auto"/>
-              <w:bottom w:val="single" w:sz="4" w:space="0" w:color="auto"/>
-              <w:right w:val="single" w:sz="4" w:space="0" w:color="auto"/>
-            </w:tcBorders>
-            <w:noWrap/>
-            <w:vAlign w:val="center"/>
-            <w:hideMark/>
-          </w:tcPr>
-          <w:p>
-            <w:pPr>
-              <w:spacing w:line="240" w:lineRule="auto"/>
-              <w:jc w:val="center"/>
-              <w:rPr>
-                <w:rFonts w:cs="Cambria Math"/>
-                <w:sz w:val="18"/>
-                <w:szCs w:val="18"/>
-              </w:rPr>
-            </w:pPr>
-            <w:r>
-              <w:rPr>
-                <w:color w:val="000000"/>
-                <w:sz w:val="18"/>
-                <w:szCs w:val="18"/>
-              </w:rPr>
-              <w:t>136,146.4 (22,255.3 - 438,636.4)</w:t>
-            </w:r>
-          </w:p>
-        </w:tc>
-        <w:tc>
-          <w:tcPr>
-            <w:tcW w:w="1332" w:type="dxa"/>
-            <w:tcBorders>
-              <w:top w:val="single" w:sz="4" w:space="0" w:color="auto"/>
-              <w:left w:val="single" w:sz="4" w:space="0" w:color="auto"/>
-              <w:bottom w:val="single" w:sz="4" w:space="0" w:color="auto"/>
-              <w:right w:val="single" w:sz="4" w:space="0" w:color="auto"/>
-            </w:tcBorders>
-            <w:noWrap/>
-            <w:vAlign w:val="center"/>
-            <w:hideMark/>
-          </w:tcPr>
-          <w:p>
-            <w:pPr>
-              <w:spacing w:line="240" w:lineRule="auto"/>
-              <w:jc w:val="center"/>
-              <w:rPr>
-                <w:rFonts w:cs="Cambria Math"/>
-                <w:sz w:val="18"/>
-                <w:szCs w:val="18"/>
-              </w:rPr>
-            </w:pPr>
-            <w:r>
-              <w:rPr>
-                <w:color w:val="000000"/>
-                <w:sz w:val="18"/>
-                <w:szCs w:val="18"/>
-              </w:rPr>
-              <w:t>12,448.6 (2,134.5 - 313,157.4)</w:t>
-            </w:r>
-          </w:p>
-        </w:tc>
-      </w:tr>
-      <w:tr>
-        <w:trPr>
-          <w:trHeight w:val="773"/>
-        </w:trPr>
-        <w:tc>
-          <w:tcPr>
-            <w:tcW w:w="1020" w:type="dxa"/>
-            <w:vAlign w:val="center"/>
-          </w:tcPr>
-          <w:p>
-            <w:pPr>
-              <w:spacing w:line="240" w:lineRule="auto"/>
-              <w:jc w:val="center"/>
-              <w:rPr>
-                <w:color w:val="000000"/>
-                <w:sz w:val="18"/>
-                <w:szCs w:val="18"/>
-              </w:rPr>
-            </w:pPr>
-            <w:r>
-              <w:rPr>
-                <w:color w:val="000000"/>
-                <w:sz w:val="18"/>
-                <w:szCs w:val="18"/>
-              </w:rPr>
-              <w:t>1</w:t>
-            </w:r>
-          </w:p>
-        </w:tc>
-        <w:tc>
-          <w:tcPr>
-            <w:tcW w:w="1020" w:type="dxa"/>
-            <w:vAlign w:val="center"/>
-          </w:tcPr>
-          <w:p>
-            <w:pPr>
-              <w:spacing w:line="240" w:lineRule="auto"/>
-              <w:jc w:val="center"/>
-              <w:rPr>
-                <w:color w:val="000000"/>
-                <w:sz w:val="18"/>
-                <w:szCs w:val="18"/>
-              </w:rPr>
-            </w:pPr>
-            <w:r>
-              <w:rPr>
-                <w:color w:val="000000"/>
-                <w:sz w:val="18"/>
-                <w:szCs w:val="18"/>
-              </w:rPr>
-              <w:t>10</w:t>
-            </w:r>
-          </w:p>
-        </w:tc>
-        <w:tc>
-          <w:tcPr>
-            <w:tcW w:w="1020" w:type="dxa"/>
-            <w:tcBorders>
-              <w:top w:val="single" w:sz="4" w:space="0" w:color="auto"/>
-              <w:left w:val="nil"/>
-              <w:bottom w:val="single" w:sz="4" w:space="0" w:color="auto"/>
-              <w:right w:val="single" w:sz="4" w:space="0" w:color="auto"/>
-            </w:tcBorders>
-            <w:vAlign w:val="center"/>
-          </w:tcPr>
-          <w:p>
-            <w:pPr>
-              <w:spacing w:line="240" w:lineRule="auto"/>
-              <w:jc w:val="center"/>
-              <w:rPr>
-                <w:color w:val="000000"/>
-                <w:sz w:val="18"/>
-                <w:szCs w:val="18"/>
-              </w:rPr>
-            </w:pPr>
-            <w:r>
-              <w:rPr>
-                <w:color w:val="000000"/>
-                <w:sz w:val="18"/>
-                <w:szCs w:val="18"/>
-              </w:rPr>
-              <w:t>829 (69.5%)</w:t>
-            </w:r>
-          </w:p>
-        </w:tc>
-        <w:tc>
-          <w:tcPr>
-            <w:tcW w:w="1050" w:type="dxa"/>
-            <w:tcBorders>
-              <w:top w:val="single" w:sz="4" w:space="0" w:color="auto"/>
-              <w:left w:val="single" w:sz="4" w:space="0" w:color="auto"/>
-              <w:bottom w:val="single" w:sz="4" w:space="0" w:color="auto"/>
-              <w:right w:val="single" w:sz="4" w:space="0" w:color="auto"/>
-            </w:tcBorders>
-            <w:vAlign w:val="center"/>
-          </w:tcPr>
-          <w:p>
-            <w:pPr>
-              <w:spacing w:line="240" w:lineRule="auto"/>
-              <w:jc w:val="center"/>
-              <w:rPr>
-                <w:sz w:val="18"/>
-                <w:szCs w:val="18"/>
-              </w:rPr>
-            </w:pPr>
-            <w:r>
-              <w:rPr>
-                <w:color w:val="000000"/>
-                <w:sz w:val="18"/>
-                <w:szCs w:val="18"/>
-              </w:rPr>
-              <w:t>69.7 (51.4 - 81.7)</w:t>
-            </w:r>
-          </w:p>
-        </w:tc>
-        <w:tc>
-          <w:tcPr>
-            <w:tcW w:w="1050" w:type="dxa"/>
-            <w:tcBorders>
-              <w:top w:val="single" w:sz="4" w:space="0" w:color="auto"/>
-              <w:left w:val="single" w:sz="4" w:space="0" w:color="auto"/>
-              <w:bottom w:val="single" w:sz="4" w:space="0" w:color="auto"/>
-              <w:right w:val="single" w:sz="4" w:space="0" w:color="auto"/>
-            </w:tcBorders>
-            <w:noWrap/>
-            <w:vAlign w:val="center"/>
-          </w:tcPr>
-          <w:p>
-            <w:pPr>
-              <w:spacing w:line="240" w:lineRule="auto"/>
-              <w:jc w:val="center"/>
-              <w:rPr>
-                <w:sz w:val="18"/>
-                <w:szCs w:val="18"/>
-              </w:rPr>
-            </w:pPr>
-            <w:r>
-              <w:rPr>
-                <w:color w:val="000000"/>
-                <w:sz w:val="18"/>
-                <w:szCs w:val="18"/>
-              </w:rPr>
-              <w:t>227 (102 - 528)</w:t>
-            </w:r>
-          </w:p>
-        </w:tc>
-        <w:tc>
-          <w:tcPr>
-            <w:tcW w:w="1050" w:type="dxa"/>
-            <w:tcBorders>
-              <w:top w:val="single" w:sz="4" w:space="0" w:color="auto"/>
-              <w:left w:val="single" w:sz="4" w:space="0" w:color="auto"/>
-              <w:bottom w:val="single" w:sz="4" w:space="0" w:color="auto"/>
-              <w:right w:val="single" w:sz="4" w:space="0" w:color="auto"/>
-            </w:tcBorders>
-            <w:noWrap/>
-            <w:vAlign w:val="center"/>
-          </w:tcPr>
-          <w:p>
-            <w:pPr>
-              <w:spacing w:line="240" w:lineRule="auto"/>
-              <w:jc w:val="center"/>
-              <w:rPr>
-                <w:sz w:val="18"/>
-                <w:szCs w:val="18"/>
-              </w:rPr>
-            </w:pPr>
-            <w:r>
-              <w:rPr>
-                <w:color w:val="000000"/>
-                <w:sz w:val="18"/>
-                <w:szCs w:val="18"/>
-              </w:rPr>
-              <w:t>2 (0 - 8)</w:t>
-            </w:r>
-          </w:p>
-        </w:tc>
-        <w:tc>
-          <w:tcPr>
-            <w:tcW w:w="1332" w:type="dxa"/>
-            <w:tcBorders>
-              <w:top w:val="single" w:sz="4" w:space="0" w:color="auto"/>
-              <w:left w:val="single" w:sz="4" w:space="0" w:color="auto"/>
-              <w:bottom w:val="single" w:sz="4" w:space="0" w:color="auto"/>
-              <w:right w:val="single" w:sz="4" w:space="0" w:color="auto"/>
-            </w:tcBorders>
-            <w:noWrap/>
-            <w:vAlign w:val="center"/>
-          </w:tcPr>
-          <w:p>
-            <w:pPr>
-              <w:spacing w:line="240" w:lineRule="auto"/>
-              <w:jc w:val="center"/>
-              <w:rPr>
-                <w:sz w:val="18"/>
-                <w:szCs w:val="18"/>
-              </w:rPr>
-            </w:pPr>
-            <w:r>
-              <w:rPr>
-                <w:color w:val="000000"/>
-                <w:sz w:val="18"/>
-                <w:szCs w:val="18"/>
-              </w:rPr>
-              <w:t>1.22 (0.41 - 3.432)</w:t>
-            </w:r>
-          </w:p>
-        </w:tc>
-        <w:tc>
-          <w:tcPr>
-            <w:tcW w:w="1332" w:type="dxa"/>
-            <w:tcBorders>
-              <w:top w:val="single" w:sz="4" w:space="0" w:color="auto"/>
-              <w:left w:val="single" w:sz="4" w:space="0" w:color="auto"/>
-              <w:bottom w:val="single" w:sz="4" w:space="0" w:color="auto"/>
-              <w:right w:val="single" w:sz="4" w:space="0" w:color="auto"/>
-            </w:tcBorders>
-            <w:noWrap/>
-            <w:vAlign w:val="center"/>
-          </w:tcPr>
-          <w:p>
-            <w:pPr>
-              <w:spacing w:line="240" w:lineRule="auto"/>
-              <w:jc w:val="center"/>
-              <w:rPr>
-                <w:sz w:val="18"/>
-                <w:szCs w:val="18"/>
-              </w:rPr>
-            </w:pPr>
-            <w:r>
-              <w:rPr>
-                <w:color w:val="000000"/>
-                <w:sz w:val="18"/>
-                <w:szCs w:val="18"/>
-              </w:rPr>
-              <w:t>0.009 (0 - 0.039)</w:t>
-            </w:r>
-          </w:p>
-        </w:tc>
-        <w:tc>
-          <w:tcPr>
-            <w:tcW w:w="1332" w:type="dxa"/>
-            <w:tcBorders>
-              <w:top w:val="single" w:sz="4" w:space="0" w:color="auto"/>
-              <w:left w:val="single" w:sz="4" w:space="0" w:color="auto"/>
-              <w:bottom w:val="single" w:sz="4" w:space="0" w:color="auto"/>
-              <w:right w:val="single" w:sz="4" w:space="0" w:color="auto"/>
-            </w:tcBorders>
-            <w:noWrap/>
-            <w:vAlign w:val="center"/>
-          </w:tcPr>
-          <w:p>
-            <w:pPr>
-              <w:spacing w:line="240" w:lineRule="auto"/>
-              <w:jc w:val="center"/>
-              <w:rPr>
-                <w:sz w:val="18"/>
-                <w:szCs w:val="18"/>
-              </w:rPr>
-            </w:pPr>
-            <w:r>
-              <w:rPr>
-                <w:color w:val="000000"/>
-                <w:sz w:val="18"/>
-                <w:szCs w:val="18"/>
-              </w:rPr>
-              <w:t>2,527.8 (608.3 - 8,675)</w:t>
-            </w:r>
-          </w:p>
-        </w:tc>
-        <w:tc>
-          <w:tcPr>
-            <w:tcW w:w="1332" w:type="dxa"/>
-            <w:tcBorders>
-              <w:top w:val="single" w:sz="4" w:space="0" w:color="auto"/>
-              <w:left w:val="single" w:sz="4" w:space="0" w:color="auto"/>
-              <w:bottom w:val="single" w:sz="4" w:space="0" w:color="auto"/>
-              <w:right w:val="single" w:sz="4" w:space="0" w:color="auto"/>
-            </w:tcBorders>
-            <w:noWrap/>
-            <w:vAlign w:val="center"/>
-          </w:tcPr>
-          <w:p>
-            <w:pPr>
-              <w:spacing w:line="240" w:lineRule="auto"/>
-              <w:jc w:val="center"/>
-              <w:rPr>
-                <w:sz w:val="18"/>
-                <w:szCs w:val="18"/>
-              </w:rPr>
-            </w:pPr>
-            <w:r>
-              <w:rPr>
-                <w:color w:val="000000"/>
-                <w:sz w:val="18"/>
-                <w:szCs w:val="18"/>
-              </w:rPr>
-              <w:t>147,379.7 (25,131.5 - 467,408.5)</w:t>
-            </w:r>
-          </w:p>
-        </w:tc>
-        <w:tc>
-          <w:tcPr>
-            <w:tcW w:w="1332" w:type="dxa"/>
-            <w:tcBorders>
-              <w:top w:val="single" w:sz="4" w:space="0" w:color="auto"/>
-              <w:left w:val="single" w:sz="4" w:space="0" w:color="auto"/>
-              <w:bottom w:val="single" w:sz="4" w:space="0" w:color="auto"/>
-              <w:right w:val="single" w:sz="4" w:space="0" w:color="auto"/>
-            </w:tcBorders>
-            <w:noWrap/>
-            <w:vAlign w:val="center"/>
-          </w:tcPr>
-          <w:p>
-            <w:pPr>
-              <w:spacing w:line="240" w:lineRule="auto"/>
-              <w:jc w:val="center"/>
-              <w:rPr>
-                <w:sz w:val="18"/>
-                <w:szCs w:val="18"/>
-              </w:rPr>
-            </w:pPr>
-            <w:r>
-              <w:rPr>
-                <w:color w:val="000000"/>
-                <w:sz w:val="18"/>
-                <w:szCs w:val="18"/>
-              </w:rPr>
-              <w:t>14,749.8 (2,533.5 - 654,245.5)</w:t>
-            </w:r>
-          </w:p>
-        </w:tc>
-      </w:tr>
-      <w:tr>
-        <w:trPr>
-          <w:trHeight w:val="773"/>
-        </w:trPr>
-        <w:tc>
-          <w:tcPr>
-            <w:tcW w:w="1020" w:type="dxa"/>
-            <w:vAlign w:val="center"/>
-          </w:tcPr>
-          <w:p>
-            <w:pPr>
-              <w:spacing w:line="240" w:lineRule="auto"/>
-              <w:jc w:val="center"/>
-              <w:rPr>
-                <w:color w:val="000000"/>
-                <w:sz w:val="18"/>
-                <w:szCs w:val="18"/>
-              </w:rPr>
-            </w:pPr>
-            <w:r>
-              <w:rPr>
-                <w:color w:val="000000"/>
-                <w:sz w:val="18"/>
-                <w:szCs w:val="18"/>
-              </w:rPr>
-              <w:t>1</w:t>
-            </w:r>
-          </w:p>
-        </w:tc>
-        <w:tc>
-          <w:tcPr>
-            <w:tcW w:w="1020" w:type="dxa"/>
-            <w:vAlign w:val="center"/>
-          </w:tcPr>
-          <w:p>
-            <w:pPr>
-              <w:spacing w:line="240" w:lineRule="auto"/>
-              <w:jc w:val="center"/>
-              <w:rPr>
-                <w:color w:val="000000"/>
-                <w:sz w:val="18"/>
-                <w:szCs w:val="18"/>
-              </w:rPr>
-            </w:pPr>
-            <w:r>
-              <w:rPr>
-                <w:color w:val="000000"/>
-                <w:sz w:val="18"/>
-                <w:szCs w:val="18"/>
-              </w:rPr>
-              <w:t>50</w:t>
-            </w:r>
-          </w:p>
-        </w:tc>
-        <w:tc>
-          <w:tcPr>
-            <w:tcW w:w="1020" w:type="dxa"/>
-            <w:tcBorders>
-              <w:top w:val="single" w:sz="4" w:space="0" w:color="auto"/>
-              <w:left w:val="nil"/>
-              <w:bottom w:val="single" w:sz="4" w:space="0" w:color="auto"/>
-              <w:right w:val="single" w:sz="4" w:space="0" w:color="auto"/>
-            </w:tcBorders>
-            <w:vAlign w:val="center"/>
-          </w:tcPr>
-          <w:p>
-            <w:pPr>
-              <w:spacing w:line="240" w:lineRule="auto"/>
-              <w:jc w:val="center"/>
-              <w:rPr>
-                <w:color w:val="000000"/>
-                <w:sz w:val="18"/>
-                <w:szCs w:val="18"/>
-              </w:rPr>
-            </w:pPr>
-            <w:r>
-              <w:rPr>
-                <w:color w:val="000000"/>
-                <w:sz w:val="18"/>
-                <w:szCs w:val="18"/>
-              </w:rPr>
-              <w:t>829 (69.5%)</w:t>
-            </w:r>
-          </w:p>
-        </w:tc>
-        <w:tc>
-          <w:tcPr>
-            <w:tcW w:w="1050" w:type="dxa"/>
-            <w:tcBorders>
-              <w:top w:val="single" w:sz="4" w:space="0" w:color="auto"/>
-              <w:left w:val="single" w:sz="4" w:space="0" w:color="auto"/>
-              <w:bottom w:val="single" w:sz="4" w:space="0" w:color="auto"/>
-              <w:right w:val="single" w:sz="4" w:space="0" w:color="auto"/>
-            </w:tcBorders>
-            <w:vAlign w:val="center"/>
-          </w:tcPr>
-          <w:p>
-            <w:pPr>
-              <w:spacing w:line="240" w:lineRule="auto"/>
-              <w:jc w:val="center"/>
-              <w:rPr>
-                <w:sz w:val="18"/>
-                <w:szCs w:val="18"/>
-              </w:rPr>
-            </w:pPr>
-            <w:r>
-              <w:rPr>
-                <w:color w:val="000000"/>
-                <w:sz w:val="18"/>
-                <w:szCs w:val="18"/>
-              </w:rPr>
-              <w:t>51.9 (30.9 - 70)</w:t>
-            </w:r>
-          </w:p>
-        </w:tc>
-        <w:tc>
-          <w:tcPr>
-            <w:tcW w:w="1050" w:type="dxa"/>
-            <w:tcBorders>
-              <w:top w:val="single" w:sz="4" w:space="0" w:color="auto"/>
-              <w:left w:val="single" w:sz="4" w:space="0" w:color="auto"/>
-              <w:bottom w:val="single" w:sz="4" w:space="0" w:color="auto"/>
-              <w:right w:val="single" w:sz="4" w:space="0" w:color="auto"/>
-            </w:tcBorders>
-            <w:noWrap/>
-            <w:vAlign w:val="center"/>
-          </w:tcPr>
-          <w:p>
-            <w:pPr>
-              <w:spacing w:line="240" w:lineRule="auto"/>
-              <w:jc w:val="center"/>
-              <w:rPr>
-                <w:sz w:val="18"/>
-                <w:szCs w:val="18"/>
-              </w:rPr>
-            </w:pPr>
-            <w:r>
-              <w:rPr>
-                <w:color w:val="000000"/>
-                <w:sz w:val="18"/>
-                <w:szCs w:val="18"/>
-              </w:rPr>
-              <w:t>173 (60 - 461)</w:t>
-            </w:r>
-          </w:p>
-        </w:tc>
-        <w:tc>
-          <w:tcPr>
-            <w:tcW w:w="1050" w:type="dxa"/>
-            <w:tcBorders>
-              <w:top w:val="single" w:sz="4" w:space="0" w:color="auto"/>
-              <w:left w:val="single" w:sz="4" w:space="0" w:color="auto"/>
-              <w:bottom w:val="single" w:sz="4" w:space="0" w:color="auto"/>
-              <w:right w:val="single" w:sz="4" w:space="0" w:color="auto"/>
-            </w:tcBorders>
-            <w:noWrap/>
-            <w:vAlign w:val="center"/>
-          </w:tcPr>
-          <w:p>
-            <w:pPr>
-              <w:spacing w:line="240" w:lineRule="auto"/>
-              <w:jc w:val="center"/>
-              <w:rPr>
-                <w:sz w:val="18"/>
-                <w:szCs w:val="18"/>
-              </w:rPr>
-            </w:pPr>
-            <w:r>
-              <w:rPr>
-                <w:color w:val="000000"/>
-                <w:sz w:val="18"/>
-                <w:szCs w:val="18"/>
-              </w:rPr>
-              <w:t>1 (0 - 6)</w:t>
-            </w:r>
-          </w:p>
-        </w:tc>
-        <w:tc>
-          <w:tcPr>
-            <w:tcW w:w="1332" w:type="dxa"/>
-            <w:tcBorders>
-              <w:top w:val="single" w:sz="4" w:space="0" w:color="auto"/>
-              <w:left w:val="single" w:sz="4" w:space="0" w:color="auto"/>
-              <w:bottom w:val="single" w:sz="4" w:space="0" w:color="auto"/>
-              <w:right w:val="single" w:sz="4" w:space="0" w:color="auto"/>
-            </w:tcBorders>
-            <w:noWrap/>
-            <w:vAlign w:val="center"/>
-          </w:tcPr>
-          <w:p>
-            <w:pPr>
-              <w:spacing w:line="240" w:lineRule="auto"/>
-              <w:jc w:val="center"/>
-              <w:rPr>
-                <w:sz w:val="18"/>
-                <w:szCs w:val="18"/>
-              </w:rPr>
-            </w:pPr>
-            <w:r>
-              <w:rPr>
-                <w:color w:val="000000"/>
-                <w:sz w:val="18"/>
-                <w:szCs w:val="18"/>
-              </w:rPr>
-              <w:t>0.88 (0.239 - 2.969)</w:t>
-            </w:r>
-          </w:p>
-        </w:tc>
-        <w:tc>
-          <w:tcPr>
-            <w:tcW w:w="1332" w:type="dxa"/>
-            <w:tcBorders>
-              <w:top w:val="single" w:sz="4" w:space="0" w:color="auto"/>
-              <w:left w:val="single" w:sz="4" w:space="0" w:color="auto"/>
-              <w:bottom w:val="single" w:sz="4" w:space="0" w:color="auto"/>
-              <w:right w:val="single" w:sz="4" w:space="0" w:color="auto"/>
-            </w:tcBorders>
-            <w:noWrap/>
-            <w:vAlign w:val="center"/>
-          </w:tcPr>
-          <w:p>
-            <w:pPr>
-              <w:spacing w:line="240" w:lineRule="auto"/>
-              <w:jc w:val="center"/>
-              <w:rPr>
-                <w:sz w:val="18"/>
-                <w:szCs w:val="18"/>
-              </w:rPr>
-            </w:pPr>
-            <w:r>
-              <w:rPr>
-                <w:color w:val="000000"/>
-                <w:sz w:val="18"/>
-                <w:szCs w:val="18"/>
-              </w:rPr>
-              <w:t>0.005 (0 - 0.029)</w:t>
-            </w:r>
-          </w:p>
-        </w:tc>
-        <w:tc>
-          <w:tcPr>
-            <w:tcW w:w="1332" w:type="dxa"/>
-            <w:tcBorders>
-              <w:top w:val="single" w:sz="4" w:space="0" w:color="auto"/>
-              <w:left w:val="single" w:sz="4" w:space="0" w:color="auto"/>
-              <w:bottom w:val="single" w:sz="4" w:space="0" w:color="auto"/>
-              <w:right w:val="single" w:sz="4" w:space="0" w:color="auto"/>
-            </w:tcBorders>
-            <w:noWrap/>
-            <w:vAlign w:val="center"/>
-          </w:tcPr>
-          <w:p>
-            <w:pPr>
-              <w:spacing w:line="240" w:lineRule="auto"/>
-              <w:jc w:val="center"/>
-              <w:rPr>
-                <w:sz w:val="18"/>
-                <w:szCs w:val="18"/>
-              </w:rPr>
-            </w:pPr>
-            <w:r>
-              <w:rPr>
-                <w:color w:val="000000"/>
-                <w:sz w:val="18"/>
-                <w:szCs w:val="18"/>
-              </w:rPr>
-              <w:t>3,648.6 (807.1 - 14,288.1)</w:t>
-            </w:r>
-          </w:p>
-        </w:tc>
-        <w:tc>
-          <w:tcPr>
-            <w:tcW w:w="1332" w:type="dxa"/>
-            <w:tcBorders>
-              <w:top w:val="single" w:sz="4" w:space="0" w:color="auto"/>
-              <w:left w:val="single" w:sz="4" w:space="0" w:color="auto"/>
-              <w:bottom w:val="single" w:sz="4" w:space="0" w:color="auto"/>
-              <w:right w:val="single" w:sz="4" w:space="0" w:color="auto"/>
-            </w:tcBorders>
-            <w:noWrap/>
-            <w:vAlign w:val="center"/>
-          </w:tcPr>
-          <w:p>
-            <w:pPr>
-              <w:spacing w:line="240" w:lineRule="auto"/>
-              <w:jc w:val="center"/>
-              <w:rPr>
-                <w:sz w:val="18"/>
-                <w:szCs w:val="18"/>
-              </w:rPr>
-            </w:pPr>
-            <w:r>
-              <w:rPr>
-                <w:color w:val="000000"/>
-                <w:sz w:val="18"/>
-                <w:szCs w:val="18"/>
-              </w:rPr>
-              <w:t>172,881.7 (34,048.5 - 524,616.6)</w:t>
-            </w:r>
-          </w:p>
-        </w:tc>
-        <w:tc>
-          <w:tcPr>
-            <w:tcW w:w="1332" w:type="dxa"/>
-            <w:tcBorders>
-              <w:top w:val="single" w:sz="4" w:space="0" w:color="auto"/>
-              <w:left w:val="single" w:sz="4" w:space="0" w:color="auto"/>
-              <w:bottom w:val="single" w:sz="4" w:space="0" w:color="auto"/>
-              <w:right w:val="single" w:sz="4" w:space="0" w:color="auto"/>
-            </w:tcBorders>
-            <w:noWrap/>
-            <w:vAlign w:val="center"/>
-          </w:tcPr>
-          <w:p>
-            <w:pPr>
-              <w:spacing w:line="240" w:lineRule="auto"/>
-              <w:jc w:val="center"/>
-              <w:rPr>
-                <w:sz w:val="18"/>
-                <w:szCs w:val="18"/>
-              </w:rPr>
-            </w:pPr>
-            <w:r>
-              <w:rPr>
-                <w:color w:val="000000"/>
-                <w:sz w:val="18"/>
-                <w:szCs w:val="18"/>
-              </w:rPr>
-              <w:t>24,472.1 (3,872.6 - 3,110,721)</w:t>
-            </w:r>
-          </w:p>
-        </w:tc>
-      </w:tr>
-      <w:tr>
-        <w:trPr>
-          <w:trHeight w:val="773"/>
-        </w:trPr>
-        <w:tc>
-          <w:tcPr>
-            <w:tcW w:w="1020" w:type="dxa"/>
-            <w:vAlign w:val="center"/>
-          </w:tcPr>
-          <w:p>
-            <w:pPr>
-              <w:spacing w:line="240" w:lineRule="auto"/>
-              <w:jc w:val="center"/>
-              <w:rPr>
-                <w:color w:val="000000"/>
-                <w:sz w:val="18"/>
-                <w:szCs w:val="18"/>
-              </w:rPr>
-            </w:pPr>
-            <w:r>
-              <w:rPr>
-                <w:color w:val="000000"/>
-                <w:sz w:val="18"/>
-                <w:szCs w:val="18"/>
-              </w:rPr>
-              <w:t>1</w:t>
-            </w:r>
-          </w:p>
-        </w:tc>
-        <w:tc>
-          <w:tcPr>
-            <w:tcW w:w="1020" w:type="dxa"/>
-            <w:vAlign w:val="center"/>
-          </w:tcPr>
-          <w:p>
-            <w:pPr>
-              <w:spacing w:line="240" w:lineRule="auto"/>
-              <w:jc w:val="center"/>
-              <w:rPr>
-                <w:color w:val="000000"/>
-                <w:sz w:val="18"/>
-                <w:szCs w:val="18"/>
-              </w:rPr>
-            </w:pPr>
-            <w:r>
-              <w:rPr>
-                <w:color w:val="000000"/>
-                <w:sz w:val="18"/>
-                <w:szCs w:val="18"/>
-              </w:rPr>
-              <w:t>100</w:t>
-            </w:r>
-          </w:p>
-        </w:tc>
-        <w:tc>
-          <w:tcPr>
-            <w:tcW w:w="1020" w:type="dxa"/>
-            <w:tcBorders>
-              <w:top w:val="single" w:sz="4" w:space="0" w:color="auto"/>
-              <w:left w:val="nil"/>
-              <w:bottom w:val="single" w:sz="4" w:space="0" w:color="auto"/>
-              <w:right w:val="single" w:sz="4" w:space="0" w:color="auto"/>
-            </w:tcBorders>
-            <w:vAlign w:val="center"/>
-          </w:tcPr>
-          <w:p>
-            <w:pPr>
-              <w:spacing w:line="240" w:lineRule="auto"/>
-              <w:jc w:val="center"/>
-              <w:rPr>
-                <w:color w:val="000000"/>
-                <w:sz w:val="18"/>
-                <w:szCs w:val="18"/>
-              </w:rPr>
-            </w:pPr>
-            <w:r>
-              <w:rPr>
-                <w:color w:val="000000"/>
-                <w:sz w:val="18"/>
-                <w:szCs w:val="18"/>
-              </w:rPr>
-              <w:t>829 (69.5%)</w:t>
-            </w:r>
-          </w:p>
-        </w:tc>
-        <w:tc>
-          <w:tcPr>
-            <w:tcW w:w="1050" w:type="dxa"/>
-            <w:tcBorders>
-              <w:top w:val="single" w:sz="4" w:space="0" w:color="auto"/>
-              <w:left w:val="single" w:sz="4" w:space="0" w:color="auto"/>
-              <w:bottom w:val="single" w:sz="4" w:space="0" w:color="auto"/>
-              <w:right w:val="single" w:sz="4" w:space="0" w:color="auto"/>
-            </w:tcBorders>
-            <w:vAlign w:val="center"/>
-          </w:tcPr>
-          <w:p>
-            <w:pPr>
-              <w:spacing w:line="240" w:lineRule="auto"/>
-              <w:jc w:val="center"/>
-              <w:rPr>
-                <w:sz w:val="18"/>
-                <w:szCs w:val="18"/>
-              </w:rPr>
-            </w:pPr>
-            <w:r>
-              <w:rPr>
-                <w:color w:val="000000"/>
-                <w:sz w:val="18"/>
-                <w:szCs w:val="18"/>
-              </w:rPr>
-              <w:t>36.5 (13.9 - 60.7)</w:t>
-            </w:r>
-          </w:p>
-        </w:tc>
-        <w:tc>
-          <w:tcPr>
-            <w:tcW w:w="1050" w:type="dxa"/>
-            <w:tcBorders>
-              <w:top w:val="single" w:sz="4" w:space="0" w:color="auto"/>
-              <w:left w:val="single" w:sz="4" w:space="0" w:color="auto"/>
-              <w:bottom w:val="single" w:sz="4" w:space="0" w:color="auto"/>
-              <w:right w:val="single" w:sz="4" w:space="0" w:color="auto"/>
-            </w:tcBorders>
-            <w:noWrap/>
-            <w:vAlign w:val="center"/>
-          </w:tcPr>
-          <w:p>
-            <w:pPr>
-              <w:spacing w:line="240" w:lineRule="auto"/>
-              <w:jc w:val="center"/>
-              <w:rPr>
-                <w:sz w:val="18"/>
-                <w:szCs w:val="18"/>
-              </w:rPr>
-            </w:pPr>
-            <w:r>
-              <w:rPr>
-                <w:color w:val="000000"/>
-                <w:sz w:val="18"/>
-                <w:szCs w:val="18"/>
-              </w:rPr>
-              <w:t>129 (28 - 403)</w:t>
-            </w:r>
-          </w:p>
-        </w:tc>
-        <w:tc>
-          <w:tcPr>
-            <w:tcW w:w="1050" w:type="dxa"/>
-            <w:tcBorders>
-              <w:top w:val="single" w:sz="4" w:space="0" w:color="auto"/>
-              <w:left w:val="single" w:sz="4" w:space="0" w:color="auto"/>
-              <w:bottom w:val="single" w:sz="4" w:space="0" w:color="auto"/>
-              <w:right w:val="single" w:sz="4" w:space="0" w:color="auto"/>
-            </w:tcBorders>
-            <w:noWrap/>
-            <w:vAlign w:val="center"/>
-          </w:tcPr>
-          <w:p>
-            <w:pPr>
-              <w:spacing w:line="240" w:lineRule="auto"/>
-              <w:jc w:val="center"/>
-              <w:rPr>
-                <w:sz w:val="18"/>
-                <w:szCs w:val="18"/>
-              </w:rPr>
-            </w:pPr>
-            <w:r>
-              <w:rPr>
-                <w:color w:val="000000"/>
-                <w:sz w:val="18"/>
-                <w:szCs w:val="18"/>
-              </w:rPr>
-              <w:t>1 (0 - 5)</w:t>
-            </w:r>
-          </w:p>
-        </w:tc>
-        <w:tc>
-          <w:tcPr>
-            <w:tcW w:w="1332" w:type="dxa"/>
-            <w:tcBorders>
-              <w:top w:val="single" w:sz="4" w:space="0" w:color="auto"/>
-              <w:left w:val="single" w:sz="4" w:space="0" w:color="auto"/>
-              <w:bottom w:val="single" w:sz="4" w:space="0" w:color="auto"/>
-              <w:right w:val="single" w:sz="4" w:space="0" w:color="auto"/>
-            </w:tcBorders>
-            <w:noWrap/>
-            <w:vAlign w:val="center"/>
-          </w:tcPr>
-          <w:p>
-            <w:pPr>
-              <w:spacing w:line="240" w:lineRule="auto"/>
-              <w:jc w:val="center"/>
-              <w:rPr>
-                <w:sz w:val="18"/>
-                <w:szCs w:val="18"/>
-              </w:rPr>
-            </w:pPr>
-            <w:r>
-              <w:rPr>
-                <w:color w:val="000000"/>
-                <w:sz w:val="18"/>
-                <w:szCs w:val="18"/>
-              </w:rPr>
-              <w:t>0.597 (0.116 - 2.557)</w:t>
-            </w:r>
-          </w:p>
-        </w:tc>
-        <w:tc>
-          <w:tcPr>
-            <w:tcW w:w="1332" w:type="dxa"/>
-            <w:tcBorders>
-              <w:top w:val="single" w:sz="4" w:space="0" w:color="auto"/>
-              <w:left w:val="single" w:sz="4" w:space="0" w:color="auto"/>
-              <w:bottom w:val="single" w:sz="4" w:space="0" w:color="auto"/>
-              <w:right w:val="single" w:sz="4" w:space="0" w:color="auto"/>
-            </w:tcBorders>
-            <w:noWrap/>
-            <w:vAlign w:val="center"/>
-          </w:tcPr>
-          <w:p>
-            <w:pPr>
-              <w:spacing w:line="240" w:lineRule="auto"/>
-              <w:jc w:val="center"/>
-              <w:rPr>
-                <w:sz w:val="18"/>
-                <w:szCs w:val="18"/>
-              </w:rPr>
-            </w:pPr>
-            <w:r>
-              <w:rPr>
-                <w:color w:val="000000"/>
-                <w:sz w:val="18"/>
-                <w:szCs w:val="18"/>
-              </w:rPr>
-              <w:t>0.002 (0 - 0.021)</w:t>
-            </w:r>
-          </w:p>
-        </w:tc>
-        <w:tc>
-          <w:tcPr>
-            <w:tcW w:w="1332" w:type="dxa"/>
-            <w:tcBorders>
-              <w:top w:val="single" w:sz="4" w:space="0" w:color="auto"/>
-              <w:left w:val="single" w:sz="4" w:space="0" w:color="auto"/>
-              <w:bottom w:val="single" w:sz="4" w:space="0" w:color="auto"/>
-              <w:right w:val="single" w:sz="4" w:space="0" w:color="auto"/>
-            </w:tcBorders>
-            <w:noWrap/>
-            <w:vAlign w:val="center"/>
-          </w:tcPr>
-          <w:p>
-            <w:pPr>
-              <w:spacing w:line="240" w:lineRule="auto"/>
-              <w:jc w:val="center"/>
-              <w:rPr>
-                <w:sz w:val="18"/>
-                <w:szCs w:val="18"/>
-              </w:rPr>
-            </w:pPr>
-            <w:r>
-              <w:rPr>
-                <w:color w:val="000000"/>
-                <w:sz w:val="18"/>
-                <w:szCs w:val="18"/>
-              </w:rPr>
-              <w:t>4,767.6 (962.8 - 22,509.2)</w:t>
-            </w:r>
-          </w:p>
-        </w:tc>
-        <w:tc>
-          <w:tcPr>
-            <w:tcW w:w="1332" w:type="dxa"/>
-            <w:tcBorders>
-              <w:top w:val="single" w:sz="4" w:space="0" w:color="auto"/>
-              <w:left w:val="single" w:sz="4" w:space="0" w:color="auto"/>
-              <w:bottom w:val="single" w:sz="4" w:space="0" w:color="auto"/>
-              <w:right w:val="single" w:sz="4" w:space="0" w:color="auto"/>
-            </w:tcBorders>
-            <w:noWrap/>
-            <w:vAlign w:val="center"/>
-          </w:tcPr>
-          <w:p>
-            <w:pPr>
-              <w:spacing w:line="240" w:lineRule="auto"/>
-              <w:jc w:val="center"/>
-              <w:rPr>
-                <w:sz w:val="18"/>
-                <w:szCs w:val="18"/>
-              </w:rPr>
-            </w:pPr>
-            <w:r>
-              <w:rPr>
-                <w:color w:val="000000"/>
-                <w:sz w:val="18"/>
-                <w:szCs w:val="18"/>
-              </w:rPr>
-              <w:t>187,691.5 (39,377.2 - 572,491.3)</w:t>
-            </w:r>
-          </w:p>
-        </w:tc>
-        <w:tc>
-          <w:tcPr>
-            <w:tcW w:w="1332" w:type="dxa"/>
-            <w:tcBorders>
-              <w:top w:val="single" w:sz="4" w:space="0" w:color="auto"/>
-              <w:left w:val="single" w:sz="4" w:space="0" w:color="auto"/>
-              <w:bottom w:val="single" w:sz="4" w:space="0" w:color="auto"/>
-              <w:right w:val="single" w:sz="4" w:space="0" w:color="auto"/>
-            </w:tcBorders>
-            <w:noWrap/>
-            <w:vAlign w:val="center"/>
-          </w:tcPr>
-          <w:p>
-            <w:pPr>
-              <w:spacing w:line="240" w:lineRule="auto"/>
-              <w:jc w:val="center"/>
-              <w:rPr>
-                <w:sz w:val="18"/>
-                <w:szCs w:val="18"/>
-              </w:rPr>
-            </w:pPr>
-            <w:r>
-              <w:rPr>
-                <w:color w:val="000000"/>
-                <w:sz w:val="18"/>
-                <w:szCs w:val="18"/>
-              </w:rPr>
-              <w:t>40,753.2 (5,273.3 - 7,026,189)</w:t>
-            </w:r>
-          </w:p>
-        </w:tc>
-      </w:tr>
-      <w:bookmarkEnd w:id="29"/>
-      <w:tr>
-        <w:trPr>
-          <w:trHeight w:val="773"/>
-        </w:trPr>
-        <w:tc>
-          <w:tcPr>
-            <w:tcW w:w="1020" w:type="dxa"/>
-            <w:vAlign w:val="center"/>
-          </w:tcPr>
-          <w:p>
-            <w:pPr>
-              <w:spacing w:line="240" w:lineRule="auto"/>
-              <w:jc w:val="center"/>
-              <w:rPr>
-                <w:color w:val="000000"/>
-                <w:sz w:val="18"/>
-                <w:szCs w:val="18"/>
-              </w:rPr>
-            </w:pPr>
-            <w:r>
-              <w:rPr>
-                <w:color w:val="000000"/>
-                <w:sz w:val="18"/>
-                <w:szCs w:val="18"/>
-              </w:rPr>
-              <w:t>5</w:t>
-            </w:r>
-          </w:p>
-        </w:tc>
-        <w:tc>
-          <w:tcPr>
-            <w:tcW w:w="1020" w:type="dxa"/>
-            <w:vAlign w:val="center"/>
-          </w:tcPr>
-          <w:p>
-            <w:pPr>
-              <w:spacing w:line="240" w:lineRule="auto"/>
-              <w:jc w:val="center"/>
-              <w:rPr>
-                <w:color w:val="000000"/>
-                <w:sz w:val="18"/>
-                <w:szCs w:val="18"/>
-              </w:rPr>
-            </w:pPr>
-            <w:r>
-              <w:rPr>
-                <w:color w:val="000000"/>
-                <w:sz w:val="18"/>
-                <w:szCs w:val="18"/>
-              </w:rPr>
-              <w:t>1</w:t>
-            </w:r>
-          </w:p>
-        </w:tc>
-        <w:tc>
-          <w:tcPr>
-            <w:tcW w:w="1020" w:type="dxa"/>
-            <w:tcBorders>
-              <w:top w:val="single" w:sz="4" w:space="0" w:color="auto"/>
-              <w:left w:val="nil"/>
-              <w:bottom w:val="single" w:sz="4" w:space="0" w:color="auto"/>
-              <w:right w:val="single" w:sz="4" w:space="0" w:color="auto"/>
-            </w:tcBorders>
-            <w:vAlign w:val="center"/>
-          </w:tcPr>
-          <w:p>
-            <w:pPr>
-              <w:spacing w:line="240" w:lineRule="auto"/>
-              <w:jc w:val="center"/>
-              <w:rPr>
-                <w:color w:val="000000"/>
-                <w:sz w:val="18"/>
-                <w:szCs w:val="18"/>
-              </w:rPr>
-            </w:pPr>
-            <w:r>
-              <w:rPr>
-                <w:color w:val="000000"/>
-                <w:sz w:val="18"/>
-                <w:szCs w:val="18"/>
-              </w:rPr>
-              <w:t>737 (61.8%)</w:t>
-            </w:r>
-          </w:p>
-        </w:tc>
-        <w:tc>
-          <w:tcPr>
-            <w:tcW w:w="1050" w:type="dxa"/>
-            <w:tcBorders>
-              <w:top w:val="single" w:sz="4" w:space="0" w:color="auto"/>
-              <w:left w:val="single" w:sz="4" w:space="0" w:color="auto"/>
-              <w:bottom w:val="single" w:sz="4" w:space="0" w:color="auto"/>
-              <w:right w:val="single" w:sz="4" w:space="0" w:color="auto"/>
-            </w:tcBorders>
-            <w:vAlign w:val="center"/>
-          </w:tcPr>
-          <w:p>
-            <w:pPr>
-              <w:spacing w:line="240" w:lineRule="auto"/>
-              <w:jc w:val="center"/>
-              <w:rPr>
-                <w:sz w:val="18"/>
-                <w:szCs w:val="18"/>
-                <w:highlight w:val="yellow"/>
-              </w:rPr>
-            </w:pPr>
-            <w:r>
-              <w:rPr>
-                <w:color w:val="000000"/>
-                <w:sz w:val="18"/>
-                <w:szCs w:val="18"/>
-              </w:rPr>
-              <w:t>36.1 (15.3 - 57.9)</w:t>
-            </w:r>
-          </w:p>
-        </w:tc>
-        <w:tc>
-          <w:tcPr>
-            <w:tcW w:w="1050" w:type="dxa"/>
-            <w:tcBorders>
-              <w:top w:val="single" w:sz="4" w:space="0" w:color="auto"/>
-              <w:left w:val="single" w:sz="4" w:space="0" w:color="auto"/>
-              <w:bottom w:val="single" w:sz="4" w:space="0" w:color="auto"/>
-              <w:right w:val="single" w:sz="4" w:space="0" w:color="auto"/>
-            </w:tcBorders>
-            <w:noWrap/>
-            <w:vAlign w:val="center"/>
-          </w:tcPr>
-          <w:p>
-            <w:pPr>
-              <w:spacing w:line="240" w:lineRule="auto"/>
-              <w:jc w:val="center"/>
-              <w:rPr>
-                <w:sz w:val="18"/>
-                <w:szCs w:val="18"/>
-                <w:highlight w:val="yellow"/>
-              </w:rPr>
-            </w:pPr>
-            <w:r>
-              <w:rPr>
-                <w:color w:val="000000"/>
-                <w:sz w:val="18"/>
-                <w:szCs w:val="18"/>
-              </w:rPr>
-              <w:t>127 (42 - 341)</w:t>
-            </w:r>
-          </w:p>
-        </w:tc>
-        <w:tc>
-          <w:tcPr>
-            <w:tcW w:w="1050" w:type="dxa"/>
-            <w:tcBorders>
-              <w:top w:val="single" w:sz="4" w:space="0" w:color="auto"/>
-              <w:left w:val="single" w:sz="4" w:space="0" w:color="auto"/>
-              <w:bottom w:val="single" w:sz="4" w:space="0" w:color="auto"/>
-              <w:right w:val="single" w:sz="4" w:space="0" w:color="auto"/>
-            </w:tcBorders>
-            <w:noWrap/>
-            <w:vAlign w:val="center"/>
-          </w:tcPr>
-          <w:p>
-            <w:pPr>
-              <w:spacing w:line="240" w:lineRule="auto"/>
-              <w:jc w:val="center"/>
-              <w:rPr>
-                <w:sz w:val="18"/>
-                <w:szCs w:val="18"/>
-                <w:highlight w:val="yellow"/>
-              </w:rPr>
-            </w:pPr>
-            <w:r>
-              <w:rPr>
-                <w:color w:val="000000"/>
-                <w:sz w:val="18"/>
-                <w:szCs w:val="18"/>
-              </w:rPr>
-              <w:t>1 (0 - 4)</w:t>
-            </w:r>
-          </w:p>
-        </w:tc>
-        <w:tc>
-          <w:tcPr>
-            <w:tcW w:w="1332" w:type="dxa"/>
-            <w:tcBorders>
-              <w:top w:val="single" w:sz="4" w:space="0" w:color="auto"/>
-              <w:left w:val="single" w:sz="4" w:space="0" w:color="auto"/>
-              <w:bottom w:val="single" w:sz="4" w:space="0" w:color="auto"/>
-              <w:right w:val="single" w:sz="4" w:space="0" w:color="auto"/>
-            </w:tcBorders>
-            <w:noWrap/>
-            <w:vAlign w:val="center"/>
-          </w:tcPr>
-          <w:p>
-            <w:pPr>
-              <w:spacing w:line="240" w:lineRule="auto"/>
-              <w:jc w:val="center"/>
-              <w:rPr>
-                <w:sz w:val="18"/>
-                <w:szCs w:val="18"/>
-                <w:highlight w:val="yellow"/>
-              </w:rPr>
-            </w:pPr>
-            <w:r>
-              <w:rPr>
-                <w:color w:val="000000"/>
-                <w:sz w:val="18"/>
-                <w:szCs w:val="18"/>
-              </w:rPr>
-              <w:t>0.651 (0.157 - 2.277)</w:t>
-            </w:r>
-          </w:p>
-        </w:tc>
-        <w:tc>
-          <w:tcPr>
-            <w:tcW w:w="1332" w:type="dxa"/>
-            <w:tcBorders>
-              <w:top w:val="single" w:sz="4" w:space="0" w:color="auto"/>
-              <w:left w:val="single" w:sz="4" w:space="0" w:color="auto"/>
-              <w:bottom w:val="single" w:sz="4" w:space="0" w:color="auto"/>
-              <w:right w:val="single" w:sz="4" w:space="0" w:color="auto"/>
-            </w:tcBorders>
-            <w:noWrap/>
-            <w:vAlign w:val="center"/>
-          </w:tcPr>
-          <w:p>
-            <w:pPr>
-              <w:spacing w:line="240" w:lineRule="auto"/>
-              <w:jc w:val="center"/>
-              <w:rPr>
-                <w:sz w:val="18"/>
-                <w:szCs w:val="18"/>
-                <w:highlight w:val="yellow"/>
-              </w:rPr>
-            </w:pPr>
-            <w:r>
-              <w:rPr>
-                <w:color w:val="000000"/>
-                <w:sz w:val="18"/>
-                <w:szCs w:val="18"/>
-              </w:rPr>
-              <w:t>0.002 (0 - 0.021)</w:t>
-            </w:r>
-          </w:p>
-        </w:tc>
-        <w:tc>
-          <w:tcPr>
-            <w:tcW w:w="1332" w:type="dxa"/>
-            <w:tcBorders>
-              <w:top w:val="single" w:sz="4" w:space="0" w:color="auto"/>
-              <w:left w:val="single" w:sz="4" w:space="0" w:color="auto"/>
-              <w:bottom w:val="single" w:sz="4" w:space="0" w:color="auto"/>
-              <w:right w:val="single" w:sz="4" w:space="0" w:color="auto"/>
-            </w:tcBorders>
-            <w:noWrap/>
-            <w:vAlign w:val="center"/>
-          </w:tcPr>
-          <w:p>
-            <w:pPr>
-              <w:spacing w:line="240" w:lineRule="auto"/>
-              <w:jc w:val="center"/>
-              <w:rPr>
-                <w:sz w:val="18"/>
-                <w:szCs w:val="18"/>
-                <w:highlight w:val="yellow"/>
-              </w:rPr>
-            </w:pPr>
-            <w:r>
-              <w:rPr>
-                <w:color w:val="000000"/>
-                <w:sz w:val="18"/>
-                <w:szCs w:val="18"/>
-              </w:rPr>
-              <w:t>5,071.4 (1,126.2 - 20,438)</w:t>
-            </w:r>
-          </w:p>
-        </w:tc>
-        <w:tc>
-          <w:tcPr>
-            <w:tcW w:w="1332" w:type="dxa"/>
-            <w:tcBorders>
-              <w:top w:val="single" w:sz="4" w:space="0" w:color="auto"/>
-              <w:left w:val="single" w:sz="4" w:space="0" w:color="auto"/>
-              <w:bottom w:val="single" w:sz="4" w:space="0" w:color="auto"/>
-              <w:right w:val="single" w:sz="4" w:space="0" w:color="auto"/>
-            </w:tcBorders>
-            <w:noWrap/>
-            <w:vAlign w:val="center"/>
-          </w:tcPr>
-          <w:p>
-            <w:pPr>
-              <w:spacing w:line="240" w:lineRule="auto"/>
-              <w:jc w:val="center"/>
-              <w:rPr>
-                <w:sz w:val="18"/>
-                <w:szCs w:val="18"/>
-                <w:highlight w:val="yellow"/>
-              </w:rPr>
-            </w:pPr>
-            <w:r>
-              <w:rPr>
-                <w:color w:val="000000"/>
-                <w:sz w:val="18"/>
-                <w:szCs w:val="18"/>
-              </w:rPr>
-              <w:t>183,105.3 (44,934 - 653,641.9)</w:t>
-            </w:r>
-          </w:p>
-        </w:tc>
-        <w:tc>
-          <w:tcPr>
-            <w:tcW w:w="1332" w:type="dxa"/>
-            <w:tcBorders>
-              <w:top w:val="single" w:sz="4" w:space="0" w:color="auto"/>
-              <w:left w:val="single" w:sz="4" w:space="0" w:color="auto"/>
-              <w:bottom w:val="single" w:sz="4" w:space="0" w:color="auto"/>
-              <w:right w:val="single" w:sz="4" w:space="0" w:color="auto"/>
-            </w:tcBorders>
-            <w:noWrap/>
-            <w:vAlign w:val="center"/>
-          </w:tcPr>
-          <w:p>
-            <w:pPr>
-              <w:spacing w:line="240" w:lineRule="auto"/>
-              <w:jc w:val="center"/>
-              <w:rPr>
-                <w:sz w:val="18"/>
-                <w:szCs w:val="18"/>
-                <w:highlight w:val="yellow"/>
-              </w:rPr>
-            </w:pPr>
-            <w:r>
-              <w:rPr>
-                <w:color w:val="000000"/>
-                <w:sz w:val="18"/>
-                <w:szCs w:val="18"/>
-              </w:rPr>
-              <w:t>49,177.5 (5,721.7 - 7,353,949)</w:t>
-            </w:r>
-          </w:p>
-        </w:tc>
-      </w:tr>
-      <w:tr>
-        <w:trPr>
-          <w:trHeight w:val="773"/>
-        </w:trPr>
-        <w:tc>
-          <w:tcPr>
-            <w:tcW w:w="1020" w:type="dxa"/>
-            <w:vAlign w:val="center"/>
-          </w:tcPr>
-          <w:p>
-            <w:pPr>
-              <w:spacing w:line="240" w:lineRule="auto"/>
-              <w:jc w:val="center"/>
-              <w:rPr>
-                <w:color w:val="000000"/>
-                <w:sz w:val="18"/>
-                <w:szCs w:val="18"/>
-              </w:rPr>
-            </w:pPr>
-            <w:r>
-              <w:rPr>
-                <w:color w:val="000000"/>
-                <w:sz w:val="18"/>
-                <w:szCs w:val="18"/>
-              </w:rPr>
-              <w:t>5</w:t>
-            </w:r>
-          </w:p>
-        </w:tc>
-        <w:tc>
-          <w:tcPr>
-            <w:tcW w:w="1020" w:type="dxa"/>
-            <w:vAlign w:val="center"/>
-          </w:tcPr>
-          <w:p>
-            <w:pPr>
-              <w:spacing w:line="240" w:lineRule="auto"/>
-              <w:jc w:val="center"/>
-              <w:rPr>
-                <w:color w:val="000000"/>
-                <w:sz w:val="18"/>
-                <w:szCs w:val="18"/>
-              </w:rPr>
-            </w:pPr>
-            <w:r>
-              <w:rPr>
-                <w:color w:val="000000"/>
-                <w:sz w:val="18"/>
-                <w:szCs w:val="18"/>
-              </w:rPr>
-              <w:t>10</w:t>
-            </w:r>
-          </w:p>
-        </w:tc>
-        <w:tc>
-          <w:tcPr>
-            <w:tcW w:w="1020" w:type="dxa"/>
-            <w:tcBorders>
-              <w:top w:val="single" w:sz="4" w:space="0" w:color="auto"/>
-              <w:left w:val="nil"/>
-              <w:bottom w:val="single" w:sz="4" w:space="0" w:color="auto"/>
-              <w:right w:val="single" w:sz="4" w:space="0" w:color="auto"/>
-            </w:tcBorders>
-            <w:vAlign w:val="center"/>
-          </w:tcPr>
-          <w:p>
-            <w:pPr>
-              <w:spacing w:line="240" w:lineRule="auto"/>
-              <w:jc w:val="center"/>
-              <w:rPr>
-                <w:color w:val="000000"/>
-                <w:sz w:val="18"/>
-                <w:szCs w:val="18"/>
-              </w:rPr>
-            </w:pPr>
-            <w:r>
-              <w:rPr>
-                <w:color w:val="000000"/>
-                <w:sz w:val="18"/>
-                <w:szCs w:val="18"/>
-              </w:rPr>
-              <w:t>737 (61.8%)</w:t>
-            </w:r>
-          </w:p>
-        </w:tc>
-        <w:tc>
-          <w:tcPr>
-            <w:tcW w:w="1050" w:type="dxa"/>
-            <w:tcBorders>
-              <w:top w:val="single" w:sz="4" w:space="0" w:color="auto"/>
-              <w:left w:val="single" w:sz="4" w:space="0" w:color="auto"/>
-              <w:bottom w:val="single" w:sz="4" w:space="0" w:color="auto"/>
-              <w:right w:val="single" w:sz="4" w:space="0" w:color="auto"/>
-            </w:tcBorders>
-            <w:vAlign w:val="center"/>
-          </w:tcPr>
-          <w:p>
-            <w:pPr>
-              <w:spacing w:line="240" w:lineRule="auto"/>
-              <w:jc w:val="center"/>
-              <w:rPr>
-                <w:sz w:val="18"/>
-                <w:szCs w:val="18"/>
-                <w:highlight w:val="yellow"/>
-              </w:rPr>
-            </w:pPr>
-            <w:r>
-              <w:rPr>
-                <w:color w:val="000000"/>
-                <w:sz w:val="18"/>
-                <w:szCs w:val="18"/>
-              </w:rPr>
-              <w:t>32 (11.8 - 54.5)</w:t>
-            </w:r>
-          </w:p>
-        </w:tc>
-        <w:tc>
-          <w:tcPr>
-            <w:tcW w:w="1050" w:type="dxa"/>
-            <w:tcBorders>
-              <w:top w:val="single" w:sz="4" w:space="0" w:color="auto"/>
-              <w:left w:val="single" w:sz="4" w:space="0" w:color="auto"/>
-              <w:bottom w:val="single" w:sz="4" w:space="0" w:color="auto"/>
-              <w:right w:val="single" w:sz="4" w:space="0" w:color="auto"/>
-            </w:tcBorders>
-            <w:noWrap/>
-            <w:vAlign w:val="center"/>
-          </w:tcPr>
-          <w:p>
-            <w:pPr>
-              <w:spacing w:line="240" w:lineRule="auto"/>
-              <w:jc w:val="center"/>
-              <w:rPr>
-                <w:sz w:val="18"/>
-                <w:szCs w:val="18"/>
-                <w:highlight w:val="yellow"/>
-              </w:rPr>
-            </w:pPr>
-            <w:r>
-              <w:rPr>
-                <w:color w:val="000000"/>
-                <w:sz w:val="18"/>
-                <w:szCs w:val="18"/>
-              </w:rPr>
-              <w:t>114 (33 - 329)</w:t>
-            </w:r>
-          </w:p>
-        </w:tc>
-        <w:tc>
-          <w:tcPr>
-            <w:tcW w:w="1050" w:type="dxa"/>
-            <w:tcBorders>
-              <w:top w:val="single" w:sz="4" w:space="0" w:color="auto"/>
-              <w:left w:val="single" w:sz="4" w:space="0" w:color="auto"/>
-              <w:bottom w:val="single" w:sz="4" w:space="0" w:color="auto"/>
-              <w:right w:val="single" w:sz="4" w:space="0" w:color="auto"/>
-            </w:tcBorders>
-            <w:noWrap/>
-            <w:vAlign w:val="center"/>
-          </w:tcPr>
-          <w:p>
-            <w:pPr>
-              <w:spacing w:line="240" w:lineRule="auto"/>
-              <w:jc w:val="center"/>
-              <w:rPr>
-                <w:sz w:val="18"/>
-                <w:szCs w:val="18"/>
-                <w:highlight w:val="yellow"/>
-              </w:rPr>
-            </w:pPr>
-            <w:r>
-              <w:rPr>
-                <w:color w:val="000000"/>
-                <w:sz w:val="18"/>
-                <w:szCs w:val="18"/>
-              </w:rPr>
-              <w:t>1 (0 - 4)</w:t>
-            </w:r>
-          </w:p>
-        </w:tc>
-        <w:tc>
-          <w:tcPr>
-            <w:tcW w:w="1332" w:type="dxa"/>
-            <w:tcBorders>
-              <w:top w:val="single" w:sz="4" w:space="0" w:color="auto"/>
-              <w:left w:val="single" w:sz="4" w:space="0" w:color="auto"/>
-              <w:bottom w:val="single" w:sz="4" w:space="0" w:color="auto"/>
-              <w:right w:val="single" w:sz="4" w:space="0" w:color="auto"/>
-            </w:tcBorders>
-            <w:noWrap/>
-            <w:vAlign w:val="center"/>
-          </w:tcPr>
-          <w:p>
-            <w:pPr>
-              <w:spacing w:line="240" w:lineRule="auto"/>
-              <w:jc w:val="center"/>
-              <w:rPr>
-                <w:sz w:val="18"/>
-                <w:szCs w:val="18"/>
-                <w:highlight w:val="yellow"/>
-              </w:rPr>
-            </w:pPr>
-            <w:r>
-              <w:rPr>
-                <w:color w:val="000000"/>
-                <w:sz w:val="18"/>
-                <w:szCs w:val="18"/>
-              </w:rPr>
-              <w:t>0.584 (0.125 - 2.178)</w:t>
-            </w:r>
-          </w:p>
-        </w:tc>
-        <w:tc>
-          <w:tcPr>
-            <w:tcW w:w="1332" w:type="dxa"/>
-            <w:tcBorders>
-              <w:top w:val="single" w:sz="4" w:space="0" w:color="auto"/>
-              <w:left w:val="single" w:sz="4" w:space="0" w:color="auto"/>
-              <w:bottom w:val="single" w:sz="4" w:space="0" w:color="auto"/>
-              <w:right w:val="single" w:sz="4" w:space="0" w:color="auto"/>
-            </w:tcBorders>
-            <w:noWrap/>
-            <w:vAlign w:val="center"/>
-          </w:tcPr>
-          <w:p>
-            <w:pPr>
-              <w:spacing w:line="240" w:lineRule="auto"/>
-              <w:jc w:val="center"/>
-              <w:rPr>
-                <w:sz w:val="18"/>
-                <w:szCs w:val="18"/>
-                <w:highlight w:val="yellow"/>
-              </w:rPr>
-            </w:pPr>
-            <w:r>
-              <w:rPr>
-                <w:color w:val="000000"/>
-                <w:sz w:val="18"/>
-                <w:szCs w:val="18"/>
-              </w:rPr>
-              <w:t>0.001 (0 - 0.02)</w:t>
-            </w:r>
-          </w:p>
-        </w:tc>
-        <w:tc>
-          <w:tcPr>
-            <w:tcW w:w="1332" w:type="dxa"/>
-            <w:tcBorders>
-              <w:top w:val="single" w:sz="4" w:space="0" w:color="auto"/>
-              <w:left w:val="single" w:sz="4" w:space="0" w:color="auto"/>
-              <w:bottom w:val="single" w:sz="4" w:space="0" w:color="auto"/>
-              <w:right w:val="single" w:sz="4" w:space="0" w:color="auto"/>
-            </w:tcBorders>
-            <w:noWrap/>
-            <w:vAlign w:val="center"/>
-          </w:tcPr>
-          <w:p>
-            <w:pPr>
-              <w:spacing w:line="240" w:lineRule="auto"/>
-              <w:jc w:val="center"/>
-              <w:rPr>
-                <w:sz w:val="18"/>
-                <w:szCs w:val="18"/>
-                <w:highlight w:val="yellow"/>
-              </w:rPr>
-            </w:pPr>
-            <w:r>
-              <w:rPr>
-                <w:color w:val="000000"/>
-                <w:sz w:val="18"/>
-                <w:szCs w:val="18"/>
-              </w:rPr>
-              <w:t>5,545.4 (1,190.1 - 24,210.3)</w:t>
-            </w:r>
-          </w:p>
-        </w:tc>
-        <w:tc>
-          <w:tcPr>
-            <w:tcW w:w="1332" w:type="dxa"/>
-            <w:tcBorders>
-              <w:top w:val="single" w:sz="4" w:space="0" w:color="auto"/>
-              <w:left w:val="single" w:sz="4" w:space="0" w:color="auto"/>
-              <w:bottom w:val="single" w:sz="4" w:space="0" w:color="auto"/>
-              <w:right w:val="single" w:sz="4" w:space="0" w:color="auto"/>
-            </w:tcBorders>
-            <w:noWrap/>
-            <w:vAlign w:val="center"/>
-          </w:tcPr>
-          <w:p>
-            <w:pPr>
-              <w:spacing w:line="240" w:lineRule="auto"/>
-              <w:jc w:val="center"/>
-              <w:rPr>
-                <w:sz w:val="18"/>
-                <w:szCs w:val="18"/>
-                <w:highlight w:val="yellow"/>
-              </w:rPr>
-            </w:pPr>
-            <w:r>
-              <w:rPr>
-                <w:color w:val="000000"/>
-                <w:sz w:val="18"/>
-                <w:szCs w:val="18"/>
-              </w:rPr>
-              <w:t>180,256.1 (46,870.6 - 680,208.6)</w:t>
-            </w:r>
-          </w:p>
-        </w:tc>
-        <w:tc>
-          <w:tcPr>
-            <w:tcW w:w="1332" w:type="dxa"/>
-            <w:tcBorders>
-              <w:top w:val="single" w:sz="4" w:space="0" w:color="auto"/>
-              <w:left w:val="single" w:sz="4" w:space="0" w:color="auto"/>
-              <w:bottom w:val="single" w:sz="4" w:space="0" w:color="auto"/>
-              <w:right w:val="single" w:sz="4" w:space="0" w:color="auto"/>
-            </w:tcBorders>
-            <w:noWrap/>
-            <w:vAlign w:val="center"/>
-          </w:tcPr>
-          <w:p>
-            <w:pPr>
-              <w:spacing w:line="240" w:lineRule="auto"/>
-              <w:jc w:val="center"/>
-              <w:rPr>
-                <w:sz w:val="18"/>
-                <w:szCs w:val="18"/>
-                <w:highlight w:val="yellow"/>
-              </w:rPr>
-            </w:pPr>
-            <w:r>
-              <w:rPr>
-                <w:color w:val="000000"/>
-                <w:sz w:val="18"/>
-                <w:szCs w:val="18"/>
-              </w:rPr>
-              <w:t>72,055.6 (6,171 - 10,363,554)</w:t>
-            </w:r>
-          </w:p>
-        </w:tc>
-      </w:tr>
-      <w:tr>
-        <w:trPr>
-          <w:trHeight w:val="773"/>
-        </w:trPr>
-        <w:tc>
-          <w:tcPr>
-            <w:tcW w:w="1020" w:type="dxa"/>
-            <w:vAlign w:val="center"/>
-          </w:tcPr>
-          <w:p>
-            <w:pPr>
-              <w:spacing w:line="240" w:lineRule="auto"/>
-              <w:jc w:val="center"/>
-              <w:rPr>
-                <w:color w:val="000000"/>
-                <w:sz w:val="18"/>
-                <w:szCs w:val="18"/>
-              </w:rPr>
-            </w:pPr>
-            <w:r>
-              <w:rPr>
-                <w:color w:val="000000"/>
-                <w:sz w:val="18"/>
-                <w:szCs w:val="18"/>
-              </w:rPr>
-              <w:t>5</w:t>
-            </w:r>
-          </w:p>
-        </w:tc>
-        <w:tc>
-          <w:tcPr>
-            <w:tcW w:w="1020" w:type="dxa"/>
-            <w:vAlign w:val="center"/>
-          </w:tcPr>
-          <w:p>
-            <w:pPr>
-              <w:spacing w:line="240" w:lineRule="auto"/>
-              <w:jc w:val="center"/>
-              <w:rPr>
-                <w:color w:val="000000"/>
-                <w:sz w:val="18"/>
-                <w:szCs w:val="18"/>
-              </w:rPr>
-            </w:pPr>
-            <w:r>
-              <w:rPr>
-                <w:color w:val="000000"/>
-                <w:sz w:val="18"/>
-                <w:szCs w:val="18"/>
-              </w:rPr>
-              <w:t>50</w:t>
-            </w:r>
-          </w:p>
-        </w:tc>
-        <w:tc>
-          <w:tcPr>
-            <w:tcW w:w="1020" w:type="dxa"/>
-            <w:tcBorders>
-              <w:top w:val="single" w:sz="4" w:space="0" w:color="auto"/>
-              <w:left w:val="nil"/>
-              <w:bottom w:val="single" w:sz="4" w:space="0" w:color="auto"/>
-              <w:right w:val="single" w:sz="4" w:space="0" w:color="auto"/>
-            </w:tcBorders>
-            <w:vAlign w:val="center"/>
-          </w:tcPr>
-          <w:p>
-            <w:pPr>
-              <w:spacing w:line="240" w:lineRule="auto"/>
-              <w:jc w:val="center"/>
-              <w:rPr>
-                <w:color w:val="000000"/>
-                <w:sz w:val="18"/>
-                <w:szCs w:val="18"/>
-              </w:rPr>
-            </w:pPr>
-            <w:r>
-              <w:rPr>
-                <w:color w:val="000000"/>
-                <w:sz w:val="18"/>
-                <w:szCs w:val="18"/>
-              </w:rPr>
-              <w:t>737 (61.8%)</w:t>
-            </w:r>
-          </w:p>
-        </w:tc>
-        <w:tc>
-          <w:tcPr>
-            <w:tcW w:w="1050" w:type="dxa"/>
-            <w:tcBorders>
-              <w:top w:val="single" w:sz="4" w:space="0" w:color="auto"/>
-              <w:left w:val="single" w:sz="4" w:space="0" w:color="auto"/>
-              <w:bottom w:val="single" w:sz="4" w:space="0" w:color="auto"/>
-              <w:right w:val="single" w:sz="4" w:space="0" w:color="auto"/>
-            </w:tcBorders>
-            <w:vAlign w:val="center"/>
-          </w:tcPr>
-          <w:p>
-            <w:pPr>
-              <w:spacing w:line="240" w:lineRule="auto"/>
-              <w:jc w:val="center"/>
-              <w:rPr>
-                <w:sz w:val="18"/>
-                <w:szCs w:val="18"/>
-                <w:highlight w:val="yellow"/>
-              </w:rPr>
-            </w:pPr>
-            <w:r>
-              <w:rPr>
-                <w:color w:val="000000"/>
-                <w:sz w:val="18"/>
-                <w:szCs w:val="18"/>
-              </w:rPr>
-              <w:t>21.6 (5.6 - 45.2)</w:t>
-            </w:r>
-          </w:p>
-        </w:tc>
-        <w:tc>
-          <w:tcPr>
-            <w:tcW w:w="1050" w:type="dxa"/>
-            <w:tcBorders>
-              <w:top w:val="single" w:sz="4" w:space="0" w:color="auto"/>
-              <w:left w:val="single" w:sz="4" w:space="0" w:color="auto"/>
-              <w:bottom w:val="single" w:sz="4" w:space="0" w:color="auto"/>
-              <w:right w:val="single" w:sz="4" w:space="0" w:color="auto"/>
-            </w:tcBorders>
-            <w:noWrap/>
-            <w:vAlign w:val="center"/>
-          </w:tcPr>
-          <w:p>
-            <w:pPr>
-              <w:spacing w:line="240" w:lineRule="auto"/>
-              <w:jc w:val="center"/>
-              <w:rPr>
-                <w:sz w:val="18"/>
-                <w:szCs w:val="18"/>
-                <w:highlight w:val="yellow"/>
-              </w:rPr>
-            </w:pPr>
-            <w:r>
-              <w:rPr>
-                <w:color w:val="000000"/>
-                <w:sz w:val="18"/>
-                <w:szCs w:val="18"/>
-              </w:rPr>
-              <w:t>79 (16 - 281)</w:t>
-            </w:r>
-          </w:p>
-        </w:tc>
-        <w:tc>
-          <w:tcPr>
-            <w:tcW w:w="1050" w:type="dxa"/>
-            <w:tcBorders>
-              <w:top w:val="single" w:sz="4" w:space="0" w:color="auto"/>
-              <w:left w:val="single" w:sz="4" w:space="0" w:color="auto"/>
-              <w:bottom w:val="single" w:sz="4" w:space="0" w:color="auto"/>
-              <w:right w:val="single" w:sz="4" w:space="0" w:color="auto"/>
-            </w:tcBorders>
-            <w:noWrap/>
-            <w:vAlign w:val="center"/>
-          </w:tcPr>
-          <w:p>
-            <w:pPr>
-              <w:spacing w:line="240" w:lineRule="auto"/>
-              <w:jc w:val="center"/>
-              <w:rPr>
-                <w:sz w:val="18"/>
-                <w:szCs w:val="18"/>
-                <w:highlight w:val="yellow"/>
-              </w:rPr>
-            </w:pPr>
-            <w:r>
-              <w:rPr>
-                <w:color w:val="000000"/>
-                <w:sz w:val="18"/>
-                <w:szCs w:val="18"/>
-              </w:rPr>
-              <w:t>0 (0 - 3)</w:t>
-            </w:r>
-          </w:p>
-        </w:tc>
-        <w:tc>
-          <w:tcPr>
-            <w:tcW w:w="1332" w:type="dxa"/>
-            <w:tcBorders>
-              <w:top w:val="single" w:sz="4" w:space="0" w:color="auto"/>
-              <w:left w:val="single" w:sz="4" w:space="0" w:color="auto"/>
-              <w:bottom w:val="single" w:sz="4" w:space="0" w:color="auto"/>
-              <w:right w:val="single" w:sz="4" w:space="0" w:color="auto"/>
-            </w:tcBorders>
-            <w:noWrap/>
-            <w:vAlign w:val="center"/>
-          </w:tcPr>
-          <w:p>
-            <w:pPr>
-              <w:spacing w:line="240" w:lineRule="auto"/>
-              <w:jc w:val="center"/>
-              <w:rPr>
-                <w:sz w:val="18"/>
-                <w:szCs w:val="18"/>
-                <w:highlight w:val="yellow"/>
-              </w:rPr>
-            </w:pPr>
-            <w:r>
-              <w:rPr>
-                <w:color w:val="000000"/>
-                <w:sz w:val="18"/>
-                <w:szCs w:val="18"/>
-              </w:rPr>
-              <w:t>0.398 (0.064 - 1.704)</w:t>
-            </w:r>
-          </w:p>
-        </w:tc>
-        <w:tc>
-          <w:tcPr>
-            <w:tcW w:w="1332" w:type="dxa"/>
-            <w:tcBorders>
-              <w:top w:val="single" w:sz="4" w:space="0" w:color="auto"/>
-              <w:left w:val="single" w:sz="4" w:space="0" w:color="auto"/>
-              <w:bottom w:val="single" w:sz="4" w:space="0" w:color="auto"/>
-              <w:right w:val="single" w:sz="4" w:space="0" w:color="auto"/>
-            </w:tcBorders>
-            <w:noWrap/>
-            <w:vAlign w:val="center"/>
-          </w:tcPr>
-          <w:p>
-            <w:pPr>
-              <w:spacing w:line="240" w:lineRule="auto"/>
-              <w:jc w:val="center"/>
-              <w:rPr>
-                <w:sz w:val="18"/>
-                <w:szCs w:val="18"/>
-                <w:highlight w:val="yellow"/>
-              </w:rPr>
-            </w:pPr>
-            <w:r>
-              <w:rPr>
-                <w:color w:val="000000"/>
-                <w:sz w:val="18"/>
-                <w:szCs w:val="18"/>
-              </w:rPr>
-              <w:t>0 (0 - 0.015)</w:t>
-            </w:r>
-          </w:p>
-        </w:tc>
-        <w:tc>
-          <w:tcPr>
-            <w:tcW w:w="1332" w:type="dxa"/>
-            <w:tcBorders>
-              <w:top w:val="single" w:sz="4" w:space="0" w:color="auto"/>
-              <w:left w:val="single" w:sz="4" w:space="0" w:color="auto"/>
-              <w:bottom w:val="single" w:sz="4" w:space="0" w:color="auto"/>
-              <w:right w:val="single" w:sz="4" w:space="0" w:color="auto"/>
-            </w:tcBorders>
-            <w:noWrap/>
-            <w:vAlign w:val="center"/>
-          </w:tcPr>
-          <w:p>
-            <w:pPr>
-              <w:spacing w:line="240" w:lineRule="auto"/>
-              <w:jc w:val="center"/>
-              <w:rPr>
-                <w:sz w:val="18"/>
-                <w:szCs w:val="18"/>
-                <w:highlight w:val="yellow"/>
-              </w:rPr>
-            </w:pPr>
-            <w:r>
-              <w:rPr>
-                <w:color w:val="000000"/>
-                <w:sz w:val="18"/>
-                <w:szCs w:val="18"/>
-              </w:rPr>
-              <w:t>7,176.9 (1,442.2 - 34,418.1)</w:t>
-            </w:r>
-          </w:p>
-        </w:tc>
-        <w:tc>
-          <w:tcPr>
-            <w:tcW w:w="1332" w:type="dxa"/>
-            <w:tcBorders>
-              <w:top w:val="single" w:sz="4" w:space="0" w:color="auto"/>
-              <w:left w:val="single" w:sz="4" w:space="0" w:color="auto"/>
-              <w:bottom w:val="single" w:sz="4" w:space="0" w:color="auto"/>
-              <w:right w:val="single" w:sz="4" w:space="0" w:color="auto"/>
-            </w:tcBorders>
-            <w:noWrap/>
-            <w:vAlign w:val="center"/>
-          </w:tcPr>
-          <w:p>
-            <w:pPr>
-              <w:spacing w:line="240" w:lineRule="auto"/>
-              <w:jc w:val="center"/>
-              <w:rPr>
-                <w:sz w:val="18"/>
-                <w:szCs w:val="18"/>
-                <w:highlight w:val="yellow"/>
-              </w:rPr>
-            </w:pPr>
-            <w:r>
-              <w:rPr>
-                <w:color w:val="000000"/>
-                <w:sz w:val="18"/>
-                <w:szCs w:val="18"/>
-              </w:rPr>
-              <w:t>197,544.7 (52,449.3 - 668,963.1)</w:t>
-            </w:r>
-          </w:p>
-        </w:tc>
-        <w:tc>
-          <w:tcPr>
-            <w:tcW w:w="1332" w:type="dxa"/>
-            <w:tcBorders>
-              <w:top w:val="single" w:sz="4" w:space="0" w:color="auto"/>
-              <w:left w:val="single" w:sz="4" w:space="0" w:color="auto"/>
-              <w:bottom w:val="single" w:sz="4" w:space="0" w:color="auto"/>
-              <w:right w:val="single" w:sz="4" w:space="0" w:color="auto"/>
-            </w:tcBorders>
-            <w:noWrap/>
-            <w:vAlign w:val="center"/>
-          </w:tcPr>
-          <w:p>
-            <w:pPr>
-              <w:spacing w:line="240" w:lineRule="auto"/>
-              <w:jc w:val="center"/>
-              <w:rPr>
-                <w:sz w:val="18"/>
-                <w:szCs w:val="18"/>
-                <w:highlight w:val="yellow"/>
-              </w:rPr>
-            </w:pPr>
-            <w:r>
-              <w:rPr>
-                <w:color w:val="000000"/>
-                <w:sz w:val="18"/>
-                <w:szCs w:val="18"/>
-              </w:rPr>
-              <w:t>218,156.6 (7,937.2 - 18,950,132)</w:t>
-            </w:r>
-          </w:p>
-        </w:tc>
-      </w:tr>
-      <w:tr>
-        <w:trPr>
-          <w:trHeight w:val="638"/>
-        </w:trPr>
-        <w:tc>
-          <w:tcPr>
-            <w:tcW w:w="1020" w:type="dxa"/>
-            <w:vAlign w:val="center"/>
-          </w:tcPr>
-          <w:p>
-            <w:pPr>
-              <w:spacing w:line="240" w:lineRule="auto"/>
-              <w:jc w:val="center"/>
-              <w:rPr>
-                <w:color w:val="000000"/>
-                <w:sz w:val="18"/>
-                <w:szCs w:val="18"/>
-              </w:rPr>
-            </w:pPr>
-            <w:r>
-              <w:rPr>
-                <w:color w:val="000000"/>
-                <w:sz w:val="18"/>
-                <w:szCs w:val="18"/>
-              </w:rPr>
-              <w:t>5</w:t>
-            </w:r>
-          </w:p>
-        </w:tc>
-        <w:tc>
-          <w:tcPr>
-            <w:tcW w:w="1020" w:type="dxa"/>
-            <w:vAlign w:val="center"/>
-          </w:tcPr>
-          <w:p>
-            <w:pPr>
-              <w:spacing w:line="240" w:lineRule="auto"/>
-              <w:jc w:val="center"/>
-              <w:rPr>
-                <w:color w:val="000000"/>
-                <w:sz w:val="18"/>
-                <w:szCs w:val="18"/>
-              </w:rPr>
-            </w:pPr>
-            <w:r>
-              <w:rPr>
-                <w:color w:val="000000"/>
-                <w:sz w:val="18"/>
-                <w:szCs w:val="18"/>
-              </w:rPr>
-              <w:t>100</w:t>
-            </w:r>
-          </w:p>
-        </w:tc>
-        <w:tc>
-          <w:tcPr>
-            <w:tcW w:w="1020" w:type="dxa"/>
-            <w:tcBorders>
-              <w:top w:val="single" w:sz="4" w:space="0" w:color="auto"/>
-              <w:left w:val="nil"/>
-              <w:bottom w:val="single" w:sz="4" w:space="0" w:color="auto"/>
-              <w:right w:val="single" w:sz="4" w:space="0" w:color="auto"/>
-            </w:tcBorders>
-            <w:vAlign w:val="center"/>
-          </w:tcPr>
-          <w:p>
-            <w:pPr>
-              <w:spacing w:line="240" w:lineRule="auto"/>
-              <w:jc w:val="center"/>
-              <w:rPr>
-                <w:color w:val="000000"/>
-                <w:sz w:val="18"/>
-                <w:szCs w:val="18"/>
-              </w:rPr>
-            </w:pPr>
-            <w:r>
-              <w:rPr>
-                <w:color w:val="000000"/>
-                <w:sz w:val="18"/>
-                <w:szCs w:val="18"/>
-              </w:rPr>
-              <w:t>737 (61.8%)</w:t>
-            </w:r>
-          </w:p>
-        </w:tc>
-        <w:tc>
-          <w:tcPr>
-            <w:tcW w:w="1050" w:type="dxa"/>
-            <w:tcBorders>
-              <w:top w:val="single" w:sz="4" w:space="0" w:color="auto"/>
-              <w:left w:val="single" w:sz="4" w:space="0" w:color="auto"/>
-              <w:bottom w:val="single" w:sz="4" w:space="0" w:color="auto"/>
-              <w:right w:val="single" w:sz="4" w:space="0" w:color="auto"/>
-            </w:tcBorders>
-            <w:vAlign w:val="center"/>
-          </w:tcPr>
-          <w:p>
-            <w:pPr>
-              <w:spacing w:line="240" w:lineRule="auto"/>
-              <w:jc w:val="center"/>
-              <w:rPr>
-                <w:sz w:val="18"/>
-                <w:szCs w:val="18"/>
-                <w:highlight w:val="yellow"/>
-              </w:rPr>
-            </w:pPr>
-            <w:r>
-              <w:rPr>
-                <w:color w:val="000000"/>
-                <w:sz w:val="18"/>
-                <w:szCs w:val="18"/>
-              </w:rPr>
-              <w:t>14.3 (2.3 - 36.5)</w:t>
-            </w:r>
-          </w:p>
-        </w:tc>
-        <w:tc>
-          <w:tcPr>
-            <w:tcW w:w="1050" w:type="dxa"/>
-            <w:tcBorders>
-              <w:top w:val="single" w:sz="4" w:space="0" w:color="auto"/>
-              <w:left w:val="single" w:sz="4" w:space="0" w:color="auto"/>
-              <w:bottom w:val="single" w:sz="4" w:space="0" w:color="auto"/>
-              <w:right w:val="single" w:sz="4" w:space="0" w:color="auto"/>
-            </w:tcBorders>
-            <w:noWrap/>
-            <w:vAlign w:val="center"/>
-          </w:tcPr>
-          <w:p>
-            <w:pPr>
-              <w:spacing w:line="240" w:lineRule="auto"/>
-              <w:jc w:val="center"/>
-              <w:rPr>
-                <w:sz w:val="18"/>
-                <w:szCs w:val="18"/>
-                <w:highlight w:val="yellow"/>
-              </w:rPr>
-            </w:pPr>
-            <w:bookmarkStart w:id="30" w:name="_Hlk207111585"/>
-            <w:r>
-              <w:rPr>
-                <w:color w:val="000000"/>
-                <w:sz w:val="18"/>
-                <w:szCs w:val="18"/>
-              </w:rPr>
-              <w:t>57 (6 - 252)</w:t>
-            </w:r>
-            <w:bookmarkEnd w:id="30"/>
-          </w:p>
-        </w:tc>
-        <w:tc>
-          <w:tcPr>
-            <w:tcW w:w="1050" w:type="dxa"/>
-            <w:tcBorders>
-              <w:top w:val="single" w:sz="4" w:space="0" w:color="auto"/>
-              <w:left w:val="single" w:sz="4" w:space="0" w:color="auto"/>
-              <w:bottom w:val="single" w:sz="4" w:space="0" w:color="auto"/>
-              <w:right w:val="single" w:sz="4" w:space="0" w:color="auto"/>
-            </w:tcBorders>
-            <w:noWrap/>
-            <w:vAlign w:val="center"/>
-          </w:tcPr>
-          <w:p>
-            <w:pPr>
-              <w:spacing w:line="240" w:lineRule="auto"/>
-              <w:jc w:val="center"/>
-              <w:rPr>
-                <w:sz w:val="18"/>
-                <w:szCs w:val="18"/>
-                <w:highlight w:val="yellow"/>
-              </w:rPr>
-            </w:pPr>
-            <w:r>
-              <w:rPr>
-                <w:color w:val="000000"/>
-                <w:sz w:val="18"/>
-                <w:szCs w:val="18"/>
-              </w:rPr>
-              <w:t>0 (0 - 2)</w:t>
-            </w:r>
-          </w:p>
-        </w:tc>
-        <w:tc>
-          <w:tcPr>
-            <w:tcW w:w="1332" w:type="dxa"/>
-            <w:tcBorders>
-              <w:top w:val="single" w:sz="4" w:space="0" w:color="auto"/>
-              <w:left w:val="single" w:sz="4" w:space="0" w:color="auto"/>
-              <w:bottom w:val="single" w:sz="4" w:space="0" w:color="auto"/>
-              <w:right w:val="single" w:sz="4" w:space="0" w:color="auto"/>
-            </w:tcBorders>
-            <w:noWrap/>
-            <w:vAlign w:val="center"/>
-          </w:tcPr>
-          <w:p>
-            <w:pPr>
-              <w:spacing w:line="240" w:lineRule="auto"/>
-              <w:jc w:val="center"/>
-              <w:rPr>
-                <w:sz w:val="18"/>
-                <w:szCs w:val="18"/>
-                <w:highlight w:val="yellow"/>
-              </w:rPr>
-            </w:pPr>
-            <w:r>
-              <w:rPr>
-                <w:color w:val="000000"/>
-                <w:sz w:val="18"/>
-                <w:szCs w:val="18"/>
-              </w:rPr>
-              <w:t>0.264 (0.026 - 1.452)</w:t>
-            </w:r>
-          </w:p>
-        </w:tc>
-        <w:tc>
-          <w:tcPr>
-            <w:tcW w:w="1332" w:type="dxa"/>
-            <w:tcBorders>
-              <w:top w:val="single" w:sz="4" w:space="0" w:color="auto"/>
-              <w:left w:val="single" w:sz="4" w:space="0" w:color="auto"/>
-              <w:bottom w:val="single" w:sz="4" w:space="0" w:color="auto"/>
-              <w:right w:val="single" w:sz="4" w:space="0" w:color="auto"/>
-            </w:tcBorders>
-            <w:noWrap/>
-            <w:vAlign w:val="center"/>
-          </w:tcPr>
-          <w:p>
-            <w:pPr>
-              <w:spacing w:line="240" w:lineRule="auto"/>
-              <w:jc w:val="center"/>
-              <w:rPr>
-                <w:sz w:val="18"/>
-                <w:szCs w:val="18"/>
-                <w:highlight w:val="yellow"/>
-              </w:rPr>
-            </w:pPr>
-            <w:r>
-              <w:rPr>
-                <w:color w:val="000000"/>
-                <w:sz w:val="18"/>
-                <w:szCs w:val="18"/>
-              </w:rPr>
-              <w:t>0 (0 - 0.01)</w:t>
-            </w:r>
-          </w:p>
-        </w:tc>
-        <w:tc>
-          <w:tcPr>
-            <w:tcW w:w="1332" w:type="dxa"/>
-            <w:tcBorders>
-              <w:top w:val="single" w:sz="4" w:space="0" w:color="auto"/>
-              <w:left w:val="single" w:sz="4" w:space="0" w:color="auto"/>
-              <w:bottom w:val="single" w:sz="4" w:space="0" w:color="auto"/>
-              <w:right w:val="single" w:sz="4" w:space="0" w:color="auto"/>
-            </w:tcBorders>
-            <w:noWrap/>
-            <w:vAlign w:val="center"/>
-          </w:tcPr>
-          <w:p>
-            <w:pPr>
-              <w:spacing w:line="240" w:lineRule="auto"/>
-              <w:jc w:val="center"/>
-              <w:rPr>
-                <w:sz w:val="18"/>
-                <w:szCs w:val="18"/>
-                <w:highlight w:val="yellow"/>
-              </w:rPr>
-            </w:pPr>
-            <w:r>
-              <w:rPr>
-                <w:color w:val="000000"/>
-                <w:sz w:val="18"/>
-                <w:szCs w:val="18"/>
-              </w:rPr>
-              <w:t>7,880.6 (1,594.9 - 41,302.5)</w:t>
-            </w:r>
-          </w:p>
-        </w:tc>
-        <w:tc>
-          <w:tcPr>
-            <w:tcW w:w="1332" w:type="dxa"/>
-            <w:tcBorders>
-              <w:top w:val="single" w:sz="4" w:space="0" w:color="auto"/>
-              <w:left w:val="single" w:sz="4" w:space="0" w:color="auto"/>
-              <w:bottom w:val="single" w:sz="4" w:space="0" w:color="auto"/>
-              <w:right w:val="single" w:sz="4" w:space="0" w:color="auto"/>
-            </w:tcBorders>
-            <w:noWrap/>
-            <w:vAlign w:val="center"/>
-          </w:tcPr>
-          <w:p>
-            <w:pPr>
-              <w:spacing w:line="240" w:lineRule="auto"/>
-              <w:jc w:val="center"/>
-              <w:rPr>
-                <w:sz w:val="18"/>
-                <w:szCs w:val="18"/>
-                <w:highlight w:val="yellow"/>
-              </w:rPr>
-            </w:pPr>
-            <w:r>
-              <w:rPr>
-                <w:color w:val="000000"/>
-                <w:sz w:val="18"/>
-                <w:szCs w:val="18"/>
-              </w:rPr>
-              <w:t>217,940.3 (52,643.4 - 738,154.6)</w:t>
-            </w:r>
-          </w:p>
-        </w:tc>
-        <w:tc>
-          <w:tcPr>
-            <w:tcW w:w="1332" w:type="dxa"/>
-            <w:tcBorders>
-              <w:top w:val="single" w:sz="4" w:space="0" w:color="auto"/>
-              <w:left w:val="single" w:sz="4" w:space="0" w:color="auto"/>
-              <w:bottom w:val="single" w:sz="4" w:space="0" w:color="auto"/>
-              <w:right w:val="single" w:sz="4" w:space="0" w:color="auto"/>
-            </w:tcBorders>
-            <w:noWrap/>
-            <w:vAlign w:val="center"/>
-          </w:tcPr>
-          <w:p>
-            <w:pPr>
-              <w:spacing w:line="240" w:lineRule="auto"/>
-              <w:jc w:val="center"/>
-              <w:rPr>
-                <w:sz w:val="18"/>
-                <w:szCs w:val="18"/>
-                <w:highlight w:val="yellow"/>
-              </w:rPr>
-            </w:pPr>
-            <w:r>
-              <w:rPr>
-                <w:color w:val="000000"/>
-                <w:sz w:val="18"/>
-                <w:szCs w:val="18"/>
-              </w:rPr>
-              <w:t>440,970.3 (9,367.4 - 24,893,426)</w:t>
-            </w:r>
-          </w:p>
-        </w:tc>
-      </w:tr>
-      <w:tr>
-        <w:trPr>
-          <w:trHeight w:val="638"/>
-        </w:trPr>
-        <w:tc>
-          <w:tcPr>
-            <w:tcW w:w="1020" w:type="dxa"/>
-            <w:vAlign w:val="center"/>
-          </w:tcPr>
-          <w:p>
-            <w:pPr>
-              <w:spacing w:line="240" w:lineRule="auto"/>
-              <w:jc w:val="center"/>
-              <w:rPr>
-                <w:color w:val="000000"/>
-                <w:sz w:val="18"/>
-                <w:szCs w:val="18"/>
-              </w:rPr>
-            </w:pPr>
-            <w:r>
-              <w:rPr>
-                <w:color w:val="000000"/>
-                <w:sz w:val="18"/>
-                <w:szCs w:val="18"/>
-              </w:rPr>
-              <w:lastRenderedPageBreak/>
-              <w:t>9</w:t>
-            </w:r>
-          </w:p>
-        </w:tc>
-        <w:tc>
-          <w:tcPr>
-            <w:tcW w:w="1020" w:type="dxa"/>
-            <w:vAlign w:val="center"/>
-          </w:tcPr>
-          <w:p>
-            <w:pPr>
-              <w:spacing w:line="240" w:lineRule="auto"/>
-              <w:jc w:val="center"/>
-              <w:rPr>
-                <w:color w:val="000000"/>
-                <w:sz w:val="18"/>
-                <w:szCs w:val="18"/>
-              </w:rPr>
-            </w:pPr>
-            <w:r>
-              <w:rPr>
-                <w:color w:val="000000"/>
-                <w:sz w:val="18"/>
-                <w:szCs w:val="18"/>
-              </w:rPr>
-              <w:t>1</w:t>
-            </w:r>
-          </w:p>
-        </w:tc>
-        <w:tc>
-          <w:tcPr>
-            <w:tcW w:w="1020" w:type="dxa"/>
-            <w:tcBorders>
-              <w:top w:val="single" w:sz="4" w:space="0" w:color="auto"/>
-              <w:left w:val="nil"/>
-              <w:bottom w:val="single" w:sz="4" w:space="0" w:color="auto"/>
-              <w:right w:val="single" w:sz="4" w:space="0" w:color="auto"/>
-            </w:tcBorders>
-            <w:vAlign w:val="center"/>
-          </w:tcPr>
-          <w:p>
-            <w:pPr>
-              <w:spacing w:line="240" w:lineRule="auto"/>
-              <w:jc w:val="center"/>
-              <w:rPr>
-                <w:color w:val="000000"/>
-                <w:sz w:val="18"/>
-                <w:szCs w:val="18"/>
-              </w:rPr>
-            </w:pPr>
-            <w:r>
-              <w:rPr>
-                <w:color w:val="000000"/>
-                <w:sz w:val="18"/>
-                <w:szCs w:val="18"/>
-              </w:rPr>
-              <w:t>545 (45.7%)</w:t>
-            </w:r>
-          </w:p>
-        </w:tc>
-        <w:tc>
-          <w:tcPr>
-            <w:tcW w:w="1050" w:type="dxa"/>
-            <w:tcBorders>
-              <w:top w:val="single" w:sz="4" w:space="0" w:color="auto"/>
-              <w:left w:val="single" w:sz="4" w:space="0" w:color="auto"/>
-              <w:bottom w:val="single" w:sz="4" w:space="0" w:color="auto"/>
-              <w:right w:val="single" w:sz="4" w:space="0" w:color="auto"/>
-            </w:tcBorders>
-            <w:vAlign w:val="center"/>
-          </w:tcPr>
-          <w:p>
-            <w:pPr>
-              <w:spacing w:line="240" w:lineRule="auto"/>
-              <w:jc w:val="center"/>
-              <w:rPr>
-                <w:color w:val="000000"/>
-                <w:sz w:val="18"/>
-                <w:szCs w:val="18"/>
-              </w:rPr>
-            </w:pPr>
-            <w:r>
-              <w:rPr>
-                <w:color w:val="000000"/>
-                <w:sz w:val="18"/>
-                <w:szCs w:val="18"/>
-              </w:rPr>
-              <w:t>19.8 (5.5 - 42.9)</w:t>
-            </w:r>
-          </w:p>
-        </w:tc>
-        <w:tc>
-          <w:tcPr>
-            <w:tcW w:w="1050" w:type="dxa"/>
-            <w:tcBorders>
-              <w:top w:val="single" w:sz="4" w:space="0" w:color="auto"/>
-              <w:left w:val="single" w:sz="4" w:space="0" w:color="auto"/>
-              <w:bottom w:val="single" w:sz="4" w:space="0" w:color="auto"/>
-              <w:right w:val="single" w:sz="4" w:space="0" w:color="auto"/>
-            </w:tcBorders>
-            <w:noWrap/>
-            <w:vAlign w:val="center"/>
-          </w:tcPr>
-          <w:p>
-            <w:pPr>
-              <w:spacing w:line="240" w:lineRule="auto"/>
-              <w:jc w:val="center"/>
-              <w:rPr>
-                <w:color w:val="000000"/>
-                <w:sz w:val="18"/>
-                <w:szCs w:val="18"/>
-              </w:rPr>
-            </w:pPr>
-            <w:r>
-              <w:rPr>
-                <w:color w:val="000000"/>
-                <w:sz w:val="18"/>
-                <w:szCs w:val="18"/>
-              </w:rPr>
-              <w:t>90 (23 - 274)</w:t>
-            </w:r>
-          </w:p>
-        </w:tc>
-        <w:tc>
-          <w:tcPr>
-            <w:tcW w:w="1050" w:type="dxa"/>
-            <w:tcBorders>
-              <w:top w:val="single" w:sz="4" w:space="0" w:color="auto"/>
-              <w:left w:val="single" w:sz="4" w:space="0" w:color="auto"/>
-              <w:bottom w:val="single" w:sz="4" w:space="0" w:color="auto"/>
-              <w:right w:val="single" w:sz="4" w:space="0" w:color="auto"/>
-            </w:tcBorders>
-            <w:noWrap/>
-            <w:vAlign w:val="center"/>
-          </w:tcPr>
-          <w:p>
-            <w:pPr>
-              <w:spacing w:line="240" w:lineRule="auto"/>
-              <w:jc w:val="center"/>
-              <w:rPr>
-                <w:color w:val="000000"/>
-                <w:sz w:val="18"/>
-                <w:szCs w:val="18"/>
-              </w:rPr>
-            </w:pPr>
-            <w:r>
-              <w:rPr>
-                <w:color w:val="000000"/>
-                <w:sz w:val="18"/>
-                <w:szCs w:val="18"/>
-              </w:rPr>
-              <w:t>0 (0 - 3)</w:t>
-            </w:r>
-          </w:p>
-        </w:tc>
-        <w:tc>
-          <w:tcPr>
-            <w:tcW w:w="1332" w:type="dxa"/>
-            <w:tcBorders>
-              <w:top w:val="single" w:sz="4" w:space="0" w:color="auto"/>
-              <w:left w:val="single" w:sz="4" w:space="0" w:color="auto"/>
-              <w:bottom w:val="single" w:sz="4" w:space="0" w:color="auto"/>
-              <w:right w:val="single" w:sz="4" w:space="0" w:color="auto"/>
-            </w:tcBorders>
-            <w:noWrap/>
-            <w:vAlign w:val="center"/>
-          </w:tcPr>
-          <w:p>
-            <w:pPr>
-              <w:spacing w:line="240" w:lineRule="auto"/>
-              <w:jc w:val="center"/>
-              <w:rPr>
-                <w:color w:val="000000"/>
-                <w:sz w:val="18"/>
-                <w:szCs w:val="18"/>
-              </w:rPr>
-            </w:pPr>
-            <w:r>
-              <w:rPr>
-                <w:color w:val="000000"/>
-                <w:sz w:val="18"/>
-                <w:szCs w:val="18"/>
-              </w:rPr>
-              <w:t>0.443 (0.09 - 1.781)</w:t>
-            </w:r>
-          </w:p>
-        </w:tc>
-        <w:tc>
-          <w:tcPr>
-            <w:tcW w:w="1332" w:type="dxa"/>
-            <w:tcBorders>
-              <w:top w:val="single" w:sz="4" w:space="0" w:color="auto"/>
-              <w:left w:val="single" w:sz="4" w:space="0" w:color="auto"/>
-              <w:bottom w:val="single" w:sz="4" w:space="0" w:color="auto"/>
-              <w:right w:val="single" w:sz="4" w:space="0" w:color="auto"/>
-            </w:tcBorders>
-            <w:noWrap/>
-            <w:vAlign w:val="center"/>
-          </w:tcPr>
-          <w:p>
-            <w:pPr>
-              <w:spacing w:line="240" w:lineRule="auto"/>
-              <w:jc w:val="center"/>
-              <w:rPr>
-                <w:color w:val="000000"/>
-                <w:sz w:val="18"/>
-                <w:szCs w:val="18"/>
-              </w:rPr>
-            </w:pPr>
-            <w:r>
-              <w:rPr>
-                <w:color w:val="000000"/>
-                <w:sz w:val="18"/>
-                <w:szCs w:val="18"/>
-              </w:rPr>
-              <w:t>0 (0 - 0.016)</w:t>
-            </w:r>
-          </w:p>
-        </w:tc>
-        <w:tc>
-          <w:tcPr>
-            <w:tcW w:w="1332" w:type="dxa"/>
-            <w:tcBorders>
-              <w:top w:val="single" w:sz="4" w:space="0" w:color="auto"/>
-              <w:left w:val="single" w:sz="4" w:space="0" w:color="auto"/>
-              <w:bottom w:val="single" w:sz="4" w:space="0" w:color="auto"/>
-              <w:right w:val="single" w:sz="4" w:space="0" w:color="auto"/>
-            </w:tcBorders>
-            <w:noWrap/>
-            <w:vAlign w:val="center"/>
-          </w:tcPr>
-          <w:p>
-            <w:pPr>
-              <w:spacing w:line="240" w:lineRule="auto"/>
-              <w:jc w:val="center"/>
-              <w:rPr>
-                <w:color w:val="000000"/>
-                <w:sz w:val="18"/>
-                <w:szCs w:val="18"/>
-              </w:rPr>
-            </w:pPr>
-            <w:r>
-              <w:rPr>
-                <w:color w:val="000000"/>
-                <w:sz w:val="18"/>
-                <w:szCs w:val="18"/>
-              </w:rPr>
-              <w:t>6,587.6 (1,494.4 - 30,714.7)</w:t>
-            </w:r>
-          </w:p>
-        </w:tc>
-        <w:tc>
-          <w:tcPr>
-            <w:tcW w:w="1332" w:type="dxa"/>
-            <w:tcBorders>
-              <w:top w:val="single" w:sz="4" w:space="0" w:color="auto"/>
-              <w:left w:val="single" w:sz="4" w:space="0" w:color="auto"/>
-              <w:bottom w:val="single" w:sz="4" w:space="0" w:color="auto"/>
-              <w:right w:val="single" w:sz="4" w:space="0" w:color="auto"/>
-            </w:tcBorders>
-            <w:noWrap/>
-            <w:vAlign w:val="center"/>
-          </w:tcPr>
-          <w:p>
-            <w:pPr>
-              <w:spacing w:line="240" w:lineRule="auto"/>
-              <w:jc w:val="center"/>
-              <w:rPr>
-                <w:color w:val="000000"/>
-                <w:sz w:val="18"/>
-                <w:szCs w:val="18"/>
-              </w:rPr>
-            </w:pPr>
-            <w:r>
-              <w:rPr>
-                <w:color w:val="000000"/>
-                <w:sz w:val="18"/>
-                <w:szCs w:val="18"/>
-              </w:rPr>
-              <w:t>213,598.8 (58,084.2 - 658,595.3)</w:t>
-            </w:r>
-          </w:p>
-        </w:tc>
-        <w:tc>
-          <w:tcPr>
-            <w:tcW w:w="1332" w:type="dxa"/>
-            <w:tcBorders>
-              <w:top w:val="single" w:sz="4" w:space="0" w:color="auto"/>
-              <w:left w:val="single" w:sz="4" w:space="0" w:color="auto"/>
-              <w:bottom w:val="single" w:sz="4" w:space="0" w:color="auto"/>
-              <w:right w:val="single" w:sz="4" w:space="0" w:color="auto"/>
-            </w:tcBorders>
-            <w:noWrap/>
-            <w:vAlign w:val="center"/>
-          </w:tcPr>
-          <w:p>
-            <w:pPr>
-              <w:spacing w:line="240" w:lineRule="auto"/>
-              <w:jc w:val="center"/>
-              <w:rPr>
-                <w:color w:val="000000"/>
-                <w:sz w:val="18"/>
-                <w:szCs w:val="18"/>
-              </w:rPr>
-            </w:pPr>
-            <w:r>
-              <w:rPr>
-                <w:color w:val="000000"/>
-                <w:sz w:val="18"/>
-                <w:szCs w:val="18"/>
-              </w:rPr>
-              <w:t>108,150 (7,846.3 - 15,770,545)</w:t>
-            </w:r>
-          </w:p>
-        </w:tc>
-      </w:tr>
-      <w:tr>
-        <w:trPr>
-          <w:trHeight w:val="638"/>
-        </w:trPr>
-        <w:tc>
-          <w:tcPr>
-            <w:tcW w:w="1020" w:type="dxa"/>
-            <w:vAlign w:val="center"/>
-          </w:tcPr>
-          <w:p>
-            <w:pPr>
-              <w:spacing w:line="240" w:lineRule="auto"/>
-              <w:jc w:val="center"/>
-              <w:rPr>
-                <w:color w:val="000000"/>
-                <w:sz w:val="18"/>
-                <w:szCs w:val="18"/>
-              </w:rPr>
-            </w:pPr>
-            <w:r>
-              <w:rPr>
-                <w:color w:val="000000"/>
-                <w:sz w:val="18"/>
-                <w:szCs w:val="18"/>
-              </w:rPr>
-              <w:t>9</w:t>
-            </w:r>
-          </w:p>
-        </w:tc>
-        <w:tc>
-          <w:tcPr>
-            <w:tcW w:w="1020" w:type="dxa"/>
-            <w:vAlign w:val="center"/>
-          </w:tcPr>
-          <w:p>
-            <w:pPr>
-              <w:spacing w:line="240" w:lineRule="auto"/>
-              <w:jc w:val="center"/>
-              <w:rPr>
-                <w:color w:val="000000"/>
-                <w:sz w:val="18"/>
-                <w:szCs w:val="18"/>
-              </w:rPr>
-            </w:pPr>
-            <w:r>
-              <w:rPr>
-                <w:color w:val="000000"/>
-                <w:sz w:val="18"/>
-                <w:szCs w:val="18"/>
-              </w:rPr>
-              <w:t>10</w:t>
-            </w:r>
-          </w:p>
-        </w:tc>
-        <w:tc>
-          <w:tcPr>
-            <w:tcW w:w="1020" w:type="dxa"/>
-            <w:tcBorders>
-              <w:top w:val="single" w:sz="4" w:space="0" w:color="auto"/>
-              <w:left w:val="nil"/>
-              <w:bottom w:val="single" w:sz="4" w:space="0" w:color="auto"/>
-              <w:right w:val="single" w:sz="4" w:space="0" w:color="auto"/>
-            </w:tcBorders>
-            <w:vAlign w:val="center"/>
-          </w:tcPr>
-          <w:p>
-            <w:pPr>
-              <w:spacing w:line="240" w:lineRule="auto"/>
-              <w:jc w:val="center"/>
-              <w:rPr>
-                <w:color w:val="000000"/>
-                <w:sz w:val="18"/>
-                <w:szCs w:val="18"/>
-              </w:rPr>
-            </w:pPr>
-            <w:r>
-              <w:rPr>
-                <w:color w:val="000000"/>
-                <w:sz w:val="18"/>
-                <w:szCs w:val="18"/>
-              </w:rPr>
-              <w:t>545 (45.7%)</w:t>
-            </w:r>
-          </w:p>
-        </w:tc>
-        <w:tc>
-          <w:tcPr>
-            <w:tcW w:w="1050" w:type="dxa"/>
-            <w:tcBorders>
-              <w:top w:val="single" w:sz="4" w:space="0" w:color="auto"/>
-              <w:left w:val="single" w:sz="4" w:space="0" w:color="auto"/>
-              <w:bottom w:val="single" w:sz="4" w:space="0" w:color="auto"/>
-              <w:right w:val="single" w:sz="4" w:space="0" w:color="auto"/>
-            </w:tcBorders>
-            <w:vAlign w:val="center"/>
-          </w:tcPr>
-          <w:p>
-            <w:pPr>
-              <w:spacing w:line="240" w:lineRule="auto"/>
-              <w:jc w:val="center"/>
-              <w:rPr>
-                <w:color w:val="000000"/>
-                <w:sz w:val="18"/>
-                <w:szCs w:val="18"/>
-              </w:rPr>
-            </w:pPr>
-            <w:r>
-              <w:rPr>
-                <w:color w:val="000000"/>
-                <w:sz w:val="18"/>
-                <w:szCs w:val="18"/>
-              </w:rPr>
-              <w:t>17.7 (4.7 - 41)</w:t>
-            </w:r>
-          </w:p>
-        </w:tc>
-        <w:tc>
-          <w:tcPr>
-            <w:tcW w:w="1050" w:type="dxa"/>
-            <w:tcBorders>
-              <w:top w:val="single" w:sz="4" w:space="0" w:color="auto"/>
-              <w:left w:val="single" w:sz="4" w:space="0" w:color="auto"/>
-              <w:bottom w:val="single" w:sz="4" w:space="0" w:color="auto"/>
-              <w:right w:val="single" w:sz="4" w:space="0" w:color="auto"/>
-            </w:tcBorders>
-            <w:noWrap/>
-            <w:vAlign w:val="center"/>
-          </w:tcPr>
-          <w:p>
-            <w:pPr>
-              <w:spacing w:line="240" w:lineRule="auto"/>
-              <w:jc w:val="center"/>
-              <w:rPr>
-                <w:color w:val="000000"/>
-                <w:sz w:val="18"/>
-                <w:szCs w:val="18"/>
-              </w:rPr>
-            </w:pPr>
-            <w:r>
-              <w:rPr>
-                <w:color w:val="000000"/>
-                <w:sz w:val="18"/>
-                <w:szCs w:val="18"/>
-              </w:rPr>
-              <w:t>82 (19 - 268)</w:t>
-            </w:r>
-          </w:p>
-        </w:tc>
-        <w:tc>
-          <w:tcPr>
-            <w:tcW w:w="1050" w:type="dxa"/>
-            <w:tcBorders>
-              <w:top w:val="single" w:sz="4" w:space="0" w:color="auto"/>
-              <w:left w:val="single" w:sz="4" w:space="0" w:color="auto"/>
-              <w:bottom w:val="single" w:sz="4" w:space="0" w:color="auto"/>
-              <w:right w:val="single" w:sz="4" w:space="0" w:color="auto"/>
-            </w:tcBorders>
-            <w:noWrap/>
-            <w:vAlign w:val="center"/>
-          </w:tcPr>
-          <w:p>
-            <w:pPr>
-              <w:spacing w:line="240" w:lineRule="auto"/>
-              <w:jc w:val="center"/>
-              <w:rPr>
-                <w:color w:val="000000"/>
-                <w:sz w:val="18"/>
-                <w:szCs w:val="18"/>
-              </w:rPr>
-            </w:pPr>
-            <w:r>
-              <w:rPr>
-                <w:color w:val="000000"/>
-                <w:sz w:val="18"/>
-                <w:szCs w:val="18"/>
-              </w:rPr>
-              <w:t>0 (0 - 3)</w:t>
-            </w:r>
-          </w:p>
-        </w:tc>
-        <w:tc>
-          <w:tcPr>
-            <w:tcW w:w="1332" w:type="dxa"/>
-            <w:tcBorders>
-              <w:top w:val="single" w:sz="4" w:space="0" w:color="auto"/>
-              <w:left w:val="single" w:sz="4" w:space="0" w:color="auto"/>
-              <w:bottom w:val="single" w:sz="4" w:space="0" w:color="auto"/>
-              <w:right w:val="single" w:sz="4" w:space="0" w:color="auto"/>
-            </w:tcBorders>
-            <w:noWrap/>
-            <w:vAlign w:val="center"/>
-          </w:tcPr>
-          <w:p>
-            <w:pPr>
-              <w:spacing w:line="240" w:lineRule="auto"/>
-              <w:jc w:val="center"/>
-              <w:rPr>
-                <w:color w:val="000000"/>
-                <w:sz w:val="18"/>
-                <w:szCs w:val="18"/>
-              </w:rPr>
-            </w:pPr>
-            <w:r>
-              <w:rPr>
-                <w:color w:val="000000"/>
-                <w:sz w:val="18"/>
-                <w:szCs w:val="18"/>
-              </w:rPr>
-              <w:t>0.407 (0.073 - 1.665)</w:t>
-            </w:r>
-          </w:p>
-        </w:tc>
-        <w:tc>
-          <w:tcPr>
-            <w:tcW w:w="1332" w:type="dxa"/>
-            <w:tcBorders>
-              <w:top w:val="single" w:sz="4" w:space="0" w:color="auto"/>
-              <w:left w:val="single" w:sz="4" w:space="0" w:color="auto"/>
-              <w:bottom w:val="single" w:sz="4" w:space="0" w:color="auto"/>
-              <w:right w:val="single" w:sz="4" w:space="0" w:color="auto"/>
-            </w:tcBorders>
-            <w:noWrap/>
-            <w:vAlign w:val="center"/>
-          </w:tcPr>
-          <w:p>
-            <w:pPr>
-              <w:spacing w:line="240" w:lineRule="auto"/>
-              <w:jc w:val="center"/>
-              <w:rPr>
-                <w:color w:val="000000"/>
-                <w:sz w:val="18"/>
-                <w:szCs w:val="18"/>
-              </w:rPr>
-            </w:pPr>
-            <w:r>
-              <w:rPr>
-                <w:color w:val="000000"/>
-                <w:sz w:val="18"/>
-                <w:szCs w:val="18"/>
-              </w:rPr>
-              <w:t>0 (0 - 0.014)</w:t>
-            </w:r>
-          </w:p>
-        </w:tc>
-        <w:tc>
-          <w:tcPr>
-            <w:tcW w:w="1332" w:type="dxa"/>
-            <w:tcBorders>
-              <w:top w:val="single" w:sz="4" w:space="0" w:color="auto"/>
-              <w:left w:val="single" w:sz="4" w:space="0" w:color="auto"/>
-              <w:bottom w:val="single" w:sz="4" w:space="0" w:color="auto"/>
-              <w:right w:val="single" w:sz="4" w:space="0" w:color="auto"/>
-            </w:tcBorders>
-            <w:noWrap/>
-            <w:vAlign w:val="center"/>
-          </w:tcPr>
-          <w:p>
-            <w:pPr>
-              <w:spacing w:line="240" w:lineRule="auto"/>
-              <w:jc w:val="center"/>
-              <w:rPr>
-                <w:color w:val="000000"/>
-                <w:sz w:val="18"/>
-                <w:szCs w:val="18"/>
-              </w:rPr>
-            </w:pPr>
-            <w:r>
-              <w:rPr>
-                <w:color w:val="000000"/>
-                <w:sz w:val="18"/>
-                <w:szCs w:val="18"/>
-              </w:rPr>
-              <w:t>7,223.4 (1,589.2 - 35,080.6)</w:t>
-            </w:r>
-          </w:p>
-        </w:tc>
-        <w:tc>
-          <w:tcPr>
-            <w:tcW w:w="1332" w:type="dxa"/>
-            <w:tcBorders>
-              <w:top w:val="single" w:sz="4" w:space="0" w:color="auto"/>
-              <w:left w:val="single" w:sz="4" w:space="0" w:color="auto"/>
-              <w:bottom w:val="single" w:sz="4" w:space="0" w:color="auto"/>
-              <w:right w:val="single" w:sz="4" w:space="0" w:color="auto"/>
-            </w:tcBorders>
-            <w:noWrap/>
-            <w:vAlign w:val="center"/>
-          </w:tcPr>
-          <w:p>
-            <w:pPr>
-              <w:spacing w:line="240" w:lineRule="auto"/>
-              <w:jc w:val="center"/>
-              <w:rPr>
-                <w:color w:val="000000"/>
-                <w:sz w:val="18"/>
-                <w:szCs w:val="18"/>
-              </w:rPr>
-            </w:pPr>
-            <w:r>
-              <w:rPr>
-                <w:color w:val="000000"/>
-                <w:sz w:val="18"/>
-                <w:szCs w:val="18"/>
-              </w:rPr>
-              <w:t>230,157.3 (61,484 - 681,465.2)</w:t>
-            </w:r>
-          </w:p>
-        </w:tc>
-        <w:tc>
-          <w:tcPr>
-            <w:tcW w:w="1332" w:type="dxa"/>
-            <w:tcBorders>
-              <w:top w:val="single" w:sz="4" w:space="0" w:color="auto"/>
-              <w:left w:val="single" w:sz="4" w:space="0" w:color="auto"/>
-              <w:bottom w:val="single" w:sz="4" w:space="0" w:color="auto"/>
-              <w:right w:val="single" w:sz="4" w:space="0" w:color="auto"/>
-            </w:tcBorders>
-            <w:noWrap/>
-            <w:vAlign w:val="center"/>
-          </w:tcPr>
-          <w:p>
-            <w:pPr>
-              <w:spacing w:line="240" w:lineRule="auto"/>
-              <w:jc w:val="center"/>
-              <w:rPr>
-                <w:color w:val="000000"/>
-                <w:sz w:val="18"/>
-                <w:szCs w:val="18"/>
-              </w:rPr>
-            </w:pPr>
-            <w:r>
-              <w:rPr>
-                <w:color w:val="000000"/>
-                <w:sz w:val="18"/>
-                <w:szCs w:val="18"/>
-              </w:rPr>
-              <w:t>135,778.2 (8,489.9 - 16,981,124)</w:t>
-            </w:r>
-          </w:p>
-        </w:tc>
-      </w:tr>
-      <w:tr>
-        <w:trPr>
-          <w:trHeight w:val="638"/>
-        </w:trPr>
-        <w:tc>
-          <w:tcPr>
-            <w:tcW w:w="1020" w:type="dxa"/>
-            <w:vAlign w:val="center"/>
-          </w:tcPr>
-          <w:p>
-            <w:pPr>
-              <w:spacing w:line="240" w:lineRule="auto"/>
-              <w:jc w:val="center"/>
-              <w:rPr>
-                <w:color w:val="000000"/>
-                <w:sz w:val="18"/>
-                <w:szCs w:val="18"/>
-              </w:rPr>
-            </w:pPr>
-            <w:r>
-              <w:rPr>
-                <w:color w:val="000000"/>
-                <w:sz w:val="18"/>
-                <w:szCs w:val="18"/>
-              </w:rPr>
-              <w:t>9</w:t>
-            </w:r>
-          </w:p>
-        </w:tc>
-        <w:tc>
-          <w:tcPr>
-            <w:tcW w:w="1020" w:type="dxa"/>
-            <w:vAlign w:val="center"/>
-          </w:tcPr>
-          <w:p>
-            <w:pPr>
-              <w:spacing w:line="240" w:lineRule="auto"/>
-              <w:jc w:val="center"/>
-              <w:rPr>
-                <w:color w:val="000000"/>
-                <w:sz w:val="18"/>
-                <w:szCs w:val="18"/>
-              </w:rPr>
-            </w:pPr>
-            <w:r>
-              <w:rPr>
-                <w:color w:val="000000"/>
-                <w:sz w:val="18"/>
-                <w:szCs w:val="18"/>
-              </w:rPr>
-              <w:t>50</w:t>
-            </w:r>
-          </w:p>
-        </w:tc>
-        <w:tc>
-          <w:tcPr>
-            <w:tcW w:w="1020" w:type="dxa"/>
-            <w:tcBorders>
-              <w:top w:val="single" w:sz="4" w:space="0" w:color="auto"/>
-              <w:left w:val="nil"/>
-              <w:bottom w:val="single" w:sz="4" w:space="0" w:color="auto"/>
-              <w:right w:val="single" w:sz="4" w:space="0" w:color="auto"/>
-            </w:tcBorders>
-            <w:vAlign w:val="center"/>
-          </w:tcPr>
-          <w:p>
-            <w:pPr>
-              <w:spacing w:line="240" w:lineRule="auto"/>
-              <w:jc w:val="center"/>
-              <w:rPr>
-                <w:color w:val="000000"/>
-                <w:sz w:val="18"/>
-                <w:szCs w:val="18"/>
-              </w:rPr>
-            </w:pPr>
-            <w:r>
-              <w:rPr>
-                <w:color w:val="000000"/>
-                <w:sz w:val="18"/>
-                <w:szCs w:val="18"/>
-              </w:rPr>
-              <w:t>545 (45.7%)</w:t>
-            </w:r>
-          </w:p>
-        </w:tc>
-        <w:tc>
-          <w:tcPr>
-            <w:tcW w:w="1050" w:type="dxa"/>
-            <w:tcBorders>
-              <w:top w:val="single" w:sz="4" w:space="0" w:color="auto"/>
-              <w:left w:val="single" w:sz="4" w:space="0" w:color="auto"/>
-              <w:bottom w:val="single" w:sz="4" w:space="0" w:color="auto"/>
-              <w:right w:val="single" w:sz="4" w:space="0" w:color="auto"/>
-            </w:tcBorders>
-            <w:vAlign w:val="center"/>
-          </w:tcPr>
-          <w:p>
-            <w:pPr>
-              <w:spacing w:line="240" w:lineRule="auto"/>
-              <w:jc w:val="center"/>
-              <w:rPr>
-                <w:color w:val="000000"/>
-                <w:sz w:val="18"/>
-                <w:szCs w:val="18"/>
-              </w:rPr>
-            </w:pPr>
-            <w:r>
-              <w:rPr>
-                <w:color w:val="000000"/>
-                <w:sz w:val="18"/>
-                <w:szCs w:val="18"/>
-              </w:rPr>
-              <w:t>11.9 (2.1 - 33.1)</w:t>
-            </w:r>
-          </w:p>
-        </w:tc>
-        <w:tc>
-          <w:tcPr>
-            <w:tcW w:w="1050" w:type="dxa"/>
-            <w:tcBorders>
-              <w:top w:val="single" w:sz="4" w:space="0" w:color="auto"/>
-              <w:left w:val="single" w:sz="4" w:space="0" w:color="auto"/>
-              <w:bottom w:val="single" w:sz="4" w:space="0" w:color="auto"/>
-              <w:right w:val="single" w:sz="4" w:space="0" w:color="auto"/>
-            </w:tcBorders>
-            <w:noWrap/>
-            <w:vAlign w:val="center"/>
-          </w:tcPr>
-          <w:p>
-            <w:pPr>
-              <w:spacing w:line="240" w:lineRule="auto"/>
-              <w:jc w:val="center"/>
-              <w:rPr>
-                <w:color w:val="000000"/>
-                <w:sz w:val="18"/>
-                <w:szCs w:val="18"/>
-              </w:rPr>
-            </w:pPr>
-            <w:r>
-              <w:rPr>
-                <w:color w:val="000000"/>
-                <w:sz w:val="18"/>
-                <w:szCs w:val="18"/>
-              </w:rPr>
-              <w:t>58 (8 - 231)</w:t>
-            </w:r>
-          </w:p>
-        </w:tc>
-        <w:tc>
-          <w:tcPr>
-            <w:tcW w:w="1050" w:type="dxa"/>
-            <w:tcBorders>
-              <w:top w:val="single" w:sz="4" w:space="0" w:color="auto"/>
-              <w:left w:val="single" w:sz="4" w:space="0" w:color="auto"/>
-              <w:bottom w:val="single" w:sz="4" w:space="0" w:color="auto"/>
-              <w:right w:val="single" w:sz="4" w:space="0" w:color="auto"/>
-            </w:tcBorders>
-            <w:noWrap/>
-            <w:vAlign w:val="center"/>
-          </w:tcPr>
-          <w:p>
-            <w:pPr>
-              <w:spacing w:line="240" w:lineRule="auto"/>
-              <w:jc w:val="center"/>
-              <w:rPr>
-                <w:color w:val="000000"/>
-                <w:sz w:val="18"/>
-                <w:szCs w:val="18"/>
-              </w:rPr>
-            </w:pPr>
-            <w:r>
-              <w:rPr>
-                <w:color w:val="000000"/>
-                <w:sz w:val="18"/>
-                <w:szCs w:val="18"/>
-              </w:rPr>
-              <w:t>0 (0 - 2)</w:t>
-            </w:r>
-          </w:p>
-        </w:tc>
-        <w:tc>
-          <w:tcPr>
-            <w:tcW w:w="1332" w:type="dxa"/>
-            <w:tcBorders>
-              <w:top w:val="single" w:sz="4" w:space="0" w:color="auto"/>
-              <w:left w:val="single" w:sz="4" w:space="0" w:color="auto"/>
-              <w:bottom w:val="single" w:sz="4" w:space="0" w:color="auto"/>
-              <w:right w:val="single" w:sz="4" w:space="0" w:color="auto"/>
-            </w:tcBorders>
-            <w:noWrap/>
-            <w:vAlign w:val="center"/>
-          </w:tcPr>
-          <w:p>
-            <w:pPr>
-              <w:spacing w:line="240" w:lineRule="auto"/>
-              <w:jc w:val="center"/>
-              <w:rPr>
-                <w:color w:val="000000"/>
-                <w:sz w:val="18"/>
-                <w:szCs w:val="18"/>
-              </w:rPr>
-            </w:pPr>
-            <w:r>
-              <w:rPr>
-                <w:color w:val="000000"/>
-                <w:sz w:val="18"/>
-                <w:szCs w:val="18"/>
-              </w:rPr>
-              <w:t>0.272 (0.029 - 1.304)</w:t>
-            </w:r>
-          </w:p>
-        </w:tc>
-        <w:tc>
-          <w:tcPr>
-            <w:tcW w:w="1332" w:type="dxa"/>
-            <w:tcBorders>
-              <w:top w:val="single" w:sz="4" w:space="0" w:color="auto"/>
-              <w:left w:val="single" w:sz="4" w:space="0" w:color="auto"/>
-              <w:bottom w:val="single" w:sz="4" w:space="0" w:color="auto"/>
-              <w:right w:val="single" w:sz="4" w:space="0" w:color="auto"/>
-            </w:tcBorders>
-            <w:noWrap/>
-            <w:vAlign w:val="center"/>
-          </w:tcPr>
-          <w:p>
-            <w:pPr>
-              <w:spacing w:line="240" w:lineRule="auto"/>
-              <w:jc w:val="center"/>
-              <w:rPr>
-                <w:color w:val="000000"/>
-                <w:sz w:val="18"/>
-                <w:szCs w:val="18"/>
-              </w:rPr>
-            </w:pPr>
-            <w:r>
-              <w:rPr>
-                <w:color w:val="000000"/>
-                <w:sz w:val="18"/>
-                <w:szCs w:val="18"/>
-              </w:rPr>
-              <w:t>0 (0 - 0.011)</w:t>
-            </w:r>
-          </w:p>
-        </w:tc>
-        <w:tc>
-          <w:tcPr>
-            <w:tcW w:w="1332" w:type="dxa"/>
-            <w:tcBorders>
-              <w:top w:val="single" w:sz="4" w:space="0" w:color="auto"/>
-              <w:left w:val="single" w:sz="4" w:space="0" w:color="auto"/>
-              <w:bottom w:val="single" w:sz="4" w:space="0" w:color="auto"/>
-              <w:right w:val="single" w:sz="4" w:space="0" w:color="auto"/>
-            </w:tcBorders>
-            <w:noWrap/>
-            <w:vAlign w:val="center"/>
-          </w:tcPr>
-          <w:p>
-            <w:pPr>
-              <w:spacing w:line="240" w:lineRule="auto"/>
-              <w:jc w:val="center"/>
-              <w:rPr>
-                <w:color w:val="000000"/>
-                <w:sz w:val="18"/>
-                <w:szCs w:val="18"/>
-              </w:rPr>
-            </w:pPr>
-            <w:r>
-              <w:rPr>
-                <w:color w:val="000000"/>
-                <w:sz w:val="18"/>
-                <w:szCs w:val="18"/>
-              </w:rPr>
-              <w:t>9,351.6 (1,863.3 - 50,525.7)</w:t>
-            </w:r>
-          </w:p>
-        </w:tc>
-        <w:tc>
-          <w:tcPr>
-            <w:tcW w:w="1332" w:type="dxa"/>
-            <w:tcBorders>
-              <w:top w:val="single" w:sz="4" w:space="0" w:color="auto"/>
-              <w:left w:val="single" w:sz="4" w:space="0" w:color="auto"/>
-              <w:bottom w:val="single" w:sz="4" w:space="0" w:color="auto"/>
-              <w:right w:val="single" w:sz="4" w:space="0" w:color="auto"/>
-            </w:tcBorders>
-            <w:noWrap/>
-            <w:vAlign w:val="center"/>
-          </w:tcPr>
-          <w:p>
-            <w:pPr>
-              <w:spacing w:line="240" w:lineRule="auto"/>
-              <w:jc w:val="center"/>
-              <w:rPr>
-                <w:color w:val="000000"/>
-                <w:sz w:val="18"/>
-                <w:szCs w:val="18"/>
-              </w:rPr>
-            </w:pPr>
-            <w:r>
-              <w:rPr>
-                <w:color w:val="000000"/>
-                <w:sz w:val="18"/>
-                <w:szCs w:val="18"/>
-              </w:rPr>
-              <w:t>235,417.9 (61,600 - 765,206.3)</w:t>
-            </w:r>
-          </w:p>
-        </w:tc>
-        <w:tc>
-          <w:tcPr>
-            <w:tcW w:w="1332" w:type="dxa"/>
-            <w:tcBorders>
-              <w:top w:val="single" w:sz="4" w:space="0" w:color="auto"/>
-              <w:left w:val="single" w:sz="4" w:space="0" w:color="auto"/>
-              <w:bottom w:val="single" w:sz="4" w:space="0" w:color="auto"/>
-              <w:right w:val="single" w:sz="4" w:space="0" w:color="auto"/>
-            </w:tcBorders>
-            <w:noWrap/>
-            <w:vAlign w:val="center"/>
-          </w:tcPr>
-          <w:p>
-            <w:pPr>
-              <w:spacing w:line="240" w:lineRule="auto"/>
-              <w:jc w:val="center"/>
-              <w:rPr>
-                <w:color w:val="000000"/>
-                <w:sz w:val="18"/>
-                <w:szCs w:val="18"/>
-              </w:rPr>
-            </w:pPr>
-            <w:r>
-              <w:rPr>
-                <w:color w:val="000000"/>
-                <w:sz w:val="18"/>
-                <w:szCs w:val="18"/>
-              </w:rPr>
-              <w:t>559,527.9 (10,050.3 - 27,349,781)</w:t>
-            </w:r>
-          </w:p>
-        </w:tc>
-      </w:tr>
-      <w:tr>
-        <w:trPr>
-          <w:trHeight w:val="638"/>
-        </w:trPr>
-        <w:tc>
-          <w:tcPr>
-            <w:tcW w:w="1020" w:type="dxa"/>
-            <w:vAlign w:val="center"/>
-          </w:tcPr>
-          <w:p>
-            <w:pPr>
-              <w:spacing w:line="240" w:lineRule="auto"/>
-              <w:jc w:val="center"/>
-              <w:rPr>
-                <w:color w:val="000000"/>
-                <w:sz w:val="18"/>
-                <w:szCs w:val="18"/>
-              </w:rPr>
-            </w:pPr>
-            <w:r>
-              <w:rPr>
-                <w:color w:val="000000"/>
-                <w:sz w:val="18"/>
-                <w:szCs w:val="18"/>
-              </w:rPr>
-              <w:t>9</w:t>
-            </w:r>
-          </w:p>
-        </w:tc>
-        <w:tc>
-          <w:tcPr>
-            <w:tcW w:w="1020" w:type="dxa"/>
-            <w:vAlign w:val="center"/>
-          </w:tcPr>
-          <w:p>
-            <w:pPr>
-              <w:spacing w:line="240" w:lineRule="auto"/>
-              <w:jc w:val="center"/>
-              <w:rPr>
-                <w:color w:val="000000"/>
-                <w:sz w:val="18"/>
-                <w:szCs w:val="18"/>
-              </w:rPr>
-            </w:pPr>
-            <w:r>
-              <w:rPr>
-                <w:color w:val="000000"/>
-                <w:sz w:val="18"/>
-                <w:szCs w:val="18"/>
-              </w:rPr>
-              <w:t>100</w:t>
-            </w:r>
-          </w:p>
-        </w:tc>
-        <w:tc>
-          <w:tcPr>
-            <w:tcW w:w="1020" w:type="dxa"/>
-            <w:tcBorders>
-              <w:top w:val="single" w:sz="4" w:space="0" w:color="auto"/>
-              <w:left w:val="nil"/>
-              <w:bottom w:val="single" w:sz="4" w:space="0" w:color="auto"/>
-              <w:right w:val="single" w:sz="4" w:space="0" w:color="auto"/>
-            </w:tcBorders>
-            <w:vAlign w:val="center"/>
-          </w:tcPr>
-          <w:p>
-            <w:pPr>
-              <w:spacing w:line="240" w:lineRule="auto"/>
-              <w:jc w:val="center"/>
-              <w:rPr>
-                <w:color w:val="000000"/>
-                <w:sz w:val="18"/>
-                <w:szCs w:val="18"/>
-              </w:rPr>
-            </w:pPr>
-            <w:r>
-              <w:rPr>
-                <w:color w:val="000000"/>
-                <w:sz w:val="18"/>
-                <w:szCs w:val="18"/>
-              </w:rPr>
-              <w:t>545 (45.7%)</w:t>
-            </w:r>
-          </w:p>
-        </w:tc>
-        <w:tc>
-          <w:tcPr>
-            <w:tcW w:w="1050" w:type="dxa"/>
-            <w:tcBorders>
-              <w:top w:val="single" w:sz="4" w:space="0" w:color="auto"/>
-              <w:left w:val="single" w:sz="4" w:space="0" w:color="auto"/>
-              <w:bottom w:val="single" w:sz="4" w:space="0" w:color="auto"/>
-              <w:right w:val="single" w:sz="4" w:space="0" w:color="auto"/>
-            </w:tcBorders>
-            <w:vAlign w:val="center"/>
-          </w:tcPr>
-          <w:p>
-            <w:pPr>
-              <w:spacing w:line="240" w:lineRule="auto"/>
-              <w:jc w:val="center"/>
-              <w:rPr>
-                <w:color w:val="000000"/>
-                <w:sz w:val="18"/>
-                <w:szCs w:val="18"/>
-              </w:rPr>
-            </w:pPr>
-            <w:r>
-              <w:rPr>
-                <w:color w:val="000000"/>
-                <w:sz w:val="18"/>
-                <w:szCs w:val="18"/>
-              </w:rPr>
-              <w:t>7.9 (0.8 - 24.8)</w:t>
-            </w:r>
-          </w:p>
-        </w:tc>
-        <w:tc>
-          <w:tcPr>
-            <w:tcW w:w="1050" w:type="dxa"/>
-            <w:tcBorders>
-              <w:top w:val="single" w:sz="4" w:space="0" w:color="auto"/>
-              <w:left w:val="single" w:sz="4" w:space="0" w:color="auto"/>
-              <w:bottom w:val="single" w:sz="4" w:space="0" w:color="auto"/>
-              <w:right w:val="single" w:sz="4" w:space="0" w:color="auto"/>
-            </w:tcBorders>
-            <w:noWrap/>
-            <w:vAlign w:val="center"/>
-          </w:tcPr>
-          <w:p>
-            <w:pPr>
-              <w:spacing w:line="240" w:lineRule="auto"/>
-              <w:jc w:val="center"/>
-              <w:rPr>
-                <w:color w:val="000000"/>
-                <w:sz w:val="18"/>
-                <w:szCs w:val="18"/>
-              </w:rPr>
-            </w:pPr>
-            <w:bookmarkStart w:id="31" w:name="_Hlk207111596"/>
-            <w:r>
-              <w:rPr>
-                <w:color w:val="000000"/>
-                <w:sz w:val="18"/>
-                <w:szCs w:val="18"/>
-              </w:rPr>
-              <w:t>42 (3 - 199)</w:t>
-            </w:r>
-            <w:bookmarkEnd w:id="31"/>
-          </w:p>
-        </w:tc>
-        <w:tc>
-          <w:tcPr>
-            <w:tcW w:w="1050" w:type="dxa"/>
-            <w:tcBorders>
-              <w:top w:val="single" w:sz="4" w:space="0" w:color="auto"/>
-              <w:left w:val="single" w:sz="4" w:space="0" w:color="auto"/>
-              <w:bottom w:val="single" w:sz="4" w:space="0" w:color="auto"/>
-              <w:right w:val="single" w:sz="4" w:space="0" w:color="auto"/>
-            </w:tcBorders>
-            <w:noWrap/>
-            <w:vAlign w:val="center"/>
-          </w:tcPr>
-          <w:p>
-            <w:pPr>
-              <w:spacing w:line="240" w:lineRule="auto"/>
-              <w:jc w:val="center"/>
-              <w:rPr>
-                <w:color w:val="000000"/>
-                <w:sz w:val="18"/>
-                <w:szCs w:val="18"/>
-              </w:rPr>
-            </w:pPr>
-            <w:r>
-              <w:rPr>
-                <w:color w:val="000000"/>
-                <w:sz w:val="18"/>
-                <w:szCs w:val="18"/>
-              </w:rPr>
-              <w:t>0 (0 - 2)</w:t>
-            </w:r>
-          </w:p>
-        </w:tc>
-        <w:tc>
-          <w:tcPr>
-            <w:tcW w:w="1332" w:type="dxa"/>
-            <w:tcBorders>
-              <w:top w:val="single" w:sz="4" w:space="0" w:color="auto"/>
-              <w:left w:val="single" w:sz="4" w:space="0" w:color="auto"/>
-              <w:bottom w:val="single" w:sz="4" w:space="0" w:color="auto"/>
-              <w:right w:val="single" w:sz="4" w:space="0" w:color="auto"/>
-            </w:tcBorders>
-            <w:noWrap/>
-            <w:vAlign w:val="center"/>
-          </w:tcPr>
-          <w:p>
-            <w:pPr>
-              <w:spacing w:line="240" w:lineRule="auto"/>
-              <w:jc w:val="center"/>
-              <w:rPr>
-                <w:color w:val="000000"/>
-                <w:sz w:val="18"/>
-                <w:szCs w:val="18"/>
-              </w:rPr>
-            </w:pPr>
-            <w:r>
-              <w:rPr>
-                <w:color w:val="000000"/>
-                <w:sz w:val="18"/>
-                <w:szCs w:val="18"/>
-              </w:rPr>
-              <w:t>0.188 (0.011 - 1.053)</w:t>
-            </w:r>
-          </w:p>
-        </w:tc>
-        <w:tc>
-          <w:tcPr>
-            <w:tcW w:w="1332" w:type="dxa"/>
-            <w:tcBorders>
-              <w:top w:val="single" w:sz="4" w:space="0" w:color="auto"/>
-              <w:left w:val="single" w:sz="4" w:space="0" w:color="auto"/>
-              <w:bottom w:val="single" w:sz="4" w:space="0" w:color="auto"/>
-              <w:right w:val="single" w:sz="4" w:space="0" w:color="auto"/>
-            </w:tcBorders>
-            <w:noWrap/>
-            <w:vAlign w:val="center"/>
-          </w:tcPr>
-          <w:p>
-            <w:pPr>
-              <w:spacing w:line="240" w:lineRule="auto"/>
-              <w:jc w:val="center"/>
-              <w:rPr>
-                <w:color w:val="000000"/>
-                <w:sz w:val="18"/>
-                <w:szCs w:val="18"/>
-              </w:rPr>
-            </w:pPr>
-            <w:r>
-              <w:rPr>
-                <w:color w:val="000000"/>
-                <w:sz w:val="18"/>
-                <w:szCs w:val="18"/>
-              </w:rPr>
-              <w:t>0 (0 - 0.008)</w:t>
-            </w:r>
-          </w:p>
-        </w:tc>
-        <w:tc>
-          <w:tcPr>
-            <w:tcW w:w="1332" w:type="dxa"/>
-            <w:tcBorders>
-              <w:top w:val="single" w:sz="4" w:space="0" w:color="auto"/>
-              <w:left w:val="single" w:sz="4" w:space="0" w:color="auto"/>
-              <w:bottom w:val="single" w:sz="4" w:space="0" w:color="auto"/>
-              <w:right w:val="single" w:sz="4" w:space="0" w:color="auto"/>
-            </w:tcBorders>
-            <w:noWrap/>
-            <w:vAlign w:val="center"/>
-          </w:tcPr>
-          <w:p>
-            <w:pPr>
-              <w:spacing w:line="240" w:lineRule="auto"/>
-              <w:jc w:val="center"/>
-              <w:rPr>
-                <w:color w:val="000000"/>
-                <w:sz w:val="18"/>
-                <w:szCs w:val="18"/>
-              </w:rPr>
-            </w:pPr>
-            <w:r>
-              <w:rPr>
-                <w:color w:val="000000"/>
-                <w:sz w:val="18"/>
-                <w:szCs w:val="18"/>
-              </w:rPr>
-              <w:t>10,068.6 (1,985.9 - 57,916.7)</w:t>
-            </w:r>
-          </w:p>
-        </w:tc>
-        <w:tc>
-          <w:tcPr>
-            <w:tcW w:w="1332" w:type="dxa"/>
-            <w:tcBorders>
-              <w:top w:val="single" w:sz="4" w:space="0" w:color="auto"/>
-              <w:left w:val="single" w:sz="4" w:space="0" w:color="auto"/>
-              <w:bottom w:val="single" w:sz="4" w:space="0" w:color="auto"/>
-              <w:right w:val="single" w:sz="4" w:space="0" w:color="auto"/>
-            </w:tcBorders>
-            <w:noWrap/>
-            <w:vAlign w:val="center"/>
-          </w:tcPr>
-          <w:p>
-            <w:pPr>
-              <w:spacing w:line="240" w:lineRule="auto"/>
-              <w:jc w:val="center"/>
-              <w:rPr>
-                <w:color w:val="000000"/>
-                <w:sz w:val="18"/>
-                <w:szCs w:val="18"/>
-              </w:rPr>
-            </w:pPr>
-            <w:r>
-              <w:rPr>
-                <w:color w:val="000000"/>
-                <w:sz w:val="18"/>
-                <w:szCs w:val="18"/>
-              </w:rPr>
-              <w:t>242,241.8 (62,587.6 - 764,682.5)</w:t>
-            </w:r>
-          </w:p>
-        </w:tc>
-        <w:tc>
-          <w:tcPr>
-            <w:tcW w:w="1332" w:type="dxa"/>
-            <w:tcBorders>
-              <w:top w:val="single" w:sz="4" w:space="0" w:color="auto"/>
-              <w:left w:val="single" w:sz="4" w:space="0" w:color="auto"/>
-              <w:bottom w:val="single" w:sz="4" w:space="0" w:color="auto"/>
-              <w:right w:val="single" w:sz="4" w:space="0" w:color="auto"/>
-            </w:tcBorders>
-            <w:noWrap/>
-            <w:vAlign w:val="center"/>
-          </w:tcPr>
-          <w:p>
-            <w:pPr>
-              <w:spacing w:line="240" w:lineRule="auto"/>
-              <w:jc w:val="center"/>
-              <w:rPr>
-                <w:color w:val="000000"/>
-                <w:sz w:val="18"/>
-                <w:szCs w:val="18"/>
-              </w:rPr>
-            </w:pPr>
-            <w:r>
-              <w:rPr>
-                <w:color w:val="000000"/>
-                <w:sz w:val="18"/>
-                <w:szCs w:val="18"/>
-              </w:rPr>
-              <w:t>894,314 (11,322.4 - 30,393,437)</w:t>
-            </w:r>
-          </w:p>
-        </w:tc>
-      </w:tr>
-      <w:tr>
-        <w:trPr>
-          <w:trHeight w:val="638"/>
-        </w:trPr>
-        <w:tc>
-          <w:tcPr>
-            <w:tcW w:w="1020" w:type="dxa"/>
-            <w:vAlign w:val="center"/>
-          </w:tcPr>
-          <w:p>
-            <w:pPr>
-              <w:spacing w:line="240" w:lineRule="auto"/>
-              <w:jc w:val="center"/>
-              <w:rPr>
-                <w:color w:val="000000"/>
-                <w:sz w:val="18"/>
-                <w:szCs w:val="18"/>
-              </w:rPr>
-            </w:pPr>
-            <w:r>
-              <w:rPr>
-                <w:color w:val="000000"/>
-                <w:sz w:val="18"/>
-                <w:szCs w:val="18"/>
-              </w:rPr>
-              <w:t>13</w:t>
-            </w:r>
-          </w:p>
-        </w:tc>
-        <w:tc>
-          <w:tcPr>
-            <w:tcW w:w="1020" w:type="dxa"/>
-            <w:vAlign w:val="center"/>
-          </w:tcPr>
-          <w:p>
-            <w:pPr>
-              <w:spacing w:line="240" w:lineRule="auto"/>
-              <w:jc w:val="center"/>
-              <w:rPr>
-                <w:color w:val="000000"/>
-                <w:sz w:val="18"/>
-                <w:szCs w:val="18"/>
-              </w:rPr>
-            </w:pPr>
-            <w:r>
-              <w:rPr>
-                <w:color w:val="000000"/>
-                <w:sz w:val="18"/>
-                <w:szCs w:val="18"/>
-              </w:rPr>
-              <w:t>1</w:t>
-            </w:r>
-          </w:p>
-        </w:tc>
-        <w:tc>
-          <w:tcPr>
-            <w:tcW w:w="1020" w:type="dxa"/>
-            <w:tcBorders>
-              <w:top w:val="single" w:sz="4" w:space="0" w:color="auto"/>
-              <w:left w:val="nil"/>
-              <w:bottom w:val="single" w:sz="4" w:space="0" w:color="auto"/>
-              <w:right w:val="single" w:sz="4" w:space="0" w:color="auto"/>
-            </w:tcBorders>
-            <w:vAlign w:val="center"/>
-          </w:tcPr>
-          <w:p>
-            <w:pPr>
-              <w:spacing w:line="240" w:lineRule="auto"/>
-              <w:jc w:val="center"/>
-              <w:rPr>
-                <w:color w:val="000000"/>
-                <w:sz w:val="18"/>
-                <w:szCs w:val="18"/>
-              </w:rPr>
-            </w:pPr>
-            <w:r>
-              <w:rPr>
-                <w:color w:val="000000"/>
-                <w:sz w:val="18"/>
-                <w:szCs w:val="18"/>
-              </w:rPr>
-              <w:t>360 (30.2%)</w:t>
-            </w:r>
-          </w:p>
-        </w:tc>
-        <w:tc>
-          <w:tcPr>
-            <w:tcW w:w="1050" w:type="dxa"/>
-            <w:tcBorders>
-              <w:top w:val="single" w:sz="4" w:space="0" w:color="auto"/>
-              <w:left w:val="single" w:sz="4" w:space="0" w:color="auto"/>
-              <w:bottom w:val="single" w:sz="4" w:space="0" w:color="auto"/>
-              <w:right w:val="single" w:sz="4" w:space="0" w:color="auto"/>
-            </w:tcBorders>
-            <w:vAlign w:val="center"/>
-          </w:tcPr>
-          <w:p>
-            <w:pPr>
-              <w:spacing w:line="240" w:lineRule="auto"/>
-              <w:jc w:val="center"/>
-              <w:rPr>
-                <w:color w:val="000000"/>
-                <w:sz w:val="18"/>
-                <w:szCs w:val="18"/>
-              </w:rPr>
-            </w:pPr>
-            <w:r>
-              <w:rPr>
-                <w:color w:val="000000"/>
-                <w:sz w:val="18"/>
-                <w:szCs w:val="18"/>
-              </w:rPr>
-              <w:t>15.5 (4.5 - 36.3)</w:t>
-            </w:r>
-          </w:p>
-        </w:tc>
-        <w:tc>
-          <w:tcPr>
-            <w:tcW w:w="1050" w:type="dxa"/>
-            <w:tcBorders>
-              <w:top w:val="single" w:sz="4" w:space="0" w:color="auto"/>
-              <w:left w:val="single" w:sz="4" w:space="0" w:color="auto"/>
-              <w:bottom w:val="single" w:sz="4" w:space="0" w:color="auto"/>
-              <w:right w:val="single" w:sz="4" w:space="0" w:color="auto"/>
-            </w:tcBorders>
-            <w:noWrap/>
-            <w:vAlign w:val="center"/>
-          </w:tcPr>
-          <w:p>
-            <w:pPr>
-              <w:spacing w:line="240" w:lineRule="auto"/>
-              <w:jc w:val="center"/>
-              <w:rPr>
-                <w:color w:val="000000"/>
-                <w:sz w:val="18"/>
-                <w:szCs w:val="18"/>
-              </w:rPr>
-            </w:pPr>
-            <w:r>
-              <w:rPr>
-                <w:color w:val="000000"/>
-                <w:sz w:val="18"/>
-                <w:szCs w:val="18"/>
-              </w:rPr>
-              <w:t>83 (24 - 274)</w:t>
-            </w:r>
-          </w:p>
-        </w:tc>
-        <w:tc>
-          <w:tcPr>
-            <w:tcW w:w="1050" w:type="dxa"/>
-            <w:tcBorders>
-              <w:top w:val="single" w:sz="4" w:space="0" w:color="auto"/>
-              <w:left w:val="single" w:sz="4" w:space="0" w:color="auto"/>
-              <w:bottom w:val="single" w:sz="4" w:space="0" w:color="auto"/>
-              <w:right w:val="single" w:sz="4" w:space="0" w:color="auto"/>
-            </w:tcBorders>
-            <w:noWrap/>
-            <w:vAlign w:val="center"/>
-          </w:tcPr>
-          <w:p>
-            <w:pPr>
-              <w:spacing w:line="240" w:lineRule="auto"/>
-              <w:jc w:val="center"/>
-              <w:rPr>
-                <w:color w:val="000000"/>
-                <w:sz w:val="18"/>
-                <w:szCs w:val="18"/>
-              </w:rPr>
-            </w:pPr>
-            <w:r>
-              <w:rPr>
-                <w:color w:val="000000"/>
-                <w:sz w:val="18"/>
-                <w:szCs w:val="18"/>
-              </w:rPr>
-              <w:t>0 (0 - 3)</w:t>
-            </w:r>
-          </w:p>
-        </w:tc>
-        <w:tc>
-          <w:tcPr>
-            <w:tcW w:w="1332" w:type="dxa"/>
-            <w:tcBorders>
-              <w:top w:val="single" w:sz="4" w:space="0" w:color="auto"/>
-              <w:left w:val="single" w:sz="4" w:space="0" w:color="auto"/>
-              <w:bottom w:val="single" w:sz="4" w:space="0" w:color="auto"/>
-              <w:right w:val="single" w:sz="4" w:space="0" w:color="auto"/>
-            </w:tcBorders>
-            <w:noWrap/>
-            <w:vAlign w:val="center"/>
-          </w:tcPr>
-          <w:p>
-            <w:pPr>
-              <w:spacing w:line="240" w:lineRule="auto"/>
-              <w:jc w:val="center"/>
-              <w:rPr>
-                <w:color w:val="000000"/>
-                <w:sz w:val="18"/>
-                <w:szCs w:val="18"/>
-              </w:rPr>
-            </w:pPr>
-            <w:r>
-              <w:rPr>
-                <w:color w:val="000000"/>
-                <w:sz w:val="18"/>
-                <w:szCs w:val="18"/>
-              </w:rPr>
-              <w:t>0.414 (0.092 - 1.649)</w:t>
-            </w:r>
-          </w:p>
-        </w:tc>
-        <w:tc>
-          <w:tcPr>
-            <w:tcW w:w="1332" w:type="dxa"/>
-            <w:tcBorders>
-              <w:top w:val="single" w:sz="4" w:space="0" w:color="auto"/>
-              <w:left w:val="single" w:sz="4" w:space="0" w:color="auto"/>
-              <w:bottom w:val="single" w:sz="4" w:space="0" w:color="auto"/>
-              <w:right w:val="single" w:sz="4" w:space="0" w:color="auto"/>
-            </w:tcBorders>
-            <w:noWrap/>
-            <w:vAlign w:val="center"/>
-          </w:tcPr>
-          <w:p>
-            <w:pPr>
-              <w:spacing w:line="240" w:lineRule="auto"/>
-              <w:jc w:val="center"/>
-              <w:rPr>
-                <w:color w:val="000000"/>
-                <w:sz w:val="18"/>
-                <w:szCs w:val="18"/>
-              </w:rPr>
-            </w:pPr>
-            <w:r>
-              <w:rPr>
-                <w:color w:val="000000"/>
-                <w:sz w:val="18"/>
-                <w:szCs w:val="18"/>
-              </w:rPr>
-              <w:t>0 (0 - 0.016)</w:t>
-            </w:r>
-          </w:p>
-        </w:tc>
-        <w:tc>
-          <w:tcPr>
-            <w:tcW w:w="1332" w:type="dxa"/>
-            <w:tcBorders>
-              <w:top w:val="single" w:sz="4" w:space="0" w:color="auto"/>
-              <w:left w:val="single" w:sz="4" w:space="0" w:color="auto"/>
-              <w:bottom w:val="single" w:sz="4" w:space="0" w:color="auto"/>
-              <w:right w:val="single" w:sz="4" w:space="0" w:color="auto"/>
-            </w:tcBorders>
-            <w:noWrap/>
-            <w:vAlign w:val="center"/>
-          </w:tcPr>
-          <w:p>
-            <w:pPr>
-              <w:spacing w:line="240" w:lineRule="auto"/>
-              <w:jc w:val="center"/>
-              <w:rPr>
-                <w:color w:val="000000"/>
-                <w:sz w:val="18"/>
-                <w:szCs w:val="18"/>
-              </w:rPr>
-            </w:pPr>
-            <w:r>
-              <w:rPr>
-                <w:color w:val="000000"/>
-                <w:sz w:val="18"/>
-                <w:szCs w:val="18"/>
-              </w:rPr>
-              <w:t>7,511.7 (1,683.9 - 31,661.4)</w:t>
-            </w:r>
-          </w:p>
-        </w:tc>
-        <w:tc>
-          <w:tcPr>
-            <w:tcW w:w="1332" w:type="dxa"/>
-            <w:tcBorders>
-              <w:top w:val="single" w:sz="4" w:space="0" w:color="auto"/>
-              <w:left w:val="single" w:sz="4" w:space="0" w:color="auto"/>
-              <w:bottom w:val="single" w:sz="4" w:space="0" w:color="auto"/>
-              <w:right w:val="single" w:sz="4" w:space="0" w:color="auto"/>
-            </w:tcBorders>
-            <w:noWrap/>
-            <w:vAlign w:val="center"/>
-          </w:tcPr>
-          <w:p>
-            <w:pPr>
-              <w:spacing w:line="240" w:lineRule="auto"/>
-              <w:jc w:val="center"/>
-              <w:rPr>
-                <w:color w:val="000000"/>
-                <w:sz w:val="18"/>
-                <w:szCs w:val="18"/>
-              </w:rPr>
-            </w:pPr>
-            <w:r>
-              <w:rPr>
-                <w:color w:val="000000"/>
-                <w:sz w:val="18"/>
-                <w:szCs w:val="18"/>
-              </w:rPr>
-              <w:t>216,295.2 (62,940.9 - 629,324.7)</w:t>
-            </w:r>
-          </w:p>
-        </w:tc>
-        <w:tc>
-          <w:tcPr>
-            <w:tcW w:w="1332" w:type="dxa"/>
-            <w:tcBorders>
-              <w:top w:val="single" w:sz="4" w:space="0" w:color="auto"/>
-              <w:left w:val="single" w:sz="4" w:space="0" w:color="auto"/>
-              <w:bottom w:val="single" w:sz="4" w:space="0" w:color="auto"/>
-              <w:right w:val="single" w:sz="4" w:space="0" w:color="auto"/>
-            </w:tcBorders>
-            <w:noWrap/>
-            <w:vAlign w:val="center"/>
-          </w:tcPr>
-          <w:p>
-            <w:pPr>
-              <w:spacing w:line="240" w:lineRule="auto"/>
-              <w:jc w:val="center"/>
-              <w:rPr>
-                <w:color w:val="000000"/>
-                <w:sz w:val="18"/>
-                <w:szCs w:val="18"/>
-              </w:rPr>
-            </w:pPr>
-            <w:r>
-              <w:rPr>
-                <w:color w:val="000000"/>
-                <w:sz w:val="18"/>
-                <w:szCs w:val="18"/>
-              </w:rPr>
-              <w:t>144,407 (7,988.6 - 14,573,057)</w:t>
-            </w:r>
-          </w:p>
-        </w:tc>
-      </w:tr>
-      <w:tr>
-        <w:trPr>
-          <w:trHeight w:val="638"/>
-        </w:trPr>
-        <w:tc>
-          <w:tcPr>
-            <w:tcW w:w="1020" w:type="dxa"/>
-            <w:vAlign w:val="center"/>
-          </w:tcPr>
-          <w:p>
-            <w:pPr>
-              <w:spacing w:line="240" w:lineRule="auto"/>
-              <w:jc w:val="center"/>
-              <w:rPr>
-                <w:color w:val="000000"/>
-                <w:sz w:val="18"/>
-                <w:szCs w:val="18"/>
-              </w:rPr>
-            </w:pPr>
-            <w:r>
-              <w:rPr>
-                <w:color w:val="000000"/>
-                <w:sz w:val="18"/>
-                <w:szCs w:val="18"/>
-              </w:rPr>
-              <w:t>13</w:t>
-            </w:r>
-          </w:p>
-        </w:tc>
-        <w:tc>
-          <w:tcPr>
-            <w:tcW w:w="1020" w:type="dxa"/>
-            <w:vAlign w:val="center"/>
-          </w:tcPr>
-          <w:p>
-            <w:pPr>
-              <w:spacing w:line="240" w:lineRule="auto"/>
-              <w:jc w:val="center"/>
-              <w:rPr>
-                <w:color w:val="000000"/>
-                <w:sz w:val="18"/>
-                <w:szCs w:val="18"/>
-              </w:rPr>
-            </w:pPr>
-            <w:r>
-              <w:rPr>
-                <w:color w:val="000000"/>
-                <w:sz w:val="18"/>
-                <w:szCs w:val="18"/>
-              </w:rPr>
-              <w:t>10</w:t>
-            </w:r>
-          </w:p>
-        </w:tc>
-        <w:tc>
-          <w:tcPr>
-            <w:tcW w:w="1020" w:type="dxa"/>
-            <w:tcBorders>
-              <w:top w:val="single" w:sz="4" w:space="0" w:color="auto"/>
-              <w:left w:val="nil"/>
-              <w:bottom w:val="single" w:sz="4" w:space="0" w:color="auto"/>
-              <w:right w:val="single" w:sz="4" w:space="0" w:color="auto"/>
-            </w:tcBorders>
-            <w:vAlign w:val="center"/>
-          </w:tcPr>
-          <w:p>
-            <w:pPr>
-              <w:spacing w:line="240" w:lineRule="auto"/>
-              <w:jc w:val="center"/>
-              <w:rPr>
-                <w:color w:val="000000"/>
-                <w:sz w:val="18"/>
-                <w:szCs w:val="18"/>
-              </w:rPr>
-            </w:pPr>
-            <w:r>
-              <w:rPr>
-                <w:color w:val="000000"/>
-                <w:sz w:val="18"/>
-                <w:szCs w:val="18"/>
-              </w:rPr>
-              <w:t>360 (30.2%)</w:t>
-            </w:r>
-          </w:p>
-        </w:tc>
-        <w:tc>
-          <w:tcPr>
-            <w:tcW w:w="1050" w:type="dxa"/>
-            <w:tcBorders>
-              <w:top w:val="single" w:sz="4" w:space="0" w:color="auto"/>
-              <w:left w:val="single" w:sz="4" w:space="0" w:color="auto"/>
-              <w:bottom w:val="single" w:sz="4" w:space="0" w:color="auto"/>
-              <w:right w:val="single" w:sz="4" w:space="0" w:color="auto"/>
-            </w:tcBorders>
-            <w:vAlign w:val="center"/>
-          </w:tcPr>
-          <w:p>
-            <w:pPr>
-              <w:spacing w:line="240" w:lineRule="auto"/>
-              <w:jc w:val="center"/>
-              <w:rPr>
-                <w:color w:val="000000"/>
-                <w:sz w:val="18"/>
-                <w:szCs w:val="18"/>
-              </w:rPr>
-            </w:pPr>
-            <w:r>
-              <w:rPr>
-                <w:color w:val="000000"/>
-                <w:sz w:val="18"/>
-                <w:szCs w:val="18"/>
-              </w:rPr>
-              <w:t>14.2 (3.9 - 34.5)</w:t>
-            </w:r>
-          </w:p>
-        </w:tc>
-        <w:tc>
-          <w:tcPr>
-            <w:tcW w:w="1050" w:type="dxa"/>
-            <w:tcBorders>
-              <w:top w:val="single" w:sz="4" w:space="0" w:color="auto"/>
-              <w:left w:val="single" w:sz="4" w:space="0" w:color="auto"/>
-              <w:bottom w:val="single" w:sz="4" w:space="0" w:color="auto"/>
-              <w:right w:val="single" w:sz="4" w:space="0" w:color="auto"/>
-            </w:tcBorders>
-            <w:noWrap/>
-            <w:vAlign w:val="center"/>
-          </w:tcPr>
-          <w:p>
-            <w:pPr>
-              <w:spacing w:line="240" w:lineRule="auto"/>
-              <w:jc w:val="center"/>
-              <w:rPr>
-                <w:color w:val="000000"/>
-                <w:sz w:val="18"/>
-                <w:szCs w:val="18"/>
-              </w:rPr>
-            </w:pPr>
-            <w:r>
-              <w:rPr>
-                <w:color w:val="000000"/>
-                <w:sz w:val="18"/>
-                <w:szCs w:val="18"/>
-              </w:rPr>
-              <w:t>76 (20 - 266)</w:t>
-            </w:r>
-          </w:p>
-        </w:tc>
-        <w:tc>
-          <w:tcPr>
-            <w:tcW w:w="1050" w:type="dxa"/>
-            <w:tcBorders>
-              <w:top w:val="single" w:sz="4" w:space="0" w:color="auto"/>
-              <w:left w:val="single" w:sz="4" w:space="0" w:color="auto"/>
-              <w:bottom w:val="single" w:sz="4" w:space="0" w:color="auto"/>
-              <w:right w:val="single" w:sz="4" w:space="0" w:color="auto"/>
-            </w:tcBorders>
-            <w:noWrap/>
-            <w:vAlign w:val="center"/>
-          </w:tcPr>
-          <w:p>
-            <w:pPr>
-              <w:spacing w:line="240" w:lineRule="auto"/>
-              <w:jc w:val="center"/>
-              <w:rPr>
-                <w:color w:val="000000"/>
-                <w:sz w:val="18"/>
-                <w:szCs w:val="18"/>
-              </w:rPr>
-            </w:pPr>
-            <w:r>
-              <w:rPr>
-                <w:color w:val="000000"/>
-                <w:sz w:val="18"/>
-                <w:szCs w:val="18"/>
-              </w:rPr>
-              <w:t>0 (0 - 3)</w:t>
-            </w:r>
-          </w:p>
-        </w:tc>
-        <w:tc>
-          <w:tcPr>
-            <w:tcW w:w="1332" w:type="dxa"/>
-            <w:tcBorders>
-              <w:top w:val="single" w:sz="4" w:space="0" w:color="auto"/>
-              <w:left w:val="single" w:sz="4" w:space="0" w:color="auto"/>
-              <w:bottom w:val="single" w:sz="4" w:space="0" w:color="auto"/>
-              <w:right w:val="single" w:sz="4" w:space="0" w:color="auto"/>
-            </w:tcBorders>
-            <w:noWrap/>
-            <w:vAlign w:val="center"/>
-          </w:tcPr>
-          <w:p>
-            <w:pPr>
-              <w:spacing w:line="240" w:lineRule="auto"/>
-              <w:jc w:val="center"/>
-              <w:rPr>
-                <w:color w:val="000000"/>
-                <w:sz w:val="18"/>
-                <w:szCs w:val="18"/>
-              </w:rPr>
-            </w:pPr>
-            <w:r>
-              <w:rPr>
-                <w:color w:val="000000"/>
-                <w:sz w:val="18"/>
-                <w:szCs w:val="18"/>
-              </w:rPr>
-              <w:t>0.376 (0.079 - 1.558)</w:t>
-            </w:r>
-          </w:p>
-        </w:tc>
-        <w:tc>
-          <w:tcPr>
-            <w:tcW w:w="1332" w:type="dxa"/>
-            <w:tcBorders>
-              <w:top w:val="single" w:sz="4" w:space="0" w:color="auto"/>
-              <w:left w:val="single" w:sz="4" w:space="0" w:color="auto"/>
-              <w:bottom w:val="single" w:sz="4" w:space="0" w:color="auto"/>
-              <w:right w:val="single" w:sz="4" w:space="0" w:color="auto"/>
-            </w:tcBorders>
-            <w:noWrap/>
-            <w:vAlign w:val="center"/>
-          </w:tcPr>
-          <w:p>
-            <w:pPr>
-              <w:spacing w:line="240" w:lineRule="auto"/>
-              <w:jc w:val="center"/>
-              <w:rPr>
-                <w:color w:val="000000"/>
-                <w:sz w:val="18"/>
-                <w:szCs w:val="18"/>
-              </w:rPr>
-            </w:pPr>
-            <w:r>
-              <w:rPr>
-                <w:color w:val="000000"/>
-                <w:sz w:val="18"/>
-                <w:szCs w:val="18"/>
-              </w:rPr>
-              <w:t>0 (0 - 0.015)</w:t>
-            </w:r>
-          </w:p>
-        </w:tc>
-        <w:tc>
-          <w:tcPr>
-            <w:tcW w:w="1332" w:type="dxa"/>
-            <w:tcBorders>
-              <w:top w:val="single" w:sz="4" w:space="0" w:color="auto"/>
-              <w:left w:val="single" w:sz="4" w:space="0" w:color="auto"/>
-              <w:bottom w:val="single" w:sz="4" w:space="0" w:color="auto"/>
-              <w:right w:val="single" w:sz="4" w:space="0" w:color="auto"/>
-            </w:tcBorders>
-            <w:noWrap/>
-            <w:vAlign w:val="center"/>
-          </w:tcPr>
-          <w:p>
-            <w:pPr>
-              <w:spacing w:line="240" w:lineRule="auto"/>
-              <w:jc w:val="center"/>
-              <w:rPr>
-                <w:color w:val="000000"/>
-                <w:sz w:val="18"/>
-                <w:szCs w:val="18"/>
-              </w:rPr>
-            </w:pPr>
-            <w:r>
-              <w:rPr>
-                <w:color w:val="000000"/>
-                <w:sz w:val="18"/>
-                <w:szCs w:val="18"/>
-              </w:rPr>
-              <w:t>8,008.8 (1,813.8 - 34,577.6)</w:t>
-            </w:r>
-          </w:p>
-        </w:tc>
-        <w:tc>
-          <w:tcPr>
-            <w:tcW w:w="1332" w:type="dxa"/>
-            <w:tcBorders>
-              <w:top w:val="single" w:sz="4" w:space="0" w:color="auto"/>
-              <w:left w:val="single" w:sz="4" w:space="0" w:color="auto"/>
-              <w:bottom w:val="single" w:sz="4" w:space="0" w:color="auto"/>
-              <w:right w:val="single" w:sz="4" w:space="0" w:color="auto"/>
-            </w:tcBorders>
-            <w:noWrap/>
-            <w:vAlign w:val="center"/>
-          </w:tcPr>
-          <w:p>
-            <w:pPr>
-              <w:spacing w:line="240" w:lineRule="auto"/>
-              <w:jc w:val="center"/>
-              <w:rPr>
-                <w:color w:val="000000"/>
-                <w:sz w:val="18"/>
-                <w:szCs w:val="18"/>
-              </w:rPr>
-            </w:pPr>
-            <w:r>
-              <w:rPr>
-                <w:color w:val="000000"/>
-                <w:sz w:val="18"/>
-                <w:szCs w:val="18"/>
-              </w:rPr>
-              <w:t>215,831.9 (65,184.6 - 620,458.3)</w:t>
-            </w:r>
-          </w:p>
-        </w:tc>
-        <w:tc>
-          <w:tcPr>
-            <w:tcW w:w="1332" w:type="dxa"/>
-            <w:tcBorders>
-              <w:top w:val="single" w:sz="4" w:space="0" w:color="auto"/>
-              <w:left w:val="single" w:sz="4" w:space="0" w:color="auto"/>
-              <w:bottom w:val="single" w:sz="4" w:space="0" w:color="auto"/>
-              <w:right w:val="single" w:sz="4" w:space="0" w:color="auto"/>
-            </w:tcBorders>
-            <w:noWrap/>
-            <w:vAlign w:val="center"/>
-          </w:tcPr>
-          <w:p>
-            <w:pPr>
-              <w:spacing w:line="240" w:lineRule="auto"/>
-              <w:jc w:val="center"/>
-              <w:rPr>
-                <w:color w:val="000000"/>
-                <w:sz w:val="18"/>
-                <w:szCs w:val="18"/>
-              </w:rPr>
-            </w:pPr>
-            <w:r>
-              <w:rPr>
-                <w:color w:val="000000"/>
-                <w:sz w:val="18"/>
-                <w:szCs w:val="18"/>
-              </w:rPr>
-              <w:t>198,639 (8,252.5 - 16,954,757)</w:t>
-            </w:r>
-          </w:p>
-        </w:tc>
-      </w:tr>
-      <w:tr>
-        <w:trPr>
-          <w:trHeight w:val="638"/>
-        </w:trPr>
-        <w:tc>
-          <w:tcPr>
-            <w:tcW w:w="1020" w:type="dxa"/>
-            <w:vAlign w:val="center"/>
-          </w:tcPr>
-          <w:p>
-            <w:pPr>
-              <w:spacing w:line="240" w:lineRule="auto"/>
-              <w:jc w:val="center"/>
-              <w:rPr>
-                <w:color w:val="000000"/>
-                <w:sz w:val="18"/>
-                <w:szCs w:val="18"/>
-              </w:rPr>
-            </w:pPr>
-            <w:r>
-              <w:rPr>
-                <w:color w:val="000000"/>
-                <w:sz w:val="18"/>
-                <w:szCs w:val="18"/>
-              </w:rPr>
-              <w:t>13</w:t>
-            </w:r>
-          </w:p>
-        </w:tc>
-        <w:tc>
-          <w:tcPr>
-            <w:tcW w:w="1020" w:type="dxa"/>
-            <w:vAlign w:val="center"/>
-          </w:tcPr>
-          <w:p>
-            <w:pPr>
-              <w:spacing w:line="240" w:lineRule="auto"/>
-              <w:jc w:val="center"/>
-              <w:rPr>
-                <w:color w:val="000000"/>
-                <w:sz w:val="18"/>
-                <w:szCs w:val="18"/>
-              </w:rPr>
-            </w:pPr>
-            <w:r>
-              <w:rPr>
-                <w:color w:val="000000"/>
-                <w:sz w:val="18"/>
-                <w:szCs w:val="18"/>
-              </w:rPr>
-              <w:t>50</w:t>
-            </w:r>
-          </w:p>
-        </w:tc>
-        <w:tc>
-          <w:tcPr>
-            <w:tcW w:w="1020" w:type="dxa"/>
-            <w:tcBorders>
-              <w:top w:val="single" w:sz="4" w:space="0" w:color="auto"/>
-              <w:left w:val="nil"/>
-              <w:bottom w:val="single" w:sz="4" w:space="0" w:color="auto"/>
-              <w:right w:val="single" w:sz="4" w:space="0" w:color="auto"/>
-            </w:tcBorders>
-            <w:vAlign w:val="center"/>
-          </w:tcPr>
-          <w:p>
-            <w:pPr>
-              <w:spacing w:line="240" w:lineRule="auto"/>
-              <w:jc w:val="center"/>
-              <w:rPr>
-                <w:color w:val="000000"/>
-                <w:sz w:val="18"/>
-                <w:szCs w:val="18"/>
-              </w:rPr>
-            </w:pPr>
-            <w:r>
-              <w:rPr>
-                <w:color w:val="000000"/>
-                <w:sz w:val="18"/>
-                <w:szCs w:val="18"/>
-              </w:rPr>
-              <w:t>360 (30.2%)</w:t>
-            </w:r>
-          </w:p>
-        </w:tc>
-        <w:tc>
-          <w:tcPr>
-            <w:tcW w:w="1050" w:type="dxa"/>
-            <w:tcBorders>
-              <w:top w:val="single" w:sz="4" w:space="0" w:color="auto"/>
-              <w:left w:val="single" w:sz="4" w:space="0" w:color="auto"/>
-              <w:bottom w:val="single" w:sz="4" w:space="0" w:color="auto"/>
-              <w:right w:val="single" w:sz="4" w:space="0" w:color="auto"/>
-            </w:tcBorders>
-            <w:vAlign w:val="center"/>
-          </w:tcPr>
-          <w:p>
-            <w:pPr>
-              <w:spacing w:line="240" w:lineRule="auto"/>
-              <w:jc w:val="center"/>
-              <w:rPr>
-                <w:color w:val="000000"/>
-                <w:sz w:val="18"/>
-                <w:szCs w:val="18"/>
-              </w:rPr>
-            </w:pPr>
-            <w:r>
-              <w:rPr>
-                <w:color w:val="000000"/>
-                <w:sz w:val="18"/>
-                <w:szCs w:val="18"/>
-              </w:rPr>
-              <w:t>10.3 (2.1 - 28.7)</w:t>
-            </w:r>
-          </w:p>
-        </w:tc>
-        <w:tc>
-          <w:tcPr>
-            <w:tcW w:w="1050" w:type="dxa"/>
-            <w:tcBorders>
-              <w:top w:val="single" w:sz="4" w:space="0" w:color="auto"/>
-              <w:left w:val="single" w:sz="4" w:space="0" w:color="auto"/>
-              <w:bottom w:val="single" w:sz="4" w:space="0" w:color="auto"/>
-              <w:right w:val="single" w:sz="4" w:space="0" w:color="auto"/>
-            </w:tcBorders>
-            <w:noWrap/>
-            <w:vAlign w:val="center"/>
-          </w:tcPr>
-          <w:p>
-            <w:pPr>
-              <w:spacing w:line="240" w:lineRule="auto"/>
-              <w:jc w:val="center"/>
-              <w:rPr>
-                <w:color w:val="000000"/>
-                <w:sz w:val="18"/>
-                <w:szCs w:val="18"/>
-              </w:rPr>
-            </w:pPr>
-            <w:r>
-              <w:rPr>
-                <w:color w:val="000000"/>
-                <w:sz w:val="18"/>
-                <w:szCs w:val="18"/>
-              </w:rPr>
-              <w:t>54 (11 - 231)</w:t>
-            </w:r>
-          </w:p>
-        </w:tc>
-        <w:tc>
-          <w:tcPr>
-            <w:tcW w:w="1050" w:type="dxa"/>
-            <w:tcBorders>
-              <w:top w:val="single" w:sz="4" w:space="0" w:color="auto"/>
-              <w:left w:val="single" w:sz="4" w:space="0" w:color="auto"/>
-              <w:bottom w:val="single" w:sz="4" w:space="0" w:color="auto"/>
-              <w:right w:val="single" w:sz="4" w:space="0" w:color="auto"/>
-            </w:tcBorders>
-            <w:noWrap/>
-            <w:vAlign w:val="center"/>
-          </w:tcPr>
-          <w:p>
-            <w:pPr>
-              <w:spacing w:line="240" w:lineRule="auto"/>
-              <w:jc w:val="center"/>
-              <w:rPr>
-                <w:color w:val="000000"/>
-                <w:sz w:val="18"/>
-                <w:szCs w:val="18"/>
-              </w:rPr>
-            </w:pPr>
-            <w:r>
-              <w:rPr>
-                <w:color w:val="000000"/>
-                <w:sz w:val="18"/>
-                <w:szCs w:val="18"/>
-              </w:rPr>
-              <w:t>0 (0 - 3)</w:t>
-            </w:r>
-          </w:p>
-        </w:tc>
-        <w:tc>
-          <w:tcPr>
-            <w:tcW w:w="1332" w:type="dxa"/>
-            <w:tcBorders>
-              <w:top w:val="single" w:sz="4" w:space="0" w:color="auto"/>
-              <w:left w:val="single" w:sz="4" w:space="0" w:color="auto"/>
-              <w:bottom w:val="single" w:sz="4" w:space="0" w:color="auto"/>
-              <w:right w:val="single" w:sz="4" w:space="0" w:color="auto"/>
-            </w:tcBorders>
-            <w:noWrap/>
-            <w:vAlign w:val="center"/>
-          </w:tcPr>
-          <w:p>
-            <w:pPr>
-              <w:spacing w:line="240" w:lineRule="auto"/>
-              <w:jc w:val="center"/>
-              <w:rPr>
-                <w:color w:val="000000"/>
-                <w:sz w:val="18"/>
-                <w:szCs w:val="18"/>
-              </w:rPr>
-            </w:pPr>
-            <w:r>
-              <w:rPr>
-                <w:color w:val="000000"/>
-                <w:sz w:val="18"/>
-                <w:szCs w:val="18"/>
-              </w:rPr>
-              <w:t>0.259 (0.038 - 1.24)</w:t>
-            </w:r>
-          </w:p>
-        </w:tc>
-        <w:tc>
-          <w:tcPr>
-            <w:tcW w:w="1332" w:type="dxa"/>
-            <w:tcBorders>
-              <w:top w:val="single" w:sz="4" w:space="0" w:color="auto"/>
-              <w:left w:val="single" w:sz="4" w:space="0" w:color="auto"/>
-              <w:bottom w:val="single" w:sz="4" w:space="0" w:color="auto"/>
-              <w:right w:val="single" w:sz="4" w:space="0" w:color="auto"/>
-            </w:tcBorders>
-            <w:noWrap/>
-            <w:vAlign w:val="center"/>
-          </w:tcPr>
-          <w:p>
-            <w:pPr>
-              <w:spacing w:line="240" w:lineRule="auto"/>
-              <w:jc w:val="center"/>
-              <w:rPr>
-                <w:color w:val="000000"/>
-                <w:sz w:val="18"/>
-                <w:szCs w:val="18"/>
-              </w:rPr>
-            </w:pPr>
-            <w:r>
-              <w:rPr>
-                <w:color w:val="000000"/>
-                <w:sz w:val="18"/>
-                <w:szCs w:val="18"/>
-              </w:rPr>
-              <w:t>0 (0 - 0.012)</w:t>
-            </w:r>
-          </w:p>
-        </w:tc>
-        <w:tc>
-          <w:tcPr>
-            <w:tcW w:w="1332" w:type="dxa"/>
-            <w:tcBorders>
-              <w:top w:val="single" w:sz="4" w:space="0" w:color="auto"/>
-              <w:left w:val="single" w:sz="4" w:space="0" w:color="auto"/>
-              <w:bottom w:val="single" w:sz="4" w:space="0" w:color="auto"/>
-              <w:right w:val="single" w:sz="4" w:space="0" w:color="auto"/>
-            </w:tcBorders>
-            <w:noWrap/>
-            <w:vAlign w:val="center"/>
-          </w:tcPr>
-          <w:p>
-            <w:pPr>
-              <w:spacing w:line="240" w:lineRule="auto"/>
-              <w:jc w:val="center"/>
-              <w:rPr>
-                <w:color w:val="000000"/>
-                <w:sz w:val="18"/>
-                <w:szCs w:val="18"/>
-              </w:rPr>
-            </w:pPr>
-            <w:r>
-              <w:rPr>
-                <w:color w:val="000000"/>
-                <w:sz w:val="18"/>
-                <w:szCs w:val="18"/>
-              </w:rPr>
-              <w:t>10,101.9 (2,092.8 - 42,930.9)</w:t>
-            </w:r>
-          </w:p>
-        </w:tc>
-        <w:tc>
-          <w:tcPr>
-            <w:tcW w:w="1332" w:type="dxa"/>
-            <w:tcBorders>
-              <w:top w:val="single" w:sz="4" w:space="0" w:color="auto"/>
-              <w:left w:val="single" w:sz="4" w:space="0" w:color="auto"/>
-              <w:bottom w:val="single" w:sz="4" w:space="0" w:color="auto"/>
-              <w:right w:val="single" w:sz="4" w:space="0" w:color="auto"/>
-            </w:tcBorders>
-            <w:noWrap/>
-            <w:vAlign w:val="center"/>
-          </w:tcPr>
-          <w:p>
-            <w:pPr>
-              <w:spacing w:line="240" w:lineRule="auto"/>
-              <w:jc w:val="center"/>
-              <w:rPr>
-                <w:color w:val="000000"/>
-                <w:sz w:val="18"/>
-                <w:szCs w:val="18"/>
-              </w:rPr>
-            </w:pPr>
-            <w:r>
-              <w:rPr>
-                <w:color w:val="000000"/>
-                <w:sz w:val="18"/>
-                <w:szCs w:val="18"/>
-              </w:rPr>
-              <w:t>210,691.7 (67,994.5 - 622,425.5)</w:t>
-            </w:r>
-          </w:p>
-        </w:tc>
-        <w:tc>
-          <w:tcPr>
-            <w:tcW w:w="1332" w:type="dxa"/>
-            <w:tcBorders>
-              <w:top w:val="single" w:sz="4" w:space="0" w:color="auto"/>
-              <w:left w:val="single" w:sz="4" w:space="0" w:color="auto"/>
-              <w:bottom w:val="single" w:sz="4" w:space="0" w:color="auto"/>
-              <w:right w:val="single" w:sz="4" w:space="0" w:color="auto"/>
-            </w:tcBorders>
-            <w:noWrap/>
-            <w:vAlign w:val="center"/>
-          </w:tcPr>
-          <w:p>
-            <w:pPr>
-              <w:spacing w:line="240" w:lineRule="auto"/>
-              <w:jc w:val="center"/>
-              <w:rPr>
-                <w:color w:val="000000"/>
-                <w:sz w:val="18"/>
-                <w:szCs w:val="18"/>
-              </w:rPr>
-            </w:pPr>
-            <w:r>
-              <w:rPr>
-                <w:color w:val="000000"/>
-                <w:sz w:val="18"/>
-                <w:szCs w:val="18"/>
-              </w:rPr>
-              <w:t>811,607 (9,322.7 - 25,818,971)</w:t>
-            </w:r>
-          </w:p>
-        </w:tc>
-      </w:tr>
-      <w:tr>
-        <w:trPr>
-          <w:trHeight w:val="638"/>
-        </w:trPr>
-        <w:tc>
-          <w:tcPr>
-            <w:tcW w:w="1020" w:type="dxa"/>
-            <w:vAlign w:val="center"/>
-          </w:tcPr>
-          <w:p>
-            <w:pPr>
-              <w:spacing w:line="240" w:lineRule="auto"/>
-              <w:jc w:val="center"/>
-              <w:rPr>
-                <w:color w:val="000000"/>
-                <w:sz w:val="18"/>
-                <w:szCs w:val="18"/>
-              </w:rPr>
-            </w:pPr>
-            <w:r>
-              <w:rPr>
-                <w:color w:val="000000"/>
-                <w:sz w:val="18"/>
-                <w:szCs w:val="18"/>
-              </w:rPr>
-              <w:t>13</w:t>
-            </w:r>
-          </w:p>
-        </w:tc>
-        <w:tc>
-          <w:tcPr>
-            <w:tcW w:w="1020" w:type="dxa"/>
-            <w:vAlign w:val="center"/>
-          </w:tcPr>
-          <w:p>
-            <w:pPr>
-              <w:spacing w:line="240" w:lineRule="auto"/>
-              <w:jc w:val="center"/>
-              <w:rPr>
-                <w:color w:val="000000"/>
-                <w:sz w:val="18"/>
-                <w:szCs w:val="18"/>
-              </w:rPr>
-            </w:pPr>
-            <w:r>
-              <w:rPr>
-                <w:color w:val="000000"/>
-                <w:sz w:val="18"/>
-                <w:szCs w:val="18"/>
-              </w:rPr>
-              <w:t>100</w:t>
-            </w:r>
-          </w:p>
-        </w:tc>
-        <w:tc>
-          <w:tcPr>
-            <w:tcW w:w="1020" w:type="dxa"/>
-            <w:tcBorders>
-              <w:top w:val="single" w:sz="4" w:space="0" w:color="auto"/>
-              <w:left w:val="nil"/>
-              <w:bottom w:val="single" w:sz="4" w:space="0" w:color="auto"/>
-              <w:right w:val="single" w:sz="4" w:space="0" w:color="auto"/>
-            </w:tcBorders>
-            <w:vAlign w:val="center"/>
-          </w:tcPr>
-          <w:p>
-            <w:pPr>
-              <w:spacing w:line="240" w:lineRule="auto"/>
-              <w:jc w:val="center"/>
-              <w:rPr>
-                <w:color w:val="000000"/>
-                <w:sz w:val="18"/>
-                <w:szCs w:val="18"/>
-              </w:rPr>
-            </w:pPr>
-            <w:r>
-              <w:rPr>
-                <w:color w:val="000000"/>
-                <w:sz w:val="18"/>
-                <w:szCs w:val="18"/>
-              </w:rPr>
-              <w:t>360 (30.2%)</w:t>
-            </w:r>
-          </w:p>
-        </w:tc>
-        <w:tc>
-          <w:tcPr>
-            <w:tcW w:w="1050" w:type="dxa"/>
-            <w:tcBorders>
-              <w:top w:val="single" w:sz="4" w:space="0" w:color="auto"/>
-              <w:left w:val="single" w:sz="4" w:space="0" w:color="auto"/>
-              <w:bottom w:val="single" w:sz="4" w:space="0" w:color="auto"/>
-              <w:right w:val="single" w:sz="4" w:space="0" w:color="auto"/>
-            </w:tcBorders>
-            <w:vAlign w:val="center"/>
-          </w:tcPr>
-          <w:p>
-            <w:pPr>
-              <w:spacing w:line="240" w:lineRule="auto"/>
-              <w:jc w:val="center"/>
-              <w:rPr>
-                <w:color w:val="000000"/>
-                <w:sz w:val="18"/>
-                <w:szCs w:val="18"/>
-              </w:rPr>
-            </w:pPr>
-            <w:r>
-              <w:rPr>
-                <w:color w:val="000000"/>
-                <w:sz w:val="18"/>
-                <w:szCs w:val="18"/>
-              </w:rPr>
-              <w:t>6.2 (0.9 - 22)</w:t>
-            </w:r>
-          </w:p>
-        </w:tc>
-        <w:tc>
-          <w:tcPr>
-            <w:tcW w:w="1050" w:type="dxa"/>
-            <w:tcBorders>
-              <w:top w:val="single" w:sz="4" w:space="0" w:color="auto"/>
-              <w:left w:val="single" w:sz="4" w:space="0" w:color="auto"/>
-              <w:bottom w:val="single" w:sz="4" w:space="0" w:color="auto"/>
-              <w:right w:val="single" w:sz="4" w:space="0" w:color="auto"/>
-            </w:tcBorders>
-            <w:noWrap/>
-            <w:vAlign w:val="center"/>
-          </w:tcPr>
-          <w:p>
-            <w:pPr>
-              <w:spacing w:line="240" w:lineRule="auto"/>
-              <w:jc w:val="center"/>
-              <w:rPr>
-                <w:color w:val="000000"/>
-                <w:sz w:val="18"/>
-                <w:szCs w:val="18"/>
-              </w:rPr>
-            </w:pPr>
-            <w:bookmarkStart w:id="32" w:name="_Hlk207111605"/>
-            <w:r>
-              <w:rPr>
-                <w:color w:val="000000"/>
-                <w:sz w:val="18"/>
-                <w:szCs w:val="18"/>
-              </w:rPr>
-              <w:t>35 (4 - 201)</w:t>
-            </w:r>
-            <w:bookmarkEnd w:id="32"/>
-          </w:p>
-        </w:tc>
-        <w:tc>
-          <w:tcPr>
-            <w:tcW w:w="1050" w:type="dxa"/>
-            <w:tcBorders>
-              <w:top w:val="single" w:sz="4" w:space="0" w:color="auto"/>
-              <w:left w:val="single" w:sz="4" w:space="0" w:color="auto"/>
-              <w:bottom w:val="single" w:sz="4" w:space="0" w:color="auto"/>
-              <w:right w:val="single" w:sz="4" w:space="0" w:color="auto"/>
-            </w:tcBorders>
-            <w:noWrap/>
-            <w:vAlign w:val="center"/>
-          </w:tcPr>
-          <w:p>
-            <w:pPr>
-              <w:spacing w:line="240" w:lineRule="auto"/>
-              <w:jc w:val="center"/>
-              <w:rPr>
-                <w:color w:val="000000"/>
-                <w:sz w:val="18"/>
-                <w:szCs w:val="18"/>
-              </w:rPr>
-            </w:pPr>
-            <w:r>
-              <w:rPr>
-                <w:color w:val="000000"/>
-                <w:sz w:val="18"/>
-                <w:szCs w:val="18"/>
-              </w:rPr>
-              <w:t>0 (0 - 2)</w:t>
-            </w:r>
-          </w:p>
-        </w:tc>
-        <w:tc>
-          <w:tcPr>
-            <w:tcW w:w="1332" w:type="dxa"/>
-            <w:tcBorders>
-              <w:top w:val="single" w:sz="4" w:space="0" w:color="auto"/>
-              <w:left w:val="single" w:sz="4" w:space="0" w:color="auto"/>
-              <w:bottom w:val="single" w:sz="4" w:space="0" w:color="auto"/>
-              <w:right w:val="single" w:sz="4" w:space="0" w:color="auto"/>
-            </w:tcBorders>
-            <w:noWrap/>
-            <w:vAlign w:val="center"/>
-          </w:tcPr>
-          <w:p>
-            <w:pPr>
-              <w:spacing w:line="240" w:lineRule="auto"/>
-              <w:jc w:val="center"/>
-              <w:rPr>
-                <w:color w:val="000000"/>
-                <w:sz w:val="18"/>
-                <w:szCs w:val="18"/>
-              </w:rPr>
-            </w:pPr>
-            <w:r>
-              <w:rPr>
-                <w:color w:val="000000"/>
-                <w:sz w:val="18"/>
-                <w:szCs w:val="18"/>
-              </w:rPr>
-              <w:t>0.173 (0.016 - 0.904)</w:t>
-            </w:r>
-          </w:p>
-        </w:tc>
-        <w:tc>
-          <w:tcPr>
-            <w:tcW w:w="1332" w:type="dxa"/>
-            <w:tcBorders>
-              <w:top w:val="single" w:sz="4" w:space="0" w:color="auto"/>
-              <w:left w:val="single" w:sz="4" w:space="0" w:color="auto"/>
-              <w:bottom w:val="single" w:sz="4" w:space="0" w:color="auto"/>
-              <w:right w:val="single" w:sz="4" w:space="0" w:color="auto"/>
-            </w:tcBorders>
-            <w:noWrap/>
-            <w:vAlign w:val="center"/>
-          </w:tcPr>
-          <w:p>
-            <w:pPr>
-              <w:spacing w:line="240" w:lineRule="auto"/>
-              <w:jc w:val="center"/>
-              <w:rPr>
-                <w:color w:val="000000"/>
-                <w:sz w:val="18"/>
-                <w:szCs w:val="18"/>
-              </w:rPr>
-            </w:pPr>
-            <w:r>
-              <w:rPr>
-                <w:color w:val="000000"/>
-                <w:sz w:val="18"/>
-                <w:szCs w:val="18"/>
-              </w:rPr>
-              <w:t>0 (0 - 0.009)</w:t>
-            </w:r>
-          </w:p>
-        </w:tc>
-        <w:tc>
-          <w:tcPr>
-            <w:tcW w:w="1332" w:type="dxa"/>
-            <w:tcBorders>
-              <w:top w:val="single" w:sz="4" w:space="0" w:color="auto"/>
-              <w:left w:val="single" w:sz="4" w:space="0" w:color="auto"/>
-              <w:bottom w:val="single" w:sz="4" w:space="0" w:color="auto"/>
-              <w:right w:val="single" w:sz="4" w:space="0" w:color="auto"/>
-            </w:tcBorders>
-            <w:noWrap/>
-            <w:vAlign w:val="center"/>
-          </w:tcPr>
-          <w:p>
-            <w:pPr>
-              <w:spacing w:line="240" w:lineRule="auto"/>
-              <w:jc w:val="center"/>
-              <w:rPr>
-                <w:color w:val="000000"/>
-                <w:sz w:val="18"/>
-                <w:szCs w:val="18"/>
-              </w:rPr>
-            </w:pPr>
-            <w:r>
-              <w:rPr>
-                <w:color w:val="000000"/>
-                <w:sz w:val="18"/>
-                <w:szCs w:val="18"/>
-              </w:rPr>
-              <w:t>12,592.8 (2,615.5 - 52,489.2)</w:t>
-            </w:r>
-          </w:p>
-        </w:tc>
-        <w:tc>
-          <w:tcPr>
-            <w:tcW w:w="1332" w:type="dxa"/>
-            <w:tcBorders>
-              <w:top w:val="single" w:sz="4" w:space="0" w:color="auto"/>
-              <w:left w:val="single" w:sz="4" w:space="0" w:color="auto"/>
-              <w:bottom w:val="single" w:sz="4" w:space="0" w:color="auto"/>
-              <w:right w:val="single" w:sz="4" w:space="0" w:color="auto"/>
-            </w:tcBorders>
-            <w:noWrap/>
-            <w:vAlign w:val="center"/>
-          </w:tcPr>
-          <w:p>
-            <w:pPr>
-              <w:spacing w:line="240" w:lineRule="auto"/>
-              <w:jc w:val="center"/>
-              <w:rPr>
-                <w:color w:val="000000"/>
-                <w:sz w:val="18"/>
-                <w:szCs w:val="18"/>
-              </w:rPr>
-            </w:pPr>
-            <w:r>
-              <w:rPr>
-                <w:color w:val="000000"/>
-                <w:sz w:val="18"/>
-                <w:szCs w:val="18"/>
-              </w:rPr>
-              <w:t>233,542.4 (73,765.9 - 651,742.6)</w:t>
-            </w:r>
-          </w:p>
-        </w:tc>
-        <w:tc>
-          <w:tcPr>
-            <w:tcW w:w="1332" w:type="dxa"/>
-            <w:tcBorders>
-              <w:top w:val="single" w:sz="4" w:space="0" w:color="auto"/>
-              <w:left w:val="single" w:sz="4" w:space="0" w:color="auto"/>
-              <w:bottom w:val="single" w:sz="4" w:space="0" w:color="auto"/>
-              <w:right w:val="single" w:sz="4" w:space="0" w:color="auto"/>
-            </w:tcBorders>
-            <w:noWrap/>
-            <w:vAlign w:val="center"/>
-          </w:tcPr>
-          <w:p>
-            <w:pPr>
-              <w:spacing w:line="240" w:lineRule="auto"/>
-              <w:jc w:val="center"/>
-              <w:rPr>
-                <w:color w:val="000000"/>
-                <w:sz w:val="18"/>
-                <w:szCs w:val="18"/>
-              </w:rPr>
-            </w:pPr>
-            <w:r>
-              <w:rPr>
-                <w:color w:val="000000"/>
-                <w:sz w:val="18"/>
-                <w:szCs w:val="18"/>
-              </w:rPr>
-              <w:t>1,513,291 (11,664.8 - 35,255,081)</w:t>
-            </w:r>
-          </w:p>
-        </w:tc>
-      </w:tr>
-      <w:bookmarkEnd w:id="28"/>
-    </w:tbl>
-    <w:p>
-      <w:pPr>
-        <w:rPr>
-          <w:rFonts w:ascii="Aptos" w:hAnsi="Aptos" w:cs="Cambria Math"/>
-        </w:rPr>
-      </w:pPr>
-    </w:p>
-    <w:p/>
-    <w:p/>
-    <w:p/>
-    <w:p/>
-    <w:p>
-      <w:pPr>
         <w:sectPr>
           <w:pgSz w:w="15840" w:h="12240" w:orient="landscape"/>
           <w:pgMar w:top="1440" w:right="1440" w:bottom="1440" w:left="1440" w:header="720" w:footer="720" w:gutter="0"/>
@@ -18881,7 +12973,7 @@
           <w:color w:val="auto"/>
         </w:rPr>
       </w:pPr>
-      <w:bookmarkStart w:id="33" w:name="_Toc208578235"/>
+      <w:bookmarkStart w:id="27" w:name="_Toc208578235"/>
       <w:r>
         <w:rPr>
           <w:color w:val="auto"/>
@@ -18896,7 +12988,7 @@
         </w:rPr>
         <w:t>4</w:t>
       </w:r>
-      <w:bookmarkEnd w:id="33"/>
+      <w:bookmarkEnd w:id="27"/>
     </w:p>
     <w:p>
       <w:pPr>
@@ -19049,7 +13141,7 @@
           <w:color w:val="auto"/>
         </w:rPr>
       </w:pPr>
-      <w:bookmarkStart w:id="34" w:name="_Toc208578236"/>
+      <w:bookmarkStart w:id="28" w:name="_Toc208578236"/>
       <w:r>
         <w:rPr>
           <w:color w:val="auto"/>
@@ -19064,7 +13156,7 @@
         </w:rPr>
         <w:t>3</w:t>
       </w:r>
-      <w:bookmarkEnd w:id="34"/>
+      <w:bookmarkEnd w:id="28"/>
       <w:r>
         <w:rPr>
           <w:color w:val="auto"/>
@@ -36615,7 +30707,7 @@
           <w:docGrid w:linePitch="360"/>
         </w:sectPr>
       </w:pPr>
-      <w:bookmarkStart w:id="35" w:name="_Toc184920095"/>
+      <w:bookmarkStart w:id="29" w:name="_Toc184920095"/>
     </w:p>
     <w:p>
       <w:pPr>
@@ -36625,11 +30717,11 @@
           <w:color w:val="auto"/>
         </w:rPr>
       </w:pPr>
-      <w:bookmarkStart w:id="36" w:name="_Toc184920093"/>
-      <w:bookmarkStart w:id="37" w:name="_Toc191389135"/>
-      <w:bookmarkStart w:id="38" w:name="_Toc208578237"/>
-      <w:bookmarkStart w:id="39" w:name="_Toc184920096"/>
-      <w:bookmarkEnd w:id="35"/>
+      <w:bookmarkStart w:id="30" w:name="_Toc184920093"/>
+      <w:bookmarkStart w:id="31" w:name="_Toc191389135"/>
+      <w:bookmarkStart w:id="32" w:name="_Toc208578237"/>
+      <w:bookmarkStart w:id="33" w:name="_Toc184920096"/>
+      <w:bookmarkEnd w:id="29"/>
       <w:r>
         <w:rPr>
           <w:rFonts w:asciiTheme="minorHAnsi" w:hAnsiTheme="minorHAnsi" w:cs="Arial"/>
@@ -36652,9 +30744,9 @@
         </w:rPr>
         <w:t>. Vaccine effectiveness comparison using dynamic models</w:t>
       </w:r>
-      <w:bookmarkEnd w:id="36"/>
-      <w:bookmarkEnd w:id="37"/>
-      <w:bookmarkEnd w:id="38"/>
+      <w:bookmarkEnd w:id="30"/>
+      <w:bookmarkEnd w:id="31"/>
+      <w:bookmarkEnd w:id="32"/>
     </w:p>
     <w:p>
       <w:r>
@@ -38565,7 +32657,7 @@
                 </w:rPr>
                 <m:t>d</m:t>
               </m:r>
-              <w:bookmarkStart w:id="40" w:name="_Hlk183949401"/>
+              <w:bookmarkStart w:id="34" w:name="_Hlk183949401"/>
               <m:sSub>
                 <m:sSubPr>
                   <m:ctrlPr>
@@ -38603,7 +32695,7 @@
                   </m:r>
                 </m:sub>
               </m:sSub>
-              <w:bookmarkEnd w:id="40"/>
+              <w:bookmarkEnd w:id="34"/>
             </m:num>
             <m:den>
               <m:r>
@@ -41389,16 +35481,16 @@
           <w:color w:val="auto"/>
         </w:rPr>
       </w:pPr>
-      <w:bookmarkStart w:id="41" w:name="_Toc191389136"/>
-      <w:bookmarkStart w:id="42" w:name="_Toc208578238"/>
-      <w:bookmarkStart w:id="43" w:name="_Toc184920094"/>
+      <w:bookmarkStart w:id="35" w:name="_Toc191389136"/>
+      <w:bookmarkStart w:id="36" w:name="_Toc208578238"/>
+      <w:bookmarkStart w:id="37" w:name="_Toc184920094"/>
       <w:r>
         <w:rPr>
           <w:color w:val="auto"/>
         </w:rPr>
         <w:t>Figure S</w:t>
       </w:r>
-      <w:bookmarkEnd w:id="41"/>
+      <w:bookmarkEnd w:id="35"/>
       <w:r>
         <w:rPr>
           <w:rFonts w:hint="eastAsia"/>
@@ -41406,7 +35498,7 @@
         </w:rPr>
         <w:t>5</w:t>
       </w:r>
-      <w:bookmarkEnd w:id="42"/>
+      <w:bookmarkEnd w:id="36"/>
       <w:r>
         <w:rPr>
           <w:color w:val="auto"/>
@@ -41426,7 +35518,7 @@
       <w:r>
         <w:t xml:space="preserve"> states are additionally modeled with two compartments to model the Erlang-distributed residence times.</w:t>
       </w:r>
-      <w:bookmarkEnd w:id="43"/>
+      <w:bookmarkEnd w:id="37"/>
     </w:p>
     <w:p>
       <w:pPr>
@@ -42282,15 +36374,15 @@
           <w:color w:val="auto"/>
         </w:rPr>
       </w:pPr>
-      <w:bookmarkStart w:id="44" w:name="_Toc191389137"/>
-      <w:bookmarkStart w:id="45" w:name="_Toc208578239"/>
+      <w:bookmarkStart w:id="38" w:name="_Toc191389137"/>
+      <w:bookmarkStart w:id="39" w:name="_Toc208578239"/>
       <w:r>
         <w:rPr>
           <w:color w:val="auto"/>
         </w:rPr>
         <w:t>Figure S</w:t>
       </w:r>
-      <w:bookmarkEnd w:id="44"/>
+      <w:bookmarkEnd w:id="38"/>
       <w:r>
         <w:rPr>
           <w:rFonts w:hint="eastAsia"/>
@@ -42298,7 +36390,7 @@
         </w:rPr>
         <w:t>6</w:t>
       </w:r>
-      <w:bookmarkEnd w:id="45"/>
+      <w:bookmarkEnd w:id="39"/>
       <w:r>
         <w:rPr>
           <w:color w:val="auto"/>
@@ -42383,7 +36475,7 @@
           <w:color w:val="auto"/>
         </w:rPr>
       </w:pPr>
-      <w:bookmarkStart w:id="46" w:name="_Toc208578240"/>
+      <w:bookmarkStart w:id="40" w:name="_Toc208578240"/>
       <w:r>
         <w:rPr>
           <w:rFonts w:hint="eastAsia"/>
@@ -42398,7 +36490,7 @@
         </w:rPr>
         <w:t>7</w:t>
       </w:r>
-      <w:bookmarkEnd w:id="46"/>
+      <w:bookmarkEnd w:id="40"/>
       <w:r>
         <w:rPr>
           <w:rFonts w:hint="eastAsia"/>
@@ -42432,7 +36524,7 @@
         </w:rPr>
         <w:t>.</w:t>
       </w:r>
-      <w:bookmarkEnd w:id="39"/>
+      <w:bookmarkEnd w:id="33"/>
       <w:r>
         <w:t xml:space="preserve"> </w:t>
       </w:r>
@@ -42583,7 +36675,7 @@
           <w:color w:val="auto"/>
         </w:rPr>
       </w:pPr>
-      <w:bookmarkStart w:id="47" w:name="_Toc208578241"/>
+      <w:bookmarkStart w:id="41" w:name="_Toc208578241"/>
       <w:r>
         <w:rPr>
           <w:color w:val="auto"/>
@@ -42598,7 +36690,7 @@
         </w:rPr>
         <w:t>4</w:t>
       </w:r>
-      <w:bookmarkEnd w:id="47"/>
+      <w:bookmarkEnd w:id="41"/>
     </w:p>
     <w:p>
       <w:pPr>
@@ -46945,9 +41037,9 @@
           <w:color w:val="auto"/>
         </w:rPr>
       </w:pPr>
-      <w:bookmarkStart w:id="48" w:name="_Toc184911573"/>
-      <w:bookmarkStart w:id="49" w:name="_Toc184920102"/>
-      <w:bookmarkStart w:id="50" w:name="_Toc208578242"/>
+      <w:bookmarkStart w:id="42" w:name="_Toc184911573"/>
+      <w:bookmarkStart w:id="43" w:name="_Toc184920102"/>
+      <w:bookmarkStart w:id="44" w:name="_Toc208578242"/>
       <w:r>
         <w:rPr>
           <w:color w:val="auto"/>
@@ -46955,9 +41047,9 @@
         <w:lastRenderedPageBreak/>
         <w:t>References</w:t>
       </w:r>
-      <w:bookmarkEnd w:id="48"/>
-      <w:bookmarkEnd w:id="49"/>
-      <w:bookmarkEnd w:id="50"/>
+      <w:bookmarkEnd w:id="42"/>
+      <w:bookmarkEnd w:id="43"/>
+      <w:bookmarkEnd w:id="44"/>
     </w:p>
     <w:p>
       <w:pPr>
@@ -49132,7 +43224,7 @@
   <w:style w:type="paragraph" w:default="1" w:styleId="Normal">
     <w:name w:val="Normal"/>
     <w:qFormat/>
-    <w:rsid w:val="00391D71"/>
+    <w:rsid w:val="0096551D"/>
     <w:pPr>
       <w:spacing w:line="360" w:lineRule="auto"/>
     </w:pPr>
